--- a/Loyiha kriptografiya/1. Asimmetrik kriptotizimlar bo'yicha/Tanlov loyihasi.docx
+++ b/Loyiha kriptografiya/1. Asimmetrik kriptotizimlar bo'yicha/Tanlov loyihasi.docx
@@ -320,7 +320,29 @@
                                 <w:szCs w:val="24"/>
                                 <w:lang w:val="en-US" w:eastAsia="en-US"/>
                               </w:rPr>
-                              <w:t xml:space="preserve">AXBOROT-KOMMUNIKATSIYA TEXNOLOGIYALARI VA HARBIY ALOQA INSTITUTI BOSHLIG‘I </w:t>
+                              <w:t xml:space="preserve">AXBOROT-KOMMUNIKATSIYA TEXNOLOGIYALARI VA HARBIY ALOQA INSTITUTI </w:t>
+                            </w:r>
+                            <w:proofErr w:type="gramStart"/>
+                            <w:r>
+                              <w:rPr>
+                                <w:rFonts w:eastAsia="Calibri"/>
+                                <w:color w:val="000000"/>
+                                <w:sz w:val="24"/>
+                                <w:szCs w:val="24"/>
+                                <w:lang w:val="en-US" w:eastAsia="en-US"/>
+                              </w:rPr>
+                              <w:t>BOSHLIG‘</w:t>
+                            </w:r>
+                            <w:proofErr w:type="gramEnd"/>
+                            <w:r>
+                              <w:rPr>
+                                <w:rFonts w:eastAsia="Calibri"/>
+                                <w:color w:val="000000"/>
+                                <w:sz w:val="24"/>
+                                <w:szCs w:val="24"/>
+                                <w:lang w:val="en-US" w:eastAsia="en-US"/>
+                              </w:rPr>
+                              <w:t xml:space="preserve">I </w:t>
                             </w:r>
                           </w:p>
                           <w:p>
@@ -585,7 +607,29 @@
                           <w:szCs w:val="24"/>
                           <w:lang w:val="en-US" w:eastAsia="en-US"/>
                         </w:rPr>
-                        <w:t xml:space="preserve">AXBOROT-KOMMUNIKATSIYA TEXNOLOGIYALARI VA HARBIY ALOQA INSTITUTI BOSHLIG‘I </w:t>
+                        <w:t xml:space="preserve">AXBOROT-KOMMUNIKATSIYA TEXNOLOGIYALARI VA HARBIY ALOQA INSTITUTI </w:t>
+                      </w:r>
+                      <w:proofErr w:type="gramStart"/>
+                      <w:r>
+                        <w:rPr>
+                          <w:rFonts w:eastAsia="Calibri"/>
+                          <w:color w:val="000000"/>
+                          <w:sz w:val="24"/>
+                          <w:szCs w:val="24"/>
+                          <w:lang w:val="en-US" w:eastAsia="en-US"/>
+                        </w:rPr>
+                        <w:t>BOSHLIG‘</w:t>
+                      </w:r>
+                      <w:proofErr w:type="gramEnd"/>
+                      <w:r>
+                        <w:rPr>
+                          <w:rFonts w:eastAsia="Calibri"/>
+                          <w:color w:val="000000"/>
+                          <w:sz w:val="24"/>
+                          <w:szCs w:val="24"/>
+                          <w:lang w:val="en-US" w:eastAsia="en-US"/>
+                        </w:rPr>
+                        <w:t xml:space="preserve">I </w:t>
                       </w:r>
                     </w:p>
                     <w:p>
@@ -3137,13 +3181,23 @@
         <w:t xml:space="preserve"> </w:t>
       </w:r>
       <w:proofErr w:type="spellStart"/>
-      <w:r>
-        <w:rPr>
-          <w:sz w:val="28"/>
-          <w:szCs w:val="28"/>
-          <w:lang w:val="en-US"/>
-        </w:rPr>
-        <w:t>qo‘llaniladigan</w:t>
+      <w:proofErr w:type="gramStart"/>
+      <w:r>
+        <w:rPr>
+          <w:sz w:val="28"/>
+          <w:szCs w:val="28"/>
+          <w:lang w:val="en-US"/>
+        </w:rPr>
+        <w:t>qo‘</w:t>
+      </w:r>
+      <w:proofErr w:type="gramEnd"/>
+      <w:r>
+        <w:rPr>
+          <w:sz w:val="28"/>
+          <w:szCs w:val="28"/>
+          <w:lang w:val="en-US"/>
+        </w:rPr>
+        <w:t>llaniladigan</w:t>
       </w:r>
       <w:proofErr w:type="spellEnd"/>
       <w:r>
@@ -4927,13 +4981,23 @@
         <w:t xml:space="preserve"> </w:t>
       </w:r>
       <w:proofErr w:type="spellStart"/>
-      <w:r>
-        <w:rPr>
-          <w:sz w:val="28"/>
-          <w:szCs w:val="28"/>
-          <w:lang w:val="en-US"/>
-        </w:rPr>
-        <w:t>bo‘lgan</w:t>
+      <w:proofErr w:type="gramStart"/>
+      <w:r>
+        <w:rPr>
+          <w:sz w:val="28"/>
+          <w:szCs w:val="28"/>
+          <w:lang w:val="en-US"/>
+        </w:rPr>
+        <w:t>bo‘</w:t>
+      </w:r>
+      <w:proofErr w:type="gramEnd"/>
+      <w:r>
+        <w:rPr>
+          <w:sz w:val="28"/>
+          <w:szCs w:val="28"/>
+          <w:lang w:val="en-US"/>
+        </w:rPr>
+        <w:t>lgan</w:t>
       </w:r>
       <w:proofErr w:type="spellEnd"/>
       <w:r>
@@ -5084,6 +5148,7 @@
         </w:rPr>
       </w:pPr>
       <w:proofErr w:type="spellStart"/>
+      <w:proofErr w:type="gramStart"/>
       <w:r>
         <w:rPr>
           <w:rStyle w:val="af3"/>
@@ -5093,9 +5158,9 @@
           <w:szCs w:val="28"/>
           <w:lang w:val="en-US"/>
         </w:rPr>
-        <w:t>To‘rtinchi</w:t>
-      </w:r>
-      <w:proofErr w:type="spellEnd"/>
+        <w:t>To‘</w:t>
+      </w:r>
+      <w:proofErr w:type="gramEnd"/>
       <w:r>
         <w:rPr>
           <w:rStyle w:val="af3"/>
@@ -5105,9 +5170,9 @@
           <w:szCs w:val="28"/>
           <w:lang w:val="en-US"/>
         </w:rPr>
-        <w:t xml:space="preserve"> </w:t>
-      </w:r>
-      <w:proofErr w:type="spellStart"/>
+        <w:t>rtinchi</w:t>
+      </w:r>
+      <w:proofErr w:type="spellEnd"/>
       <w:r>
         <w:rPr>
           <w:rStyle w:val="af3"/>
@@ -5117,9 +5182,9 @@
           <w:szCs w:val="28"/>
           <w:lang w:val="en-US"/>
         </w:rPr>
-        <w:t>bosqich</w:t>
-      </w:r>
-      <w:proofErr w:type="spellEnd"/>
+        <w:t xml:space="preserve"> </w:t>
+      </w:r>
+      <w:proofErr w:type="spellStart"/>
       <w:r>
         <w:rPr>
           <w:rStyle w:val="af3"/>
@@ -5129,9 +5194,9 @@
           <w:szCs w:val="28"/>
           <w:lang w:val="en-US"/>
         </w:rPr>
-        <w:t xml:space="preserve"> — “</w:t>
-      </w:r>
-      <w:proofErr w:type="spellStart"/>
+        <w:t>bosqich</w:t>
+      </w:r>
+      <w:proofErr w:type="spellEnd"/>
       <w:r>
         <w:rPr>
           <w:rStyle w:val="af3"/>
@@ -5141,8 +5206,9 @@
           <w:szCs w:val="28"/>
           <w:lang w:val="en-US"/>
         </w:rPr>
-        <w:t>Parametr</w:t>
-      </w:r>
+        <w:t xml:space="preserve"> — “</w:t>
+      </w:r>
+      <w:proofErr w:type="spellStart"/>
       <w:r>
         <w:rPr>
           <w:rStyle w:val="af3"/>
@@ -5152,9 +5218,8 @@
           <w:szCs w:val="28"/>
           <w:lang w:val="en-US"/>
         </w:rPr>
-        <w:t>lar</w:t>
-      </w:r>
-      <w:proofErr w:type="spellEnd"/>
+        <w:t>Parametr</w:t>
+      </w:r>
       <w:r>
         <w:rPr>
           <w:rStyle w:val="af3"/>
@@ -5164,9 +5229,9 @@
           <w:szCs w:val="28"/>
           <w:lang w:val="en-US"/>
         </w:rPr>
-        <w:t xml:space="preserve"> </w:t>
-      </w:r>
-      <w:proofErr w:type="spellStart"/>
+        <w:t>lar</w:t>
+      </w:r>
+      <w:proofErr w:type="spellEnd"/>
       <w:r>
         <w:rPr>
           <w:rStyle w:val="af3"/>
@@ -5176,9 +5241,9 @@
           <w:szCs w:val="28"/>
           <w:lang w:val="en-US"/>
         </w:rPr>
-        <w:t>generatsiyasi</w:t>
-      </w:r>
-      <w:proofErr w:type="spellEnd"/>
+        <w:t xml:space="preserve"> </w:t>
+      </w:r>
+      <w:proofErr w:type="spellStart"/>
       <w:r>
         <w:rPr>
           <w:rStyle w:val="af3"/>
@@ -5188,9 +5253,9 @@
           <w:szCs w:val="28"/>
           <w:lang w:val="en-US"/>
         </w:rPr>
-        <w:t xml:space="preserve"> </w:t>
-      </w:r>
-      <w:proofErr w:type="spellStart"/>
+        <w:t>generatsiyasi</w:t>
+      </w:r>
+      <w:proofErr w:type="spellEnd"/>
       <w:r>
         <w:rPr>
           <w:rStyle w:val="af3"/>
@@ -5200,9 +5265,9 @@
           <w:szCs w:val="28"/>
           <w:lang w:val="en-US"/>
         </w:rPr>
-        <w:t>algoritmlarini</w:t>
-      </w:r>
-      <w:proofErr w:type="spellEnd"/>
+        <w:t xml:space="preserve"> </w:t>
+      </w:r>
+      <w:proofErr w:type="spellStart"/>
       <w:r>
         <w:rPr>
           <w:rStyle w:val="af3"/>
@@ -5212,9 +5277,9 @@
           <w:szCs w:val="28"/>
           <w:lang w:val="en-US"/>
         </w:rPr>
-        <w:t xml:space="preserve"> </w:t>
-      </w:r>
-      <w:proofErr w:type="spellStart"/>
+        <w:t>algoritmlarini</w:t>
+      </w:r>
+      <w:proofErr w:type="spellEnd"/>
       <w:r>
         <w:rPr>
           <w:rStyle w:val="af3"/>
@@ -5224,9 +5289,9 @@
           <w:szCs w:val="28"/>
           <w:lang w:val="en-US"/>
         </w:rPr>
-        <w:t>kriptografik</w:t>
-      </w:r>
-      <w:proofErr w:type="spellEnd"/>
+        <w:t xml:space="preserve"> </w:t>
+      </w:r>
+      <w:proofErr w:type="spellStart"/>
       <w:r>
         <w:rPr>
           <w:rStyle w:val="af3"/>
@@ -5236,9 +5301,9 @@
           <w:szCs w:val="28"/>
           <w:lang w:val="en-US"/>
         </w:rPr>
-        <w:t xml:space="preserve"> </w:t>
-      </w:r>
-      <w:proofErr w:type="spellStart"/>
+        <w:t>kriptografik</w:t>
+      </w:r>
+      <w:proofErr w:type="spellEnd"/>
       <w:r>
         <w:rPr>
           <w:rStyle w:val="af3"/>
@@ -5248,9 +5313,9 @@
           <w:szCs w:val="28"/>
           <w:lang w:val="en-US"/>
         </w:rPr>
-        <w:t>xavfsizlik</w:t>
-      </w:r>
-      <w:proofErr w:type="spellEnd"/>
+        <w:t xml:space="preserve"> </w:t>
+      </w:r>
+      <w:proofErr w:type="spellStart"/>
       <w:r>
         <w:rPr>
           <w:rStyle w:val="af3"/>
@@ -5260,9 +5325,9 @@
           <w:szCs w:val="28"/>
           <w:lang w:val="en-US"/>
         </w:rPr>
-        <w:t xml:space="preserve"> </w:t>
-      </w:r>
-      <w:proofErr w:type="spellStart"/>
+        <w:t>xavfsizlik</w:t>
+      </w:r>
+      <w:proofErr w:type="spellEnd"/>
       <w:r>
         <w:rPr>
           <w:rStyle w:val="af3"/>
@@ -5272,9 +5337,9 @@
           <w:szCs w:val="28"/>
           <w:lang w:val="en-US"/>
         </w:rPr>
-        <w:t>va</w:t>
-      </w:r>
-      <w:proofErr w:type="spellEnd"/>
+        <w:t xml:space="preserve"> </w:t>
+      </w:r>
+      <w:proofErr w:type="spellStart"/>
       <w:r>
         <w:rPr>
           <w:rStyle w:val="af3"/>
@@ -5284,9 +5349,9 @@
           <w:szCs w:val="28"/>
           <w:lang w:val="en-US"/>
         </w:rPr>
-        <w:t xml:space="preserve"> </w:t>
-      </w:r>
-      <w:proofErr w:type="spellStart"/>
+        <w:t>va</w:t>
+      </w:r>
+      <w:proofErr w:type="spellEnd"/>
       <w:r>
         <w:rPr>
           <w:rStyle w:val="af3"/>
@@ -5296,9 +5361,9 @@
           <w:szCs w:val="28"/>
           <w:lang w:val="en-US"/>
         </w:rPr>
-        <w:t>samaradorlik</w:t>
-      </w:r>
-      <w:proofErr w:type="spellEnd"/>
+        <w:t xml:space="preserve"> </w:t>
+      </w:r>
+      <w:proofErr w:type="spellStart"/>
       <w:r>
         <w:rPr>
           <w:rStyle w:val="af3"/>
@@ -5308,9 +5373,9 @@
           <w:szCs w:val="28"/>
           <w:lang w:val="en-US"/>
         </w:rPr>
-        <w:t xml:space="preserve"> </w:t>
-      </w:r>
-      <w:proofErr w:type="spellStart"/>
+        <w:t>samaradorlik</w:t>
+      </w:r>
+      <w:proofErr w:type="spellEnd"/>
       <w:r>
         <w:rPr>
           <w:rStyle w:val="af3"/>
@@ -5320,9 +5385,9 @@
           <w:szCs w:val="28"/>
           <w:lang w:val="en-US"/>
         </w:rPr>
-        <w:t>bo‘yicha</w:t>
-      </w:r>
-      <w:proofErr w:type="spellEnd"/>
+        <w:t xml:space="preserve"> </w:t>
+      </w:r>
+      <w:proofErr w:type="spellStart"/>
       <w:r>
         <w:rPr>
           <w:rStyle w:val="af3"/>
@@ -5332,9 +5397,9 @@
           <w:szCs w:val="28"/>
           <w:lang w:val="en-US"/>
         </w:rPr>
-        <w:t xml:space="preserve"> </w:t>
-      </w:r>
-      <w:proofErr w:type="spellStart"/>
+        <w:t>bo‘yicha</w:t>
+      </w:r>
+      <w:proofErr w:type="spellEnd"/>
       <w:r>
         <w:rPr>
           <w:rStyle w:val="af3"/>
@@ -5344,9 +5409,9 @@
           <w:szCs w:val="28"/>
           <w:lang w:val="en-US"/>
         </w:rPr>
-        <w:t>baholash</w:t>
-      </w:r>
-      <w:proofErr w:type="spellEnd"/>
+        <w:t xml:space="preserve"> </w:t>
+      </w:r>
+      <w:proofErr w:type="spellStart"/>
       <w:r>
         <w:rPr>
           <w:rStyle w:val="af3"/>
@@ -5356,6 +5421,18 @@
           <w:szCs w:val="28"/>
           <w:lang w:val="en-US"/>
         </w:rPr>
+        <w:t>baholash</w:t>
+      </w:r>
+      <w:proofErr w:type="spellEnd"/>
+      <w:r>
+        <w:rPr>
+          <w:rStyle w:val="af3"/>
+          <w:b w:val="0"/>
+          <w:bCs w:val="0"/>
+          <w:sz w:val="28"/>
+          <w:szCs w:val="28"/>
+          <w:lang w:val="en-US"/>
+        </w:rPr>
         <w:t>”</w:t>
       </w:r>
       <w:r>
@@ -5531,7 +5608,96 @@
           <w:szCs w:val="28"/>
           <w:lang w:val="en-US"/>
         </w:rPr>
-        <w:t xml:space="preserve">, discrete log </w:t>
+        <w:t xml:space="preserve">, </w:t>
+      </w:r>
+      <w:proofErr w:type="spellStart"/>
+      <w:r>
+        <w:rPr>
+          <w:color w:val="FF0000"/>
+          <w:sz w:val="28"/>
+          <w:szCs w:val="28"/>
+          <w:lang w:val="en-US"/>
+        </w:rPr>
+        <w:t>chekli</w:t>
+      </w:r>
+      <w:proofErr w:type="spellEnd"/>
+      <w:r>
+        <w:rPr>
+          <w:color w:val="FF0000"/>
+          <w:sz w:val="28"/>
+          <w:szCs w:val="28"/>
+          <w:lang w:val="en-US"/>
+        </w:rPr>
+        <w:t xml:space="preserve"> </w:t>
+      </w:r>
+      <w:proofErr w:type="spellStart"/>
+      <w:r>
+        <w:rPr>
+          <w:color w:val="FF0000"/>
+          <w:sz w:val="28"/>
+          <w:szCs w:val="28"/>
+          <w:lang w:val="en-US"/>
+        </w:rPr>
+        <w:t>maydonda</w:t>
+      </w:r>
+      <w:proofErr w:type="spellEnd"/>
+      <w:r>
+        <w:rPr>
+          <w:color w:val="FF0000"/>
+          <w:sz w:val="28"/>
+          <w:szCs w:val="28"/>
+          <w:lang w:val="en-US"/>
+        </w:rPr>
+        <w:t xml:space="preserve"> </w:t>
+      </w:r>
+      <w:proofErr w:type="spellStart"/>
+      <w:r>
+        <w:rPr>
+          <w:color w:val="FF0000"/>
+          <w:sz w:val="28"/>
+          <w:szCs w:val="28"/>
+          <w:lang w:val="en-US"/>
+        </w:rPr>
+        <w:t>diskret</w:t>
+      </w:r>
+      <w:proofErr w:type="spellEnd"/>
+      <w:r>
+        <w:rPr>
+          <w:color w:val="FF0000"/>
+          <w:sz w:val="28"/>
+          <w:szCs w:val="28"/>
+          <w:lang w:val="en-US"/>
+        </w:rPr>
+        <w:t xml:space="preserve"> </w:t>
+      </w:r>
+      <w:proofErr w:type="spellStart"/>
+      <w:r>
+        <w:rPr>
+          <w:color w:val="FF0000"/>
+          <w:sz w:val="28"/>
+          <w:szCs w:val="28"/>
+          <w:lang w:val="en-US"/>
+        </w:rPr>
+        <w:t>log</w:t>
+      </w:r>
+      <w:r>
+        <w:rPr>
+          <w:color w:val="FF0000"/>
+          <w:sz w:val="28"/>
+          <w:szCs w:val="28"/>
+          <w:lang w:val="en-US"/>
+        </w:rPr>
+        <w:t>arifmlash</w:t>
+      </w:r>
+      <w:proofErr w:type="spellEnd"/>
+      <w:r>
+        <w:rPr>
+          <w:color w:val="FF0000"/>
+          <w:sz w:val="28"/>
+          <w:szCs w:val="28"/>
+          <w:lang w:val="en-US"/>
+        </w:rPr>
+        <w:t xml:space="preserve"> </w:t>
       </w:r>
       <w:proofErr w:type="spellStart"/>
       <w:r>
@@ -5594,14 +5760,25 @@
         <w:t xml:space="preserve">) </w:t>
       </w:r>
       <w:proofErr w:type="spellStart"/>
-      <w:r>
-        <w:rPr>
-          <w:color w:val="FF0000"/>
-          <w:sz w:val="28"/>
-          <w:szCs w:val="28"/>
-          <w:lang w:val="en-US"/>
-        </w:rPr>
-        <w:t>bo‘yicha</w:t>
+      <w:proofErr w:type="gramStart"/>
+      <w:r>
+        <w:rPr>
+          <w:color w:val="FF0000"/>
+          <w:sz w:val="28"/>
+          <w:szCs w:val="28"/>
+          <w:lang w:val="en-US"/>
+        </w:rPr>
+        <w:t>bo‘</w:t>
+      </w:r>
+      <w:proofErr w:type="gramEnd"/>
+      <w:r>
+        <w:rPr>
+          <w:color w:val="FF0000"/>
+          <w:sz w:val="28"/>
+          <w:szCs w:val="28"/>
+          <w:lang w:val="en-US"/>
+        </w:rPr>
+        <w:t>yicha</w:t>
       </w:r>
       <w:proofErr w:type="spellEnd"/>
       <w:r>
@@ -6011,6 +6188,7 @@
         <w:t xml:space="preserve"> </w:t>
       </w:r>
       <w:proofErr w:type="spellStart"/>
+      <w:proofErr w:type="gramStart"/>
       <w:r>
         <w:rPr>
           <w:rStyle w:val="af3"/>
@@ -6020,9 +6198,9 @@
           <w:szCs w:val="28"/>
           <w:lang w:val="en-US"/>
         </w:rPr>
-        <w:t>ko‘rinishida</w:t>
-      </w:r>
-      <w:proofErr w:type="spellEnd"/>
+        <w:t>ko‘</w:t>
+      </w:r>
+      <w:proofErr w:type="gramEnd"/>
       <w:r>
         <w:rPr>
           <w:rStyle w:val="af3"/>
@@ -6032,9 +6210,9 @@
           <w:szCs w:val="28"/>
           <w:lang w:val="en-US"/>
         </w:rPr>
-        <w:t xml:space="preserve"> </w:t>
-      </w:r>
-      <w:proofErr w:type="spellStart"/>
+        <w:t>rinishida</w:t>
+      </w:r>
+      <w:proofErr w:type="spellEnd"/>
       <w:r>
         <w:rPr>
           <w:rStyle w:val="af3"/>
@@ -6044,9 +6222,9 @@
           <w:szCs w:val="28"/>
           <w:lang w:val="en-US"/>
         </w:rPr>
-        <w:t>yaratish</w:t>
-      </w:r>
-      <w:proofErr w:type="spellEnd"/>
+        <w:t xml:space="preserve"> </w:t>
+      </w:r>
+      <w:proofErr w:type="spellStart"/>
       <w:r>
         <w:rPr>
           <w:rStyle w:val="af3"/>
@@ -6056,6 +6234,18 @@
           <w:szCs w:val="28"/>
           <w:lang w:val="en-US"/>
         </w:rPr>
+        <w:t>yaratish</w:t>
+      </w:r>
+      <w:proofErr w:type="spellEnd"/>
+      <w:r>
+        <w:rPr>
+          <w:rStyle w:val="af3"/>
+          <w:b w:val="0"/>
+          <w:bCs w:val="0"/>
+          <w:sz w:val="28"/>
+          <w:szCs w:val="28"/>
+          <w:lang w:val="en-US"/>
+        </w:rPr>
         <w:t>”</w:t>
       </w:r>
       <w:r>
@@ -6463,13 +6653,23 @@
         <w:t xml:space="preserve"> </w:t>
       </w:r>
       <w:proofErr w:type="spellStart"/>
-      <w:r>
-        <w:rPr>
-          <w:sz w:val="28"/>
-          <w:szCs w:val="28"/>
-          <w:lang w:val="en-US"/>
-        </w:rPr>
-        <w:t>bo‘yicha</w:t>
+      <w:proofErr w:type="gramStart"/>
+      <w:r>
+        <w:rPr>
+          <w:sz w:val="28"/>
+          <w:szCs w:val="28"/>
+          <w:lang w:val="en-US"/>
+        </w:rPr>
+        <w:t>bo‘</w:t>
+      </w:r>
+      <w:proofErr w:type="gramEnd"/>
+      <w:r>
+        <w:rPr>
+          <w:sz w:val="28"/>
+          <w:szCs w:val="28"/>
+          <w:lang w:val="en-US"/>
+        </w:rPr>
+        <w:t>yicha</w:t>
       </w:r>
       <w:proofErr w:type="spellEnd"/>
       <w:r>
@@ -6552,23 +6752,6 @@
         </w:rPr>
         <w:t>.</w:t>
       </w:r>
-    </w:p>
-    <w:p>
-      <w:pPr>
-        <w:pStyle w:val="ListBullet1"/>
-        <w:numPr>
-          <w:ilvl w:val="0"/>
-          <w:numId w:val="0"/>
-        </w:numPr>
-        <w:spacing w:after="0" w:line="360" w:lineRule="auto"/>
-        <w:ind w:right="-6" w:firstLine="720"/>
-        <w:rPr>
-          <w:bCs/>
-          <w:noProof/>
-          <w:sz w:val="28"/>
-          <w:szCs w:val="28"/>
-        </w:rPr>
-      </w:pPr>
     </w:p>
     <w:p>
       <w:pPr>
@@ -10601,8 +10784,6 @@
               </w:rPr>
               <w:t>5</w:t>
             </w:r>
-            <w:bookmarkStart w:id="2" w:name="_GoBack"/>
-            <w:bookmarkEnd w:id="2"/>
             <w:r>
               <w:rPr>
                 <w:noProof/>
@@ -14055,7 +14236,7 @@
           <w:lang w:val="uz-Cyrl-UZ"/>
         </w:rPr>
       </w:pPr>
-      <w:bookmarkStart w:id="3" w:name="_Toc183691928"/>
+      <w:bookmarkStart w:id="2" w:name="_Toc183691928"/>
       <w:r>
         <w:rPr>
           <w:i w:val="0"/>
@@ -14075,7 +14256,7 @@
         </w:rPr>
         <w:t>shakl</w:t>
       </w:r>
-      <w:bookmarkEnd w:id="3"/>
+      <w:bookmarkEnd w:id="2"/>
     </w:p>
     <w:p>
       <w:pPr>
@@ -14224,7 +14405,7 @@
           <w:lang w:val="uz-Cyrl-UZ"/>
         </w:rPr>
       </w:pPr>
-      <w:bookmarkStart w:id="4" w:name="_Hlk214362007"/>
+      <w:bookmarkStart w:id="3" w:name="_Hlk214362007"/>
       <w:r>
         <w:rPr>
           <w:i/>
@@ -14959,7 +15140,7 @@
           <w:lang w:val="en-US"/>
         </w:rPr>
       </w:pPr>
-      <w:bookmarkStart w:id="5" w:name="_Hlk214361912"/>
+      <w:bookmarkStart w:id="4" w:name="_Hlk214361912"/>
       <w:r>
         <w:rPr>
           <w:noProof/>
@@ -15045,7 +15226,7 @@
         <w:t>62</w:t>
       </w:r>
     </w:p>
-    <w:bookmarkEnd w:id="5"/>
+    <w:bookmarkEnd w:id="4"/>
     <w:p>
       <w:pPr>
         <w:spacing w:line="360" w:lineRule="auto"/>
@@ -15181,7 +15362,7 @@
         <w:t xml:space="preserve"> </w:t>
       </w:r>
     </w:p>
-    <w:bookmarkEnd w:id="4"/>
+    <w:bookmarkEnd w:id="3"/>
     <w:p>
       <w:pPr>
         <w:pStyle w:val="1"/>
@@ -15200,7 +15381,7 @@
         </w:rPr>
         <w:br w:type="page"/>
       </w:r>
-      <w:bookmarkStart w:id="6" w:name="_Toc183691929"/>
+      <w:bookmarkStart w:id="5" w:name="_Toc183691929"/>
       <w:r>
         <w:rPr>
           <w:i w:val="0"/>
@@ -15220,7 +15401,7 @@
         </w:rPr>
         <w:t>shakl</w:t>
       </w:r>
-      <w:bookmarkEnd w:id="6"/>
+      <w:bookmarkEnd w:id="5"/>
     </w:p>
     <w:p>
       <w:pPr>
@@ -16176,13 +16357,23 @@
         <w:t xml:space="preserve"> </w:t>
       </w:r>
       <w:proofErr w:type="spellStart"/>
-      <w:r>
-        <w:rPr>
-          <w:sz w:val="28"/>
-          <w:szCs w:val="28"/>
-          <w:lang w:val="en-US"/>
-        </w:rPr>
-        <w:t>bo‘lgan</w:t>
+      <w:proofErr w:type="gramStart"/>
+      <w:r>
+        <w:rPr>
+          <w:sz w:val="28"/>
+          <w:szCs w:val="28"/>
+          <w:lang w:val="en-US"/>
+        </w:rPr>
+        <w:t>bo‘</w:t>
+      </w:r>
+      <w:proofErr w:type="gramEnd"/>
+      <w:r>
+        <w:rPr>
+          <w:sz w:val="28"/>
+          <w:szCs w:val="28"/>
+          <w:lang w:val="en-US"/>
+        </w:rPr>
+        <w:t>lgan</w:t>
       </w:r>
       <w:proofErr w:type="spellEnd"/>
       <w:r>
@@ -17708,12 +17899,21 @@
         <w:t xml:space="preserve"> </w:t>
       </w:r>
       <w:proofErr w:type="spellStart"/>
+      <w:proofErr w:type="gramStart"/>
       <w:r>
         <w:rPr>
           <w:rFonts w:eastAsia="Times New Roman"/>
           <w:lang w:val="en-US" w:eastAsia="ru-RU"/>
         </w:rPr>
-        <w:t>bo‘lishi</w:t>
+        <w:t>bo‘</w:t>
+      </w:r>
+      <w:proofErr w:type="gramEnd"/>
+      <w:r>
+        <w:rPr>
+          <w:rFonts w:eastAsia="Times New Roman"/>
+          <w:lang w:val="en-US" w:eastAsia="ru-RU"/>
+        </w:rPr>
+        <w:t>lishi</w:t>
       </w:r>
       <w:proofErr w:type="spellEnd"/>
       <w:r>
@@ -17818,12 +18018,21 @@
         <w:t xml:space="preserve"> </w:t>
       </w:r>
       <w:proofErr w:type="spellStart"/>
+      <w:proofErr w:type="gramStart"/>
       <w:r>
         <w:rPr>
           <w:rFonts w:eastAsia="Times New Roman"/>
           <w:lang w:val="en-US" w:eastAsia="ru-RU"/>
         </w:rPr>
-        <w:t>bo‘lishi</w:t>
+        <w:t>bo‘</w:t>
+      </w:r>
+      <w:proofErr w:type="gramEnd"/>
+      <w:r>
+        <w:rPr>
+          <w:rFonts w:eastAsia="Times New Roman"/>
+          <w:lang w:val="en-US" w:eastAsia="ru-RU"/>
+        </w:rPr>
+        <w:t>lishi</w:t>
       </w:r>
       <w:proofErr w:type="spellEnd"/>
       <w:r>
@@ -18038,12 +18247,21 @@
         <w:t xml:space="preserve"> </w:t>
       </w:r>
       <w:proofErr w:type="spellStart"/>
+      <w:proofErr w:type="gramStart"/>
       <w:r>
         <w:rPr>
           <w:rFonts w:eastAsia="Times New Roman"/>
           <w:lang w:val="en-US" w:eastAsia="ru-RU"/>
         </w:rPr>
-        <w:t>noto‘g‘ri</w:t>
+        <w:t>noto‘</w:t>
+      </w:r>
+      <w:proofErr w:type="gramEnd"/>
+      <w:r>
+        <w:rPr>
+          <w:rFonts w:eastAsia="Times New Roman"/>
+          <w:lang w:val="en-US" w:eastAsia="ru-RU"/>
+        </w:rPr>
+        <w:t>g‘ri</w:t>
       </w:r>
       <w:proofErr w:type="spellEnd"/>
       <w:r>
@@ -18211,12 +18429,21 @@
         <w:t xml:space="preserve">, </w:t>
       </w:r>
       <w:proofErr w:type="spellStart"/>
+      <w:proofErr w:type="gramStart"/>
       <w:r>
         <w:rPr>
           <w:rFonts w:eastAsia="Times New Roman"/>
           <w:lang w:val="en-US" w:eastAsia="ru-RU"/>
         </w:rPr>
-        <w:t>noto‘g‘ri</w:t>
+        <w:t>noto‘</w:t>
+      </w:r>
+      <w:proofErr w:type="gramEnd"/>
+      <w:r>
+        <w:rPr>
+          <w:rFonts w:eastAsia="Times New Roman"/>
+          <w:lang w:val="en-US" w:eastAsia="ru-RU"/>
+        </w:rPr>
+        <w:t>g‘ri</w:t>
       </w:r>
       <w:proofErr w:type="spellEnd"/>
       <w:r>
@@ -18665,12 +18892,21 @@
         <w:t xml:space="preserve"> </w:t>
       </w:r>
       <w:proofErr w:type="spellStart"/>
+      <w:proofErr w:type="gramStart"/>
       <w:r>
         <w:rPr>
           <w:rFonts w:eastAsia="Times New Roman"/>
           <w:lang w:val="en-US" w:eastAsia="ru-RU"/>
         </w:rPr>
-        <w:t>bo‘lishi</w:t>
+        <w:t>bo‘</w:t>
+      </w:r>
+      <w:proofErr w:type="gramEnd"/>
+      <w:r>
+        <w:rPr>
+          <w:rFonts w:eastAsia="Times New Roman"/>
+          <w:lang w:val="en-US" w:eastAsia="ru-RU"/>
+        </w:rPr>
+        <w:t>lishi</w:t>
       </w:r>
       <w:proofErr w:type="spellEnd"/>
       <w:r>
@@ -19205,12 +19441,21 @@
         <w:t xml:space="preserve"> </w:t>
       </w:r>
       <w:proofErr w:type="spellStart"/>
+      <w:proofErr w:type="gramStart"/>
       <w:r>
         <w:rPr>
           <w:rFonts w:eastAsia="Times New Roman"/>
           <w:lang w:val="en-US" w:eastAsia="ru-RU"/>
         </w:rPr>
-        <w:t>bo‘lishi</w:t>
+        <w:t>bo‘</w:t>
+      </w:r>
+      <w:proofErr w:type="gramEnd"/>
+      <w:r>
+        <w:rPr>
+          <w:rFonts w:eastAsia="Times New Roman"/>
+          <w:lang w:val="en-US" w:eastAsia="ru-RU"/>
+        </w:rPr>
+        <w:t>lishi</w:t>
       </w:r>
       <w:proofErr w:type="spellEnd"/>
       <w:r>
@@ -19273,6 +19518,7 @@
         <w:t xml:space="preserve"> </w:t>
       </w:r>
       <w:proofErr w:type="spellStart"/>
+      <w:proofErr w:type="gramStart"/>
       <w:r>
         <w:rPr>
           <w:rFonts w:ascii="Times New Roman" w:hAnsi="Times New Roman" w:cs="Times New Roman"/>
@@ -19281,7 +19527,18 @@
           <w:color w:val="auto"/>
           <w:lang w:val="en-US"/>
         </w:rPr>
-        <w:t>qo‘yilgan</w:t>
+        <w:t>qo‘</w:t>
+      </w:r>
+      <w:proofErr w:type="gramEnd"/>
+      <w:r>
+        <w:rPr>
+          <w:rFonts w:ascii="Times New Roman" w:hAnsi="Times New Roman" w:cs="Times New Roman"/>
+          <w:b/>
+          <w:bCs/>
+          <w:color w:val="auto"/>
+          <w:lang w:val="en-US"/>
+        </w:rPr>
+        <w:t>yilgan</w:t>
       </w:r>
       <w:proofErr w:type="spellEnd"/>
       <w:r>
@@ -19462,13 +19719,23 @@
         <w:t xml:space="preserve"> </w:t>
       </w:r>
       <w:proofErr w:type="spellStart"/>
-      <w:r>
-        <w:rPr>
-          <w:sz w:val="28"/>
-          <w:szCs w:val="28"/>
-          <w:lang w:val="en-US"/>
-        </w:rPr>
-        <w:t>O‘zbekistonda</w:t>
+      <w:proofErr w:type="gramStart"/>
+      <w:r>
+        <w:rPr>
+          <w:sz w:val="28"/>
+          <w:szCs w:val="28"/>
+          <w:lang w:val="en-US"/>
+        </w:rPr>
+        <w:t>O‘</w:t>
+      </w:r>
+      <w:proofErr w:type="gramEnd"/>
+      <w:r>
+        <w:rPr>
+          <w:sz w:val="28"/>
+          <w:szCs w:val="28"/>
+          <w:lang w:val="en-US"/>
+        </w:rPr>
+        <w:t>zbekistonda</w:t>
       </w:r>
       <w:proofErr w:type="spellEnd"/>
       <w:r>
@@ -20065,13 +20332,23 @@
         <w:t xml:space="preserve">backdoor </w:t>
       </w:r>
       <w:proofErr w:type="spellStart"/>
-      <w:r>
-        <w:rPr>
-          <w:sz w:val="28"/>
-          <w:szCs w:val="28"/>
-          <w:lang w:val="en-US"/>
-        </w:rPr>
-        <w:t>yo‘qligi</w:t>
+      <w:proofErr w:type="gramStart"/>
+      <w:r>
+        <w:rPr>
+          <w:sz w:val="28"/>
+          <w:szCs w:val="28"/>
+          <w:lang w:val="en-US"/>
+        </w:rPr>
+        <w:t>yo‘</w:t>
+      </w:r>
+      <w:proofErr w:type="gramEnd"/>
+      <w:r>
+        <w:rPr>
+          <w:sz w:val="28"/>
+          <w:szCs w:val="28"/>
+          <w:lang w:val="en-US"/>
+        </w:rPr>
+        <w:t>qligi</w:t>
       </w:r>
       <w:proofErr w:type="spellEnd"/>
       <w:r>
@@ -20328,6 +20605,7 @@
         <w:t xml:space="preserve"> </w:t>
       </w:r>
       <w:proofErr w:type="spellStart"/>
+      <w:proofErr w:type="gramStart"/>
       <w:r>
         <w:rPr>
           <w:sz w:val="28"/>
@@ -20344,6 +20622,7 @@
         </w:rPr>
         <w:t>‘</w:t>
       </w:r>
+      <w:proofErr w:type="gramEnd"/>
       <w:r>
         <w:rPr>
           <w:sz w:val="28"/>
@@ -26161,9 +26440,9 @@
           <w:color w:val="auto"/>
           <w:sz w:val="28"/>
           <w:szCs w:val="28"/>
+          <w:lang w:val="uz-Cyrl-UZ"/>
         </w:rPr>
       </w:pPr>
-      <w:proofErr w:type="spellStart"/>
       <w:r>
         <w:rPr>
           <w:rStyle w:val="af3"/>
@@ -26173,88 +26452,10 @@
           <w:color w:val="auto"/>
           <w:sz w:val="28"/>
           <w:szCs w:val="28"/>
-        </w:rPr>
-        <w:t>Jahon</w:t>
-      </w:r>
-      <w:proofErr w:type="spellEnd"/>
-      <w:r>
-        <w:rPr>
-          <w:rStyle w:val="af3"/>
-          <w:rFonts w:ascii="Times New Roman" w:hAnsi="Times New Roman" w:cs="Times New Roman"/>
-          <w:b w:val="0"/>
-          <w:bCs w:val="0"/>
-          <w:color w:val="auto"/>
-          <w:sz w:val="28"/>
-          <w:szCs w:val="28"/>
-        </w:rPr>
-        <w:t xml:space="preserve"> </w:t>
-      </w:r>
-      <w:proofErr w:type="spellStart"/>
-      <w:r>
-        <w:rPr>
-          <w:rStyle w:val="af3"/>
-          <w:rFonts w:ascii="Times New Roman" w:hAnsi="Times New Roman" w:cs="Times New Roman"/>
-          <w:b w:val="0"/>
-          <w:bCs w:val="0"/>
-          <w:color w:val="auto"/>
-          <w:sz w:val="28"/>
-          <w:szCs w:val="28"/>
-        </w:rPr>
-        <w:t>miqyosidagi</w:t>
-      </w:r>
-      <w:proofErr w:type="spellEnd"/>
-      <w:r>
-        <w:rPr>
-          <w:rStyle w:val="af3"/>
-          <w:rFonts w:ascii="Times New Roman" w:hAnsi="Times New Roman" w:cs="Times New Roman"/>
-          <w:b w:val="0"/>
-          <w:bCs w:val="0"/>
-          <w:color w:val="auto"/>
-          <w:sz w:val="28"/>
-          <w:szCs w:val="28"/>
-        </w:rPr>
-        <w:t xml:space="preserve"> </w:t>
-      </w:r>
-      <w:proofErr w:type="spellStart"/>
-      <w:r>
-        <w:rPr>
-          <w:rStyle w:val="af3"/>
-          <w:rFonts w:ascii="Times New Roman" w:hAnsi="Times New Roman" w:cs="Times New Roman"/>
-          <w:b w:val="0"/>
-          <w:bCs w:val="0"/>
-          <w:color w:val="auto"/>
-          <w:sz w:val="28"/>
-          <w:szCs w:val="28"/>
-        </w:rPr>
-        <w:t>ilmiy</w:t>
-      </w:r>
-      <w:proofErr w:type="spellEnd"/>
-      <w:r>
-        <w:rPr>
-          <w:rStyle w:val="af3"/>
-          <w:rFonts w:ascii="Times New Roman" w:hAnsi="Times New Roman" w:cs="Times New Roman"/>
-          <w:b w:val="0"/>
-          <w:bCs w:val="0"/>
-          <w:color w:val="auto"/>
-          <w:sz w:val="28"/>
-          <w:szCs w:val="28"/>
-        </w:rPr>
-        <w:t xml:space="preserve"> </w:t>
-      </w:r>
-      <w:proofErr w:type="spellStart"/>
-      <w:r>
-        <w:rPr>
-          <w:rStyle w:val="af3"/>
-          <w:rFonts w:ascii="Times New Roman" w:hAnsi="Times New Roman" w:cs="Times New Roman"/>
-          <w:b w:val="0"/>
-          <w:bCs w:val="0"/>
-          <w:color w:val="auto"/>
-          <w:sz w:val="28"/>
-          <w:szCs w:val="28"/>
-        </w:rPr>
-        <w:t>yutuqlar</w:t>
-      </w:r>
-      <w:proofErr w:type="spellEnd"/>
+          <w:lang w:val="uz-Cyrl-UZ"/>
+        </w:rPr>
+        <w:t>Jahon miqyosidagi ilmiy yutuqlar</w:t>
+      </w:r>
     </w:p>
     <w:p>
       <w:pPr>
@@ -26265,682 +26466,58 @@
         <w:rPr>
           <w:sz w:val="28"/>
           <w:szCs w:val="28"/>
+          <w:lang w:val="uz-Cyrl-UZ"/>
         </w:rPr>
       </w:pPr>
-      <w:proofErr w:type="spellStart"/>
-      <w:r>
-        <w:rPr>
-          <w:sz w:val="28"/>
-          <w:szCs w:val="28"/>
-        </w:rPr>
-        <w:t>Bugungi</w:t>
-      </w:r>
-      <w:proofErr w:type="spellEnd"/>
-      <w:r>
-        <w:rPr>
-          <w:sz w:val="28"/>
-          <w:szCs w:val="28"/>
-        </w:rPr>
-        <w:t xml:space="preserve"> </w:t>
-      </w:r>
-      <w:proofErr w:type="spellStart"/>
-      <w:r>
-        <w:rPr>
-          <w:sz w:val="28"/>
-          <w:szCs w:val="28"/>
-        </w:rPr>
-        <w:t>kunda</w:t>
-      </w:r>
-      <w:proofErr w:type="spellEnd"/>
-      <w:r>
-        <w:rPr>
-          <w:sz w:val="28"/>
-          <w:szCs w:val="28"/>
-        </w:rPr>
-        <w:t xml:space="preserve"> </w:t>
-      </w:r>
-      <w:proofErr w:type="spellStart"/>
-      <w:r>
-        <w:rPr>
-          <w:sz w:val="28"/>
-          <w:szCs w:val="28"/>
-        </w:rPr>
-        <w:t>butun</w:t>
-      </w:r>
-      <w:proofErr w:type="spellEnd"/>
-      <w:r>
-        <w:rPr>
-          <w:sz w:val="28"/>
-          <w:szCs w:val="28"/>
-        </w:rPr>
-        <w:t xml:space="preserve"> </w:t>
-      </w:r>
-      <w:proofErr w:type="spellStart"/>
-      <w:r>
-        <w:rPr>
-          <w:sz w:val="28"/>
-          <w:szCs w:val="28"/>
-        </w:rPr>
-        <w:t>dunyo</w:t>
-      </w:r>
-      <w:proofErr w:type="spellEnd"/>
-      <w:r>
-        <w:rPr>
-          <w:sz w:val="28"/>
-          <w:szCs w:val="28"/>
-        </w:rPr>
-        <w:t xml:space="preserve"> </w:t>
-      </w:r>
-      <w:proofErr w:type="spellStart"/>
-      <w:r>
-        <w:rPr>
-          <w:sz w:val="28"/>
-          <w:szCs w:val="28"/>
-        </w:rPr>
-        <w:t>bo‘yicha</w:t>
-      </w:r>
-      <w:proofErr w:type="spellEnd"/>
-      <w:r>
-        <w:rPr>
-          <w:sz w:val="28"/>
-          <w:szCs w:val="28"/>
-        </w:rPr>
-        <w:t xml:space="preserve"> </w:t>
-      </w:r>
-      <w:proofErr w:type="spellStart"/>
-      <w:r>
-        <w:rPr>
-          <w:sz w:val="28"/>
-          <w:szCs w:val="28"/>
-        </w:rPr>
-        <w:t>assimmetrik</w:t>
-      </w:r>
-      <w:proofErr w:type="spellEnd"/>
-      <w:r>
-        <w:rPr>
-          <w:sz w:val="28"/>
-          <w:szCs w:val="28"/>
-        </w:rPr>
-        <w:t xml:space="preserve"> </w:t>
-      </w:r>
-      <w:proofErr w:type="spellStart"/>
-      <w:r>
-        <w:rPr>
-          <w:sz w:val="28"/>
-          <w:szCs w:val="28"/>
-        </w:rPr>
-        <w:t>kriptografiya</w:t>
-      </w:r>
-      <w:proofErr w:type="spellEnd"/>
-      <w:r>
-        <w:rPr>
-          <w:sz w:val="28"/>
-          <w:szCs w:val="28"/>
-        </w:rPr>
-        <w:t xml:space="preserve">, </w:t>
-      </w:r>
-      <w:proofErr w:type="spellStart"/>
-      <w:r>
-        <w:rPr>
-          <w:sz w:val="28"/>
-          <w:szCs w:val="28"/>
-        </w:rPr>
-        <w:t>xususan</w:t>
-      </w:r>
-      <w:proofErr w:type="spellEnd"/>
-      <w:r>
-        <w:rPr>
-          <w:sz w:val="28"/>
-          <w:szCs w:val="28"/>
-        </w:rPr>
-        <w:t xml:space="preserve"> </w:t>
-      </w:r>
-      <w:proofErr w:type="spellStart"/>
-      <w:r>
-        <w:rPr>
-          <w:rStyle w:val="af3"/>
-          <w:sz w:val="28"/>
-          <w:szCs w:val="28"/>
-        </w:rPr>
-        <w:t>Elliptik</w:t>
-      </w:r>
-      <w:proofErr w:type="spellEnd"/>
-      <w:r>
-        <w:rPr>
-          <w:rStyle w:val="af3"/>
-          <w:sz w:val="28"/>
-          <w:szCs w:val="28"/>
-        </w:rPr>
-        <w:t xml:space="preserve"> </w:t>
-      </w:r>
-      <w:proofErr w:type="spellStart"/>
-      <w:r>
-        <w:rPr>
-          <w:rStyle w:val="af3"/>
-          <w:sz w:val="28"/>
-          <w:szCs w:val="28"/>
-        </w:rPr>
-        <w:t>Egri</w:t>
-      </w:r>
-      <w:proofErr w:type="spellEnd"/>
-      <w:r>
-        <w:rPr>
-          <w:rStyle w:val="af3"/>
-          <w:sz w:val="28"/>
-          <w:szCs w:val="28"/>
-        </w:rPr>
-        <w:t xml:space="preserve"> </w:t>
-      </w:r>
-      <w:proofErr w:type="spellStart"/>
-      <w:r>
-        <w:rPr>
-          <w:rStyle w:val="af3"/>
-          <w:sz w:val="28"/>
-          <w:szCs w:val="28"/>
-        </w:rPr>
-        <w:t>Chiziqlar</w:t>
-      </w:r>
-      <w:proofErr w:type="spellEnd"/>
-      <w:r>
-        <w:rPr>
-          <w:rStyle w:val="af3"/>
-          <w:sz w:val="28"/>
-          <w:szCs w:val="28"/>
-        </w:rPr>
-        <w:t xml:space="preserve"> (ECC)</w:t>
-      </w:r>
-      <w:r>
-        <w:rPr>
-          <w:sz w:val="28"/>
-          <w:szCs w:val="28"/>
-        </w:rPr>
-        <w:t xml:space="preserve"> </w:t>
-      </w:r>
-      <w:proofErr w:type="spellStart"/>
-      <w:r>
-        <w:rPr>
-          <w:sz w:val="28"/>
-          <w:szCs w:val="28"/>
-        </w:rPr>
-        <w:t>asosidagi</w:t>
-      </w:r>
-      <w:proofErr w:type="spellEnd"/>
-      <w:r>
-        <w:rPr>
-          <w:sz w:val="28"/>
-          <w:szCs w:val="28"/>
-        </w:rPr>
-        <w:t xml:space="preserve"> </w:t>
-      </w:r>
-      <w:proofErr w:type="spellStart"/>
-      <w:r>
-        <w:rPr>
-          <w:sz w:val="28"/>
-          <w:szCs w:val="28"/>
-        </w:rPr>
-        <w:t>shifrlash</w:t>
-      </w:r>
-      <w:proofErr w:type="spellEnd"/>
-      <w:r>
-        <w:rPr>
-          <w:sz w:val="28"/>
-          <w:szCs w:val="28"/>
-        </w:rPr>
-        <w:t xml:space="preserve"> </w:t>
-      </w:r>
-      <w:proofErr w:type="spellStart"/>
-      <w:r>
-        <w:rPr>
-          <w:sz w:val="28"/>
-          <w:szCs w:val="28"/>
-        </w:rPr>
-        <w:t>va</w:t>
-      </w:r>
-      <w:proofErr w:type="spellEnd"/>
-      <w:r>
-        <w:rPr>
-          <w:sz w:val="28"/>
-          <w:szCs w:val="28"/>
-        </w:rPr>
-        <w:t xml:space="preserve"> </w:t>
-      </w:r>
-      <w:proofErr w:type="spellStart"/>
-      <w:r>
-        <w:rPr>
-          <w:sz w:val="28"/>
-          <w:szCs w:val="28"/>
-        </w:rPr>
-        <w:t>elektron</w:t>
-      </w:r>
-      <w:proofErr w:type="spellEnd"/>
-      <w:r>
-        <w:rPr>
-          <w:sz w:val="28"/>
-          <w:szCs w:val="28"/>
-        </w:rPr>
-        <w:t xml:space="preserve"> </w:t>
-      </w:r>
-      <w:proofErr w:type="spellStart"/>
-      <w:r>
-        <w:rPr>
-          <w:sz w:val="28"/>
-          <w:szCs w:val="28"/>
-        </w:rPr>
-        <w:t>raqamli</w:t>
-      </w:r>
-      <w:proofErr w:type="spellEnd"/>
-      <w:r>
-        <w:rPr>
-          <w:sz w:val="28"/>
-          <w:szCs w:val="28"/>
-        </w:rPr>
-        <w:t xml:space="preserve"> </w:t>
-      </w:r>
-      <w:proofErr w:type="spellStart"/>
-      <w:r>
-        <w:rPr>
-          <w:sz w:val="28"/>
-          <w:szCs w:val="28"/>
-        </w:rPr>
-        <w:t>imzo</w:t>
-      </w:r>
-      <w:proofErr w:type="spellEnd"/>
-      <w:r>
-        <w:rPr>
-          <w:sz w:val="28"/>
-          <w:szCs w:val="28"/>
-        </w:rPr>
-        <w:t xml:space="preserve"> </w:t>
-      </w:r>
-      <w:proofErr w:type="spellStart"/>
-      <w:r>
-        <w:rPr>
-          <w:sz w:val="28"/>
-          <w:szCs w:val="28"/>
-        </w:rPr>
-        <w:t>algoritmlarini</w:t>
-      </w:r>
-      <w:proofErr w:type="spellEnd"/>
-      <w:r>
-        <w:rPr>
-          <w:sz w:val="28"/>
-          <w:szCs w:val="28"/>
-        </w:rPr>
-        <w:t xml:space="preserve"> </w:t>
-      </w:r>
-      <w:proofErr w:type="spellStart"/>
-      <w:r>
-        <w:rPr>
-          <w:sz w:val="28"/>
-          <w:szCs w:val="28"/>
-        </w:rPr>
-        <w:t>takomillashtirish</w:t>
-      </w:r>
-      <w:proofErr w:type="spellEnd"/>
-      <w:r>
-        <w:rPr>
-          <w:sz w:val="28"/>
-          <w:szCs w:val="28"/>
-        </w:rPr>
-        <w:t xml:space="preserve"> </w:t>
-      </w:r>
-      <w:proofErr w:type="spellStart"/>
-      <w:r>
-        <w:rPr>
-          <w:sz w:val="28"/>
-          <w:szCs w:val="28"/>
-        </w:rPr>
-        <w:t>bo‘yicha</w:t>
-      </w:r>
-      <w:proofErr w:type="spellEnd"/>
-      <w:r>
-        <w:rPr>
-          <w:sz w:val="28"/>
-          <w:szCs w:val="28"/>
-        </w:rPr>
-        <w:t xml:space="preserve"> </w:t>
-      </w:r>
-      <w:proofErr w:type="spellStart"/>
-      <w:r>
-        <w:rPr>
-          <w:sz w:val="28"/>
-          <w:szCs w:val="28"/>
-        </w:rPr>
-        <w:t>keng</w:t>
-      </w:r>
-      <w:proofErr w:type="spellEnd"/>
-      <w:r>
-        <w:rPr>
-          <w:sz w:val="28"/>
-          <w:szCs w:val="28"/>
-        </w:rPr>
-        <w:t xml:space="preserve"> </w:t>
-      </w:r>
-      <w:proofErr w:type="spellStart"/>
-      <w:r>
-        <w:rPr>
-          <w:sz w:val="28"/>
-          <w:szCs w:val="28"/>
-        </w:rPr>
-        <w:t>ko‘lamli</w:t>
-      </w:r>
-      <w:proofErr w:type="spellEnd"/>
-      <w:r>
-        <w:rPr>
-          <w:sz w:val="28"/>
-          <w:szCs w:val="28"/>
-        </w:rPr>
-        <w:t xml:space="preserve"> </w:t>
-      </w:r>
-      <w:proofErr w:type="spellStart"/>
-      <w:r>
-        <w:rPr>
-          <w:sz w:val="28"/>
-          <w:szCs w:val="28"/>
-        </w:rPr>
-        <w:t>ilmiy</w:t>
-      </w:r>
-      <w:proofErr w:type="spellEnd"/>
-      <w:r>
-        <w:rPr>
-          <w:sz w:val="28"/>
-          <w:szCs w:val="28"/>
-        </w:rPr>
-        <w:t xml:space="preserve"> </w:t>
-      </w:r>
-      <w:proofErr w:type="spellStart"/>
-      <w:r>
-        <w:rPr>
-          <w:sz w:val="28"/>
-          <w:szCs w:val="28"/>
-        </w:rPr>
-        <w:t>tadqiqotlar</w:t>
-      </w:r>
-      <w:proofErr w:type="spellEnd"/>
-      <w:r>
-        <w:rPr>
-          <w:sz w:val="28"/>
-          <w:szCs w:val="28"/>
-        </w:rPr>
-        <w:t xml:space="preserve"> </w:t>
-      </w:r>
-      <w:proofErr w:type="spellStart"/>
-      <w:r>
-        <w:rPr>
-          <w:sz w:val="28"/>
-          <w:szCs w:val="28"/>
-        </w:rPr>
-        <w:t>olib</w:t>
-      </w:r>
-      <w:proofErr w:type="spellEnd"/>
-      <w:r>
-        <w:rPr>
-          <w:sz w:val="28"/>
-          <w:szCs w:val="28"/>
-        </w:rPr>
-        <w:t xml:space="preserve"> </w:t>
-      </w:r>
-      <w:proofErr w:type="spellStart"/>
-      <w:r>
-        <w:rPr>
-          <w:sz w:val="28"/>
-          <w:szCs w:val="28"/>
-        </w:rPr>
-        <w:t>borilmoqda</w:t>
-      </w:r>
-      <w:proofErr w:type="spellEnd"/>
-      <w:r>
-        <w:rPr>
-          <w:sz w:val="28"/>
-          <w:szCs w:val="28"/>
-        </w:rPr>
-        <w:t xml:space="preserve">. ECC </w:t>
-      </w:r>
-      <w:proofErr w:type="spellStart"/>
-      <w:r>
-        <w:rPr>
-          <w:sz w:val="28"/>
-          <w:szCs w:val="28"/>
-        </w:rPr>
-        <w:t>texnologiyasi</w:t>
-      </w:r>
-      <w:proofErr w:type="spellEnd"/>
-      <w:r>
-        <w:rPr>
-          <w:sz w:val="28"/>
-          <w:szCs w:val="28"/>
-        </w:rPr>
-        <w:t xml:space="preserve"> </w:t>
-      </w:r>
-      <w:proofErr w:type="spellStart"/>
-      <w:r>
-        <w:rPr>
-          <w:sz w:val="28"/>
-          <w:szCs w:val="28"/>
-          <w:lang w:val="en-US"/>
-        </w:rPr>
-        <w:t>faktorizatsiya</w:t>
-      </w:r>
-      <w:proofErr w:type="spellEnd"/>
-      <w:r>
-        <w:rPr>
-          <w:sz w:val="28"/>
-          <w:szCs w:val="28"/>
-        </w:rPr>
-        <w:t xml:space="preserve"> (</w:t>
-      </w:r>
-      <w:r>
-        <w:rPr>
-          <w:sz w:val="28"/>
-          <w:szCs w:val="28"/>
-          <w:lang w:val="en-US"/>
-        </w:rPr>
-        <w:t>RSA</w:t>
-      </w:r>
-      <w:r>
-        <w:rPr>
-          <w:sz w:val="28"/>
-          <w:szCs w:val="28"/>
-        </w:rPr>
-        <w:t xml:space="preserve">) </w:t>
-      </w:r>
-      <w:proofErr w:type="spellStart"/>
-      <w:r>
-        <w:rPr>
-          <w:sz w:val="28"/>
-          <w:szCs w:val="28"/>
-          <w:lang w:val="en-US"/>
-        </w:rPr>
-        <w:t>va</w:t>
-      </w:r>
-      <w:proofErr w:type="spellEnd"/>
-      <w:r>
-        <w:rPr>
-          <w:sz w:val="28"/>
-          <w:szCs w:val="28"/>
-        </w:rPr>
-        <w:t xml:space="preserve"> </w:t>
-      </w:r>
-      <w:proofErr w:type="spellStart"/>
-      <w:r>
-        <w:rPr>
-          <w:sz w:val="28"/>
-          <w:szCs w:val="28"/>
-          <w:lang w:val="en-US"/>
-        </w:rPr>
-        <w:t>chekli</w:t>
-      </w:r>
-      <w:proofErr w:type="spellEnd"/>
-      <w:r>
-        <w:rPr>
-          <w:sz w:val="28"/>
-          <w:szCs w:val="28"/>
-        </w:rPr>
-        <w:t xml:space="preserve"> </w:t>
-      </w:r>
-      <w:proofErr w:type="spellStart"/>
-      <w:r>
-        <w:rPr>
-          <w:sz w:val="28"/>
-          <w:szCs w:val="28"/>
-          <w:lang w:val="en-US"/>
-        </w:rPr>
-        <w:t>maydonda</w:t>
-      </w:r>
-      <w:proofErr w:type="spellEnd"/>
-      <w:r>
-        <w:rPr>
-          <w:sz w:val="28"/>
-          <w:szCs w:val="28"/>
-        </w:rPr>
-        <w:t xml:space="preserve"> </w:t>
-      </w:r>
-      <w:proofErr w:type="spellStart"/>
-      <w:r>
-        <w:rPr>
-          <w:sz w:val="28"/>
-          <w:szCs w:val="28"/>
-          <w:lang w:val="en-US"/>
-        </w:rPr>
-        <w:t>diskret</w:t>
-      </w:r>
-      <w:proofErr w:type="spellEnd"/>
-      <w:r>
-        <w:rPr>
-          <w:sz w:val="28"/>
-          <w:szCs w:val="28"/>
-        </w:rPr>
-        <w:t xml:space="preserve"> </w:t>
-      </w:r>
-      <w:proofErr w:type="spellStart"/>
-      <w:r>
-        <w:rPr>
-          <w:sz w:val="28"/>
-          <w:szCs w:val="28"/>
-          <w:lang w:val="en-US"/>
-        </w:rPr>
-        <w:t>logarifmlash</w:t>
-      </w:r>
-      <w:proofErr w:type="spellEnd"/>
-      <w:r>
-        <w:rPr>
-          <w:sz w:val="28"/>
-          <w:szCs w:val="28"/>
-        </w:rPr>
-        <w:t xml:space="preserve"> (</w:t>
-      </w:r>
-      <w:r>
-        <w:rPr>
-          <w:sz w:val="28"/>
-          <w:szCs w:val="28"/>
-          <w:lang w:val="en-US"/>
-        </w:rPr>
-        <w:t>El</w:t>
-      </w:r>
-      <w:r>
-        <w:rPr>
-          <w:sz w:val="28"/>
-          <w:szCs w:val="28"/>
-        </w:rPr>
-        <w:t>-</w:t>
-      </w:r>
-      <w:r>
-        <w:rPr>
-          <w:sz w:val="28"/>
-          <w:szCs w:val="28"/>
-          <w:lang w:val="en-US"/>
-        </w:rPr>
-        <w:t>Gamal</w:t>
-      </w:r>
-      <w:r>
-        <w:rPr>
-          <w:sz w:val="28"/>
-          <w:szCs w:val="28"/>
-        </w:rPr>
-        <w:t xml:space="preserve">, </w:t>
-      </w:r>
-      <w:r>
-        <w:rPr>
-          <w:sz w:val="28"/>
-          <w:szCs w:val="28"/>
-          <w:lang w:val="en-US"/>
-        </w:rPr>
-        <w:t>DSA</w:t>
-      </w:r>
-      <w:r>
-        <w:rPr>
-          <w:sz w:val="28"/>
-          <w:szCs w:val="28"/>
-        </w:rPr>
-        <w:t xml:space="preserve">) </w:t>
-      </w:r>
-      <w:proofErr w:type="spellStart"/>
-      <w:r>
-        <w:rPr>
-          <w:sz w:val="28"/>
-          <w:szCs w:val="28"/>
-          <w:lang w:val="en-US"/>
-        </w:rPr>
-        <w:t>murakkabligiga</w:t>
-      </w:r>
-      <w:proofErr w:type="spellEnd"/>
-      <w:r>
-        <w:rPr>
-          <w:sz w:val="28"/>
-          <w:szCs w:val="28"/>
-        </w:rPr>
-        <w:t xml:space="preserve"> </w:t>
-      </w:r>
-      <w:proofErr w:type="spellStart"/>
-      <w:r>
-        <w:rPr>
-          <w:sz w:val="28"/>
-          <w:szCs w:val="28"/>
-          <w:lang w:val="en-US"/>
-        </w:rPr>
-        <w:t>asoslangan</w:t>
-      </w:r>
-      <w:proofErr w:type="spellEnd"/>
-      <w:r>
-        <w:rPr>
-          <w:sz w:val="28"/>
-          <w:szCs w:val="28"/>
-        </w:rPr>
-        <w:t xml:space="preserve"> </w:t>
-      </w:r>
-      <w:proofErr w:type="spellStart"/>
-      <w:r>
-        <w:rPr>
-          <w:sz w:val="28"/>
-          <w:szCs w:val="28"/>
-        </w:rPr>
-        <w:t>algoritmlarga</w:t>
-      </w:r>
-      <w:proofErr w:type="spellEnd"/>
-      <w:r>
-        <w:rPr>
-          <w:sz w:val="28"/>
-          <w:szCs w:val="28"/>
-        </w:rPr>
-        <w:t xml:space="preserve"> </w:t>
-      </w:r>
-      <w:proofErr w:type="spellStart"/>
-      <w:r>
-        <w:rPr>
-          <w:sz w:val="28"/>
-          <w:szCs w:val="28"/>
-        </w:rPr>
-        <w:t>nisbatan</w:t>
-      </w:r>
-      <w:proofErr w:type="spellEnd"/>
-      <w:r>
-        <w:rPr>
-          <w:sz w:val="28"/>
-          <w:szCs w:val="28"/>
-        </w:rPr>
-        <w:t xml:space="preserve"> </w:t>
-      </w:r>
-      <w:proofErr w:type="spellStart"/>
+      <w:r>
+        <w:rPr>
+          <w:sz w:val="28"/>
+          <w:szCs w:val="28"/>
+          <w:lang w:val="uz-Cyrl-UZ"/>
+        </w:rPr>
+        <w:t xml:space="preserve">Bugungi kunda butun dunyo bo‘yicha assimmetrik kriptografiya, xususan </w:t>
+      </w:r>
+      <w:r>
+        <w:rPr>
+          <w:rStyle w:val="af3"/>
+          <w:sz w:val="28"/>
+          <w:szCs w:val="28"/>
+          <w:lang w:val="uz-Cyrl-UZ"/>
+        </w:rPr>
+        <w:t>Elliptik Egri Chiziqlar (ECC)</w:t>
+      </w:r>
+      <w:r>
+        <w:rPr>
+          <w:sz w:val="28"/>
+          <w:szCs w:val="28"/>
+          <w:lang w:val="uz-Cyrl-UZ"/>
+        </w:rPr>
+        <w:t xml:space="preserve"> asosidagi shifrlash va elektron raqamli imzo algoritmlarini takomillashtirish bo‘yicha keng ko‘lamli ilmiy tadqiqotlar olib borilmoqda. ECC texnologiyasi </w:t>
+      </w:r>
+      <w:r>
+        <w:rPr>
+          <w:sz w:val="28"/>
+          <w:szCs w:val="28"/>
+          <w:lang w:val="uz-Cyrl-UZ"/>
+        </w:rPr>
+        <w:t>faktorizatsiya (RSA) va chekli maydonda diskret logarifmlash (El-Gamal, DSA) murakkabligiga asoslangan</w:t>
+      </w:r>
+      <w:r>
+        <w:rPr>
+          <w:sz w:val="28"/>
+          <w:szCs w:val="28"/>
+          <w:lang w:val="uz-Cyrl-UZ"/>
+        </w:rPr>
+        <w:t xml:space="preserve"> algoritmlarga nisbatan</w:t>
+      </w:r>
+      <w:r>
+        <w:rPr>
+          <w:sz w:val="28"/>
+          <w:szCs w:val="28"/>
+          <w:lang w:val="uz-Cyrl-UZ"/>
+        </w:rPr>
+        <w:t xml:space="preserve"> </w:t>
+      </w:r>
       <w:r>
         <w:rPr>
           <w:rStyle w:val="af3"/>
@@ -26948,10 +26525,30 @@
           <w:bCs w:val="0"/>
           <w:sz w:val="28"/>
           <w:szCs w:val="28"/>
-        </w:rPr>
-        <w:t>kuchliroq</w:t>
-      </w:r>
-      <w:proofErr w:type="spellEnd"/>
+          <w:lang w:val="uz-Cyrl-UZ"/>
+        </w:rPr>
+        <w:t>kuchliroq xavfsizlik</w:t>
+      </w:r>
+      <w:r>
+        <w:rPr>
+          <w:b/>
+          <w:bCs/>
+          <w:sz w:val="28"/>
+          <w:szCs w:val="28"/>
+          <w:lang w:val="uz-Cyrl-UZ"/>
+        </w:rPr>
+        <w:t>,</w:t>
+      </w:r>
+      <w:r>
+        <w:rPr>
+          <w:b/>
+          <w:bCs/>
+          <w:sz w:val="28"/>
+          <w:szCs w:val="28"/>
+          <w:lang w:val="uz-Cyrl-UZ"/>
+        </w:rPr>
+        <w:t xml:space="preserve"> </w:t>
+      </w:r>
       <w:r>
         <w:rPr>
           <w:rStyle w:val="af3"/>
@@ -26959,10 +26556,30 @@
           <w:bCs w:val="0"/>
           <w:sz w:val="28"/>
           <w:szCs w:val="28"/>
-        </w:rPr>
-        <w:t xml:space="preserve"> </w:t>
-      </w:r>
-      <w:proofErr w:type="spellStart"/>
+          <w:lang w:val="uz-Cyrl-UZ"/>
+        </w:rPr>
+        <w:t>kichikroq kalit uzunligi</w:t>
+      </w:r>
+      <w:r>
+        <w:rPr>
+          <w:b/>
+          <w:bCs/>
+          <w:sz w:val="28"/>
+          <w:szCs w:val="28"/>
+          <w:lang w:val="uz-Cyrl-UZ"/>
+        </w:rPr>
+        <w:t>,</w:t>
+      </w:r>
+      <w:r>
+        <w:rPr>
+          <w:b/>
+          <w:bCs/>
+          <w:sz w:val="28"/>
+          <w:szCs w:val="28"/>
+          <w:lang w:val="uz-Cyrl-UZ"/>
+        </w:rPr>
+        <w:t xml:space="preserve"> </w:t>
+      </w:r>
       <w:r>
         <w:rPr>
           <w:rStyle w:val="af3"/>
@@ -26970,16 +26587,17 @@
           <w:bCs w:val="0"/>
           <w:sz w:val="28"/>
           <w:szCs w:val="28"/>
-        </w:rPr>
-        <w:t>xavfsizlik</w:t>
-      </w:r>
-      <w:proofErr w:type="spellEnd"/>
+          <w:lang w:val="uz-Cyrl-UZ"/>
+        </w:rPr>
+        <w:t>tez ishlash</w:t>
+      </w:r>
       <w:r>
         <w:rPr>
           <w:b/>
           <w:bCs/>
           <w:sz w:val="28"/>
           <w:szCs w:val="28"/>
+          <w:lang w:val="uz-Cyrl-UZ"/>
         </w:rPr>
         <w:t>,</w:t>
       </w:r>
@@ -26989,10 +26607,10 @@
           <w:bCs/>
           <w:sz w:val="28"/>
           <w:szCs w:val="28"/>
-        </w:rPr>
-        <w:t xml:space="preserve"> </w:t>
-      </w:r>
-      <w:proofErr w:type="spellStart"/>
+          <w:lang w:val="uz-Cyrl-UZ"/>
+        </w:rPr>
+        <w:t xml:space="preserve"> </w:t>
+      </w:r>
       <w:r>
         <w:rPr>
           <w:rStyle w:val="af3"/>
@@ -27000,10 +26618,10 @@
           <w:bCs w:val="0"/>
           <w:sz w:val="28"/>
           <w:szCs w:val="28"/>
-        </w:rPr>
-        <w:t>kichikroq</w:t>
-      </w:r>
-      <w:proofErr w:type="spellEnd"/>
+          <w:lang w:val="uz-Cyrl-UZ"/>
+        </w:rPr>
+        <w:t>kamroq energiya sarfi</w:t>
+      </w:r>
       <w:r>
         <w:rPr>
           <w:rStyle w:val="af3"/>
@@ -27011,772 +26629,161 @@
           <w:bCs w:val="0"/>
           <w:sz w:val="28"/>
           <w:szCs w:val="28"/>
-        </w:rPr>
-        <w:t xml:space="preserve"> </w:t>
-      </w:r>
-      <w:proofErr w:type="spellStart"/>
-      <w:r>
-        <w:rPr>
-          <w:rStyle w:val="af3"/>
-          <w:b w:val="0"/>
-          <w:bCs w:val="0"/>
-          <w:sz w:val="28"/>
-          <w:szCs w:val="28"/>
-        </w:rPr>
-        <w:t>kalit</w:t>
-      </w:r>
-      <w:proofErr w:type="spellEnd"/>
-      <w:r>
-        <w:rPr>
-          <w:rStyle w:val="af3"/>
-          <w:b w:val="0"/>
-          <w:bCs w:val="0"/>
-          <w:sz w:val="28"/>
-          <w:szCs w:val="28"/>
-        </w:rPr>
-        <w:t xml:space="preserve"> </w:t>
-      </w:r>
-      <w:proofErr w:type="spellStart"/>
-      <w:r>
-        <w:rPr>
-          <w:rStyle w:val="af3"/>
-          <w:b w:val="0"/>
-          <w:bCs w:val="0"/>
-          <w:sz w:val="28"/>
-          <w:szCs w:val="28"/>
-        </w:rPr>
-        <w:t>uzunligi</w:t>
-      </w:r>
-      <w:proofErr w:type="spellEnd"/>
-      <w:r>
-        <w:rPr>
-          <w:b/>
-          <w:bCs/>
-          <w:sz w:val="28"/>
-          <w:szCs w:val="28"/>
+          <w:lang w:val="uz-Cyrl-UZ"/>
+        </w:rPr>
+        <w:t xml:space="preserve"> </w:t>
+      </w:r>
+      <w:r>
+        <w:rPr>
+          <w:sz w:val="28"/>
+          <w:szCs w:val="28"/>
+          <w:lang w:val="uz-Cyrl-UZ"/>
+        </w:rPr>
+        <w:t>bilan ajralib turadi. Shu sababli ECC algoritmlari bugungi kunda</w:t>
+      </w:r>
+      <w:r>
+        <w:rPr>
+          <w:sz w:val="28"/>
+          <w:szCs w:val="28"/>
+          <w:lang w:val="uz-Cyrl-UZ"/>
+        </w:rPr>
+        <w:t xml:space="preserve"> Transport pog‘onasining xavfsizlik protokoli (</w:t>
+      </w:r>
+      <w:r>
+        <w:rPr>
+          <w:sz w:val="28"/>
+          <w:szCs w:val="28"/>
+          <w:lang w:val="uz-Cyrl-UZ"/>
+        </w:rPr>
+        <w:t>TLS</w:t>
+      </w:r>
+      <w:r>
+        <w:rPr>
+          <w:sz w:val="28"/>
+          <w:szCs w:val="28"/>
+          <w:lang w:val="uz-Cyrl-UZ"/>
+        </w:rPr>
+        <w:t>)</w:t>
+      </w:r>
+      <w:r>
+        <w:rPr>
+          <w:sz w:val="28"/>
+          <w:szCs w:val="28"/>
+          <w:lang w:val="uz-Cyrl-UZ"/>
+        </w:rPr>
+        <w:t xml:space="preserve"> </w:t>
+      </w:r>
+      <w:r>
+        <w:rPr>
+          <w:sz w:val="28"/>
+          <w:szCs w:val="28"/>
+          <w:lang w:val="uz-Cyrl-UZ"/>
+        </w:rPr>
+        <w:t>da</w:t>
+      </w:r>
+      <w:r>
+        <w:rPr>
+          <w:sz w:val="28"/>
+          <w:szCs w:val="28"/>
+          <w:lang w:val="uz-Cyrl-UZ"/>
         </w:rPr>
         <w:t>,</w:t>
       </w:r>
       <w:r>
         <w:rPr>
-          <w:b/>
-          <w:bCs/>
-          <w:sz w:val="28"/>
-          <w:szCs w:val="28"/>
-        </w:rPr>
-        <w:t xml:space="preserve"> </w:t>
-      </w:r>
-      <w:proofErr w:type="spellStart"/>
-      <w:r>
-        <w:rPr>
-          <w:rStyle w:val="af3"/>
-          <w:b w:val="0"/>
-          <w:bCs w:val="0"/>
-          <w:sz w:val="28"/>
-          <w:szCs w:val="28"/>
-        </w:rPr>
-        <w:t>tez</w:t>
-      </w:r>
-      <w:proofErr w:type="spellEnd"/>
-      <w:r>
-        <w:rPr>
-          <w:rStyle w:val="af3"/>
-          <w:b w:val="0"/>
-          <w:bCs w:val="0"/>
-          <w:sz w:val="28"/>
-          <w:szCs w:val="28"/>
-        </w:rPr>
-        <w:t xml:space="preserve"> </w:t>
-      </w:r>
-      <w:proofErr w:type="spellStart"/>
-      <w:r>
-        <w:rPr>
-          <w:rStyle w:val="af3"/>
-          <w:b w:val="0"/>
-          <w:bCs w:val="0"/>
-          <w:sz w:val="28"/>
-          <w:szCs w:val="28"/>
-        </w:rPr>
-        <w:t>ishlash</w:t>
-      </w:r>
-      <w:proofErr w:type="spellEnd"/>
-      <w:r>
-        <w:rPr>
-          <w:b/>
-          <w:bCs/>
-          <w:sz w:val="28"/>
-          <w:szCs w:val="28"/>
-        </w:rPr>
-        <w:t>,</w:t>
-      </w:r>
-      <w:r>
-        <w:rPr>
-          <w:b/>
-          <w:bCs/>
-          <w:sz w:val="28"/>
-          <w:szCs w:val="28"/>
-        </w:rPr>
-        <w:t xml:space="preserve"> </w:t>
-      </w:r>
-      <w:proofErr w:type="spellStart"/>
-      <w:r>
-        <w:rPr>
-          <w:rStyle w:val="af3"/>
-          <w:b w:val="0"/>
-          <w:bCs w:val="0"/>
-          <w:sz w:val="28"/>
-          <w:szCs w:val="28"/>
-        </w:rPr>
-        <w:t>kamroq</w:t>
-      </w:r>
-      <w:proofErr w:type="spellEnd"/>
-      <w:r>
-        <w:rPr>
-          <w:rStyle w:val="af3"/>
-          <w:b w:val="0"/>
-          <w:bCs w:val="0"/>
-          <w:sz w:val="28"/>
-          <w:szCs w:val="28"/>
-        </w:rPr>
-        <w:t xml:space="preserve"> </w:t>
-      </w:r>
-      <w:proofErr w:type="spellStart"/>
-      <w:r>
-        <w:rPr>
-          <w:rStyle w:val="af3"/>
-          <w:b w:val="0"/>
-          <w:bCs w:val="0"/>
-          <w:sz w:val="28"/>
-          <w:szCs w:val="28"/>
-        </w:rPr>
-        <w:t>energiya</w:t>
-      </w:r>
-      <w:proofErr w:type="spellEnd"/>
-      <w:r>
-        <w:rPr>
-          <w:rStyle w:val="af3"/>
-          <w:b w:val="0"/>
-          <w:bCs w:val="0"/>
-          <w:sz w:val="28"/>
-          <w:szCs w:val="28"/>
-        </w:rPr>
-        <w:t xml:space="preserve"> </w:t>
-      </w:r>
-      <w:proofErr w:type="spellStart"/>
-      <w:r>
-        <w:rPr>
-          <w:rStyle w:val="af3"/>
-          <w:b w:val="0"/>
-          <w:bCs w:val="0"/>
-          <w:sz w:val="28"/>
-          <w:szCs w:val="28"/>
-        </w:rPr>
-        <w:t>sarfi</w:t>
-      </w:r>
-      <w:proofErr w:type="spellEnd"/>
-      <w:r>
-        <w:rPr>
-          <w:rStyle w:val="af3"/>
-          <w:b w:val="0"/>
-          <w:bCs w:val="0"/>
-          <w:sz w:val="28"/>
-          <w:szCs w:val="28"/>
-        </w:rPr>
-        <w:t xml:space="preserve"> </w:t>
-      </w:r>
-      <w:proofErr w:type="spellStart"/>
-      <w:r>
-        <w:rPr>
-          <w:sz w:val="28"/>
-          <w:szCs w:val="28"/>
-          <w:lang w:val="en-US"/>
-        </w:rPr>
-        <w:t>bilan</w:t>
-      </w:r>
-      <w:proofErr w:type="spellEnd"/>
-      <w:r>
-        <w:rPr>
-          <w:sz w:val="28"/>
-          <w:szCs w:val="28"/>
-        </w:rPr>
-        <w:t xml:space="preserve"> </w:t>
-      </w:r>
-      <w:proofErr w:type="spellStart"/>
-      <w:r>
-        <w:rPr>
-          <w:sz w:val="28"/>
-          <w:szCs w:val="28"/>
-          <w:lang w:val="en-US"/>
-        </w:rPr>
-        <w:t>ajralib</w:t>
-      </w:r>
-      <w:proofErr w:type="spellEnd"/>
-      <w:r>
-        <w:rPr>
-          <w:sz w:val="28"/>
-          <w:szCs w:val="28"/>
-        </w:rPr>
-        <w:t xml:space="preserve"> </w:t>
-      </w:r>
-      <w:proofErr w:type="spellStart"/>
-      <w:r>
-        <w:rPr>
-          <w:sz w:val="28"/>
-          <w:szCs w:val="28"/>
-          <w:lang w:val="en-US"/>
-        </w:rPr>
-        <w:t>turadi</w:t>
-      </w:r>
-      <w:proofErr w:type="spellEnd"/>
-      <w:r>
-        <w:rPr>
-          <w:sz w:val="28"/>
-          <w:szCs w:val="28"/>
-        </w:rPr>
-        <w:t xml:space="preserve">. </w:t>
-      </w:r>
-      <w:r>
-        <w:rPr>
-          <w:sz w:val="28"/>
-          <w:szCs w:val="28"/>
-          <w:lang w:val="en-US"/>
-        </w:rPr>
-        <w:t>Shu</w:t>
-      </w:r>
-      <w:r>
-        <w:rPr>
-          <w:sz w:val="28"/>
-          <w:szCs w:val="28"/>
-        </w:rPr>
-        <w:t xml:space="preserve"> </w:t>
-      </w:r>
-      <w:proofErr w:type="spellStart"/>
-      <w:r>
-        <w:rPr>
-          <w:sz w:val="28"/>
-          <w:szCs w:val="28"/>
-          <w:lang w:val="en-US"/>
-        </w:rPr>
-        <w:t>sababli</w:t>
-      </w:r>
-      <w:proofErr w:type="spellEnd"/>
-      <w:r>
-        <w:rPr>
-          <w:sz w:val="28"/>
-          <w:szCs w:val="28"/>
-        </w:rPr>
-        <w:t xml:space="preserve"> </w:t>
-      </w:r>
-      <w:r>
-        <w:rPr>
-          <w:sz w:val="28"/>
-          <w:szCs w:val="28"/>
-          <w:lang w:val="en-US"/>
-        </w:rPr>
-        <w:t>ECC</w:t>
-      </w:r>
-      <w:r>
-        <w:rPr>
-          <w:sz w:val="28"/>
-          <w:szCs w:val="28"/>
-        </w:rPr>
-        <w:t xml:space="preserve"> </w:t>
-      </w:r>
-      <w:proofErr w:type="spellStart"/>
-      <w:r>
-        <w:rPr>
-          <w:sz w:val="28"/>
-          <w:szCs w:val="28"/>
-          <w:lang w:val="en-US"/>
-        </w:rPr>
-        <w:t>algoritmlari</w:t>
-      </w:r>
-      <w:proofErr w:type="spellEnd"/>
-      <w:r>
-        <w:rPr>
-          <w:sz w:val="28"/>
-          <w:szCs w:val="28"/>
-        </w:rPr>
-        <w:t xml:space="preserve"> </w:t>
-      </w:r>
-      <w:proofErr w:type="spellStart"/>
-      <w:r>
-        <w:rPr>
-          <w:sz w:val="28"/>
-          <w:szCs w:val="28"/>
-          <w:lang w:val="en-US"/>
-        </w:rPr>
-        <w:t>bugungi</w:t>
-      </w:r>
-      <w:proofErr w:type="spellEnd"/>
-      <w:r>
-        <w:rPr>
-          <w:sz w:val="28"/>
-          <w:szCs w:val="28"/>
-        </w:rPr>
-        <w:t xml:space="preserve"> </w:t>
-      </w:r>
-      <w:proofErr w:type="spellStart"/>
-      <w:r>
-        <w:rPr>
-          <w:sz w:val="28"/>
-          <w:szCs w:val="28"/>
-          <w:lang w:val="en-US"/>
-        </w:rPr>
-        <w:t>kunda</w:t>
-      </w:r>
-      <w:proofErr w:type="spellEnd"/>
-      <w:r>
-        <w:rPr>
-          <w:sz w:val="28"/>
-          <w:szCs w:val="28"/>
-        </w:rPr>
-        <w:t xml:space="preserve"> </w:t>
-      </w:r>
-      <w:r>
-        <w:rPr>
-          <w:sz w:val="28"/>
-          <w:szCs w:val="28"/>
-          <w:lang w:val="en-US"/>
-        </w:rPr>
-        <w:t>Transport</w:t>
-      </w:r>
-      <w:r>
-        <w:rPr>
-          <w:sz w:val="28"/>
-          <w:szCs w:val="28"/>
-        </w:rPr>
-        <w:t xml:space="preserve"> </w:t>
-      </w:r>
-      <w:proofErr w:type="spellStart"/>
-      <w:r>
-        <w:rPr>
-          <w:sz w:val="28"/>
-          <w:szCs w:val="28"/>
-          <w:lang w:val="en-US"/>
-        </w:rPr>
-        <w:t>pog</w:t>
-      </w:r>
-      <w:proofErr w:type="spellEnd"/>
-      <w:r>
-        <w:rPr>
-          <w:sz w:val="28"/>
-          <w:szCs w:val="28"/>
-        </w:rPr>
-        <w:t>‘</w:t>
-      </w:r>
-      <w:proofErr w:type="spellStart"/>
-      <w:r>
-        <w:rPr>
-          <w:sz w:val="28"/>
-          <w:szCs w:val="28"/>
-          <w:lang w:val="en-US"/>
-        </w:rPr>
-        <w:t>onasining</w:t>
-      </w:r>
-      <w:proofErr w:type="spellEnd"/>
-      <w:r>
-        <w:rPr>
-          <w:sz w:val="28"/>
-          <w:szCs w:val="28"/>
-        </w:rPr>
-        <w:t xml:space="preserve"> </w:t>
-      </w:r>
-      <w:proofErr w:type="spellStart"/>
-      <w:r>
-        <w:rPr>
-          <w:sz w:val="28"/>
-          <w:szCs w:val="28"/>
-          <w:lang w:val="en-US"/>
-        </w:rPr>
-        <w:t>xavfsizlik</w:t>
-      </w:r>
-      <w:proofErr w:type="spellEnd"/>
-      <w:r>
-        <w:rPr>
-          <w:sz w:val="28"/>
-          <w:szCs w:val="28"/>
-        </w:rPr>
-        <w:t xml:space="preserve"> </w:t>
-      </w:r>
-      <w:proofErr w:type="spellStart"/>
-      <w:r>
-        <w:rPr>
-          <w:sz w:val="28"/>
-          <w:szCs w:val="28"/>
-          <w:lang w:val="en-US"/>
-        </w:rPr>
-        <w:t>protokoli</w:t>
-      </w:r>
-      <w:proofErr w:type="spellEnd"/>
-      <w:r>
-        <w:rPr>
-          <w:sz w:val="28"/>
-          <w:szCs w:val="28"/>
-        </w:rPr>
-        <w:t xml:space="preserve"> (</w:t>
-      </w:r>
-      <w:r>
-        <w:rPr>
-          <w:sz w:val="28"/>
-          <w:szCs w:val="28"/>
-          <w:lang w:val="en-US"/>
-        </w:rPr>
-        <w:t>TLS</w:t>
-      </w:r>
-      <w:r>
-        <w:rPr>
-          <w:sz w:val="28"/>
-          <w:szCs w:val="28"/>
-        </w:rPr>
-        <w:t>)</w:t>
-      </w:r>
-      <w:r>
-        <w:rPr>
-          <w:sz w:val="28"/>
-          <w:szCs w:val="28"/>
-        </w:rPr>
-        <w:t xml:space="preserve"> </w:t>
-      </w:r>
-      <w:r>
-        <w:rPr>
-          <w:sz w:val="28"/>
-          <w:szCs w:val="28"/>
-          <w:lang w:val="en-US"/>
-        </w:rPr>
-        <w:t>da</w:t>
-      </w:r>
-      <w:r>
-        <w:rPr>
-          <w:sz w:val="28"/>
-          <w:szCs w:val="28"/>
-        </w:rPr>
-        <w:t>,</w:t>
-      </w:r>
-      <w:r>
-        <w:rPr>
-          <w:sz w:val="28"/>
-          <w:szCs w:val="28"/>
-        </w:rPr>
-        <w:t xml:space="preserve"> </w:t>
-      </w:r>
-      <w:proofErr w:type="spellStart"/>
-      <w:r>
-        <w:rPr>
-          <w:sz w:val="28"/>
-          <w:szCs w:val="28"/>
-          <w:lang w:val="en-US"/>
-        </w:rPr>
-        <w:t>mobil</w:t>
-      </w:r>
-      <w:proofErr w:type="spellEnd"/>
-      <w:r>
-        <w:rPr>
-          <w:sz w:val="28"/>
-          <w:szCs w:val="28"/>
-        </w:rPr>
-        <w:t xml:space="preserve"> </w:t>
-      </w:r>
-      <w:proofErr w:type="spellStart"/>
-      <w:r>
-        <w:rPr>
-          <w:sz w:val="28"/>
-          <w:szCs w:val="28"/>
-          <w:lang w:val="en-US"/>
-        </w:rPr>
-        <w:t>tarmoqlarda</w:t>
-      </w:r>
-      <w:proofErr w:type="spellEnd"/>
-      <w:r>
-        <w:rPr>
-          <w:sz w:val="28"/>
-          <w:szCs w:val="28"/>
-        </w:rPr>
-        <w:t>,</w:t>
-      </w:r>
-      <w:r>
-        <w:rPr>
-          <w:sz w:val="28"/>
-          <w:szCs w:val="28"/>
-        </w:rPr>
-        <w:t xml:space="preserve"> </w:t>
-      </w:r>
-      <w:proofErr w:type="spellStart"/>
-      <w:r>
-        <w:rPr>
-          <w:sz w:val="28"/>
-          <w:szCs w:val="28"/>
-        </w:rPr>
-        <w:t>elektron</w:t>
-      </w:r>
-      <w:proofErr w:type="spellEnd"/>
-      <w:r>
-        <w:rPr>
-          <w:sz w:val="28"/>
-          <w:szCs w:val="28"/>
-        </w:rPr>
-        <w:t xml:space="preserve"> </w:t>
-      </w:r>
-      <w:proofErr w:type="spellStart"/>
-      <w:r>
-        <w:rPr>
-          <w:sz w:val="28"/>
-          <w:szCs w:val="28"/>
-        </w:rPr>
-        <w:t>hukumat</w:t>
-      </w:r>
-      <w:proofErr w:type="spellEnd"/>
-      <w:r>
-        <w:rPr>
-          <w:sz w:val="28"/>
-          <w:szCs w:val="28"/>
-        </w:rPr>
-        <w:t xml:space="preserve"> </w:t>
-      </w:r>
-      <w:proofErr w:type="spellStart"/>
-      <w:r>
-        <w:rPr>
-          <w:sz w:val="28"/>
-          <w:szCs w:val="28"/>
-        </w:rPr>
-        <w:t>xizmatlarida</w:t>
-      </w:r>
-      <w:proofErr w:type="spellEnd"/>
-      <w:r>
-        <w:rPr>
-          <w:sz w:val="28"/>
-          <w:szCs w:val="28"/>
-        </w:rPr>
-        <w:t>,</w:t>
-      </w:r>
-      <w:r>
-        <w:rPr>
-          <w:sz w:val="28"/>
-          <w:szCs w:val="28"/>
-        </w:rPr>
-        <w:t xml:space="preserve"> </w:t>
-      </w:r>
-      <w:proofErr w:type="spellStart"/>
-      <w:r>
-        <w:rPr>
-          <w:sz w:val="28"/>
-          <w:szCs w:val="28"/>
-        </w:rPr>
-        <w:t>IoT</w:t>
-      </w:r>
-      <w:proofErr w:type="spellEnd"/>
-      <w:r>
-        <w:rPr>
-          <w:sz w:val="28"/>
-          <w:szCs w:val="28"/>
-        </w:rPr>
-        <w:t xml:space="preserve"> </w:t>
-      </w:r>
-      <w:proofErr w:type="spellStart"/>
-      <w:r>
-        <w:rPr>
-          <w:sz w:val="28"/>
-          <w:szCs w:val="28"/>
-        </w:rPr>
-        <w:t>qurilmalarda</w:t>
-      </w:r>
-      <w:proofErr w:type="spellEnd"/>
-      <w:r>
-        <w:rPr>
-          <w:sz w:val="28"/>
-          <w:szCs w:val="28"/>
-        </w:rPr>
-        <w:t>,</w:t>
-      </w:r>
-      <w:r>
-        <w:rPr>
-          <w:sz w:val="28"/>
-          <w:szCs w:val="28"/>
-        </w:rPr>
-        <w:t xml:space="preserve"> </w:t>
-      </w:r>
-      <w:proofErr w:type="spellStart"/>
-      <w:r>
-        <w:rPr>
-          <w:sz w:val="28"/>
-          <w:szCs w:val="28"/>
-        </w:rPr>
-        <w:t>bank</w:t>
-      </w:r>
-      <w:proofErr w:type="spellEnd"/>
-      <w:r>
-        <w:rPr>
-          <w:sz w:val="28"/>
-          <w:szCs w:val="28"/>
-        </w:rPr>
-        <w:t xml:space="preserve"> </w:t>
-      </w:r>
-      <w:proofErr w:type="spellStart"/>
-      <w:r>
-        <w:rPr>
-          <w:sz w:val="28"/>
-          <w:szCs w:val="28"/>
-        </w:rPr>
-        <w:t>tizimlarida</w:t>
-      </w:r>
-      <w:proofErr w:type="spellEnd"/>
-      <w:r>
-        <w:rPr>
-          <w:sz w:val="28"/>
-          <w:szCs w:val="28"/>
-        </w:rPr>
-        <w:t>,</w:t>
-      </w:r>
-      <w:r>
-        <w:rPr>
-          <w:sz w:val="28"/>
-          <w:szCs w:val="28"/>
-        </w:rPr>
-        <w:t xml:space="preserve"> </w:t>
-      </w:r>
-      <w:proofErr w:type="spellStart"/>
-      <w:r>
-        <w:rPr>
-          <w:sz w:val="28"/>
-          <w:szCs w:val="28"/>
-        </w:rPr>
-        <w:t>harbiy</w:t>
-      </w:r>
-      <w:proofErr w:type="spellEnd"/>
-      <w:r>
-        <w:rPr>
-          <w:sz w:val="28"/>
-          <w:szCs w:val="28"/>
-        </w:rPr>
-        <w:t xml:space="preserve"> </w:t>
-      </w:r>
-      <w:proofErr w:type="spellStart"/>
-      <w:r>
-        <w:rPr>
-          <w:sz w:val="28"/>
-          <w:szCs w:val="28"/>
-        </w:rPr>
-        <w:t>aloqa</w:t>
-      </w:r>
-      <w:proofErr w:type="spellEnd"/>
-      <w:r>
-        <w:rPr>
-          <w:sz w:val="28"/>
-          <w:szCs w:val="28"/>
-        </w:rPr>
-        <w:t xml:space="preserve"> </w:t>
-      </w:r>
-      <w:proofErr w:type="spellStart"/>
-      <w:r>
-        <w:rPr>
-          <w:sz w:val="28"/>
-          <w:szCs w:val="28"/>
-        </w:rPr>
-        <w:t>va</w:t>
-      </w:r>
-      <w:proofErr w:type="spellEnd"/>
-      <w:r>
-        <w:rPr>
-          <w:sz w:val="28"/>
-          <w:szCs w:val="28"/>
-        </w:rPr>
-        <w:t xml:space="preserve"> </w:t>
-      </w:r>
-      <w:proofErr w:type="spellStart"/>
-      <w:r>
-        <w:rPr>
-          <w:sz w:val="28"/>
-          <w:szCs w:val="28"/>
-        </w:rPr>
-        <w:t>boshqaruv</w:t>
-      </w:r>
-      <w:proofErr w:type="spellEnd"/>
-      <w:r>
-        <w:rPr>
-          <w:sz w:val="28"/>
-          <w:szCs w:val="28"/>
-        </w:rPr>
-        <w:t xml:space="preserve"> </w:t>
-      </w:r>
-      <w:proofErr w:type="spellStart"/>
-      <w:r>
-        <w:rPr>
-          <w:sz w:val="28"/>
-          <w:szCs w:val="28"/>
-        </w:rPr>
-        <w:t>tizimlarida</w:t>
-      </w:r>
-      <w:proofErr w:type="spellEnd"/>
-      <w:r>
-        <w:rPr>
-          <w:sz w:val="28"/>
-          <w:szCs w:val="28"/>
-        </w:rPr>
-        <w:t xml:space="preserve"> </w:t>
-      </w:r>
-      <w:proofErr w:type="spellStart"/>
-      <w:r>
-        <w:rPr>
-          <w:sz w:val="28"/>
-          <w:szCs w:val="28"/>
-        </w:rPr>
-        <w:t>asosiy</w:t>
-      </w:r>
-      <w:proofErr w:type="spellEnd"/>
-      <w:r>
-        <w:rPr>
-          <w:sz w:val="28"/>
-          <w:szCs w:val="28"/>
-        </w:rPr>
-        <w:t xml:space="preserve"> </w:t>
-      </w:r>
-      <w:proofErr w:type="spellStart"/>
-      <w:r>
-        <w:rPr>
-          <w:sz w:val="28"/>
-          <w:szCs w:val="28"/>
-        </w:rPr>
-        <w:t>tanlangan</w:t>
-      </w:r>
-      <w:proofErr w:type="spellEnd"/>
-      <w:r>
-        <w:rPr>
-          <w:sz w:val="28"/>
-          <w:szCs w:val="28"/>
-        </w:rPr>
-        <w:t xml:space="preserve"> </w:t>
-      </w:r>
-      <w:proofErr w:type="spellStart"/>
-      <w:r>
-        <w:rPr>
-          <w:sz w:val="28"/>
-          <w:szCs w:val="28"/>
-        </w:rPr>
-        <w:t>standart</w:t>
-      </w:r>
-      <w:proofErr w:type="spellEnd"/>
-      <w:r>
-        <w:rPr>
-          <w:sz w:val="28"/>
-          <w:szCs w:val="28"/>
-        </w:rPr>
-        <w:t xml:space="preserve"> </w:t>
-      </w:r>
-      <w:proofErr w:type="spellStart"/>
-      <w:r>
-        <w:rPr>
-          <w:sz w:val="28"/>
-          <w:szCs w:val="28"/>
-        </w:rPr>
-        <w:t>hisoblanadi</w:t>
-      </w:r>
-      <w:proofErr w:type="spellEnd"/>
-      <w:r>
-        <w:rPr>
-          <w:sz w:val="28"/>
-          <w:szCs w:val="28"/>
-        </w:rPr>
-        <w:t>.</w:t>
+          <w:sz w:val="28"/>
+          <w:szCs w:val="28"/>
+          <w:lang w:val="uz-Cyrl-UZ"/>
+        </w:rPr>
+        <w:t xml:space="preserve"> </w:t>
+      </w:r>
+      <w:r>
+        <w:rPr>
+          <w:sz w:val="28"/>
+          <w:szCs w:val="28"/>
+          <w:lang w:val="uz-Cyrl-UZ"/>
+        </w:rPr>
+        <w:t>mobil tarmoqlarda,</w:t>
+      </w:r>
+      <w:r>
+        <w:rPr>
+          <w:sz w:val="28"/>
+          <w:szCs w:val="28"/>
+          <w:lang w:val="uz-Cyrl-UZ"/>
+        </w:rPr>
+        <w:t xml:space="preserve"> </w:t>
+      </w:r>
+      <w:r>
+        <w:rPr>
+          <w:sz w:val="28"/>
+          <w:szCs w:val="28"/>
+          <w:lang w:val="uz-Cyrl-UZ"/>
+        </w:rPr>
+        <w:t>elektron hukumat xizmatlarida,</w:t>
+      </w:r>
+      <w:r>
+        <w:rPr>
+          <w:sz w:val="28"/>
+          <w:szCs w:val="28"/>
+          <w:lang w:val="uz-Cyrl-UZ"/>
+        </w:rPr>
+        <w:t xml:space="preserve"> </w:t>
+      </w:r>
+      <w:r>
+        <w:rPr>
+          <w:sz w:val="28"/>
+          <w:szCs w:val="28"/>
+          <w:lang w:val="uz-Cyrl-UZ"/>
+        </w:rPr>
+        <w:t>IoT qurilmalarda,</w:t>
+      </w:r>
+      <w:r>
+        <w:rPr>
+          <w:sz w:val="28"/>
+          <w:szCs w:val="28"/>
+          <w:lang w:val="uz-Cyrl-UZ"/>
+        </w:rPr>
+        <w:t xml:space="preserve"> </w:t>
+      </w:r>
+      <w:r>
+        <w:rPr>
+          <w:sz w:val="28"/>
+          <w:szCs w:val="28"/>
+          <w:lang w:val="uz-Cyrl-UZ"/>
+        </w:rPr>
+        <w:t>bank tizimlarida,</w:t>
+      </w:r>
+      <w:r>
+        <w:rPr>
+          <w:sz w:val="28"/>
+          <w:szCs w:val="28"/>
+          <w:lang w:val="uz-Cyrl-UZ"/>
+        </w:rPr>
+        <w:t xml:space="preserve"> </w:t>
+      </w:r>
+      <w:r>
+        <w:rPr>
+          <w:sz w:val="28"/>
+          <w:szCs w:val="28"/>
+          <w:lang w:val="uz-Cyrl-UZ"/>
+        </w:rPr>
+        <w:t>harbiy aloqa va boshqaruv tizimlarida</w:t>
+      </w:r>
+      <w:r>
+        <w:rPr>
+          <w:sz w:val="28"/>
+          <w:szCs w:val="28"/>
+          <w:lang w:val="uz-Cyrl-UZ"/>
+        </w:rPr>
+        <w:t xml:space="preserve"> </w:t>
+      </w:r>
+      <w:r>
+        <w:rPr>
+          <w:sz w:val="28"/>
+          <w:szCs w:val="28"/>
+          <w:lang w:val="uz-Cyrl-UZ"/>
+        </w:rPr>
+        <w:t>asosiy tanlangan standart hisoblanadi.</w:t>
       </w:r>
     </w:p>
     <w:p>
@@ -28281,13 +27288,23 @@
         <w:t xml:space="preserve"> </w:t>
       </w:r>
       <w:proofErr w:type="spellStart"/>
-      <w:r>
-        <w:rPr>
-          <w:sz w:val="28"/>
-          <w:szCs w:val="28"/>
-          <w:lang w:val="en-US"/>
-        </w:rPr>
-        <w:t>qo‘llaniladi</w:t>
+      <w:proofErr w:type="gramStart"/>
+      <w:r>
+        <w:rPr>
+          <w:sz w:val="28"/>
+          <w:szCs w:val="28"/>
+          <w:lang w:val="en-US"/>
+        </w:rPr>
+        <w:t>qo‘</w:t>
+      </w:r>
+      <w:proofErr w:type="gramEnd"/>
+      <w:r>
+        <w:rPr>
+          <w:sz w:val="28"/>
+          <w:szCs w:val="28"/>
+          <w:lang w:val="en-US"/>
+        </w:rPr>
+        <w:t>llaniladi</w:t>
       </w:r>
       <w:proofErr w:type="spellEnd"/>
       <w:r>
@@ -28410,13 +27427,23 @@
         <w:t xml:space="preserve"> </w:t>
       </w:r>
       <w:proofErr w:type="spellStart"/>
-      <w:r>
-        <w:rPr>
-          <w:sz w:val="28"/>
-          <w:szCs w:val="28"/>
-          <w:lang w:val="en-US"/>
-        </w:rPr>
-        <w:t>bo‘yicha</w:t>
+      <w:proofErr w:type="gramStart"/>
+      <w:r>
+        <w:rPr>
+          <w:sz w:val="28"/>
+          <w:szCs w:val="28"/>
+          <w:lang w:val="en-US"/>
+        </w:rPr>
+        <w:t>bo‘</w:t>
+      </w:r>
+      <w:proofErr w:type="gramEnd"/>
+      <w:r>
+        <w:rPr>
+          <w:sz w:val="28"/>
+          <w:szCs w:val="28"/>
+          <w:lang w:val="en-US"/>
+        </w:rPr>
+        <w:t>yicha</w:t>
       </w:r>
       <w:proofErr w:type="spellEnd"/>
       <w:r>
@@ -28646,6 +27673,10 @@
       <w:r>
         <w:rPr>
           <w:rStyle w:val="af3"/>
+          <w:b w:val="0"/>
+          <w:bCs w:val="0"/>
+          <w:i/>
+          <w:iCs/>
           <w:sz w:val="28"/>
           <w:szCs w:val="28"/>
           <w:lang w:val="en-US"/>
@@ -28805,13 +27836,23 @@
         <w:t xml:space="preserve"> </w:t>
       </w:r>
       <w:proofErr w:type="spellStart"/>
-      <w:r>
-        <w:rPr>
-          <w:sz w:val="28"/>
-          <w:szCs w:val="28"/>
-          <w:lang w:val="en-US"/>
-        </w:rPr>
-        <w:t>ko‘rsatilmagan</w:t>
+      <w:proofErr w:type="gramStart"/>
+      <w:r>
+        <w:rPr>
+          <w:sz w:val="28"/>
+          <w:szCs w:val="28"/>
+          <w:lang w:val="en-US"/>
+        </w:rPr>
+        <w:t>ko‘</w:t>
+      </w:r>
+      <w:proofErr w:type="gramEnd"/>
+      <w:r>
+        <w:rPr>
+          <w:sz w:val="28"/>
+          <w:szCs w:val="28"/>
+          <w:lang w:val="en-US"/>
+        </w:rPr>
+        <w:t>rsatilmagan</w:t>
       </w:r>
       <w:proofErr w:type="spellEnd"/>
       <w:r>
@@ -28885,13 +27926,23 @@
         <w:t xml:space="preserve">(backdoor) </w:t>
       </w:r>
       <w:proofErr w:type="spellStart"/>
-      <w:r>
-        <w:rPr>
-          <w:sz w:val="28"/>
-          <w:szCs w:val="28"/>
-          <w:lang w:val="en-US"/>
-        </w:rPr>
-        <w:t>bo‘lishi</w:t>
+      <w:proofErr w:type="gramStart"/>
+      <w:r>
+        <w:rPr>
+          <w:sz w:val="28"/>
+          <w:szCs w:val="28"/>
+          <w:lang w:val="en-US"/>
+        </w:rPr>
+        <w:t>bo‘</w:t>
+      </w:r>
+      <w:proofErr w:type="gramEnd"/>
+      <w:r>
+        <w:rPr>
+          <w:sz w:val="28"/>
+          <w:szCs w:val="28"/>
+          <w:lang w:val="en-US"/>
+        </w:rPr>
+        <w:t>lishi</w:t>
       </w:r>
       <w:proofErr w:type="spellEnd"/>
       <w:r>
@@ -29596,13 +28647,23 @@
         <w:t xml:space="preserve"> </w:t>
       </w:r>
       <w:proofErr w:type="spellStart"/>
-      <w:r>
-        <w:rPr>
-          <w:sz w:val="28"/>
-          <w:szCs w:val="28"/>
-          <w:lang w:val="en-US"/>
-        </w:rPr>
-        <w:t>bo‘ladigan</w:t>
+      <w:proofErr w:type="gramStart"/>
+      <w:r>
+        <w:rPr>
+          <w:sz w:val="28"/>
+          <w:szCs w:val="28"/>
+          <w:lang w:val="en-US"/>
+        </w:rPr>
+        <w:t>bo‘</w:t>
+      </w:r>
+      <w:proofErr w:type="gramEnd"/>
+      <w:r>
+        <w:rPr>
+          <w:sz w:val="28"/>
+          <w:szCs w:val="28"/>
+          <w:lang w:val="en-US"/>
+        </w:rPr>
+        <w:t>ladigan</w:t>
       </w:r>
       <w:proofErr w:type="spellEnd"/>
       <w:r>
@@ -29977,6 +29038,7 @@
         <w:t xml:space="preserve"> </w:t>
       </w:r>
       <w:proofErr w:type="spellStart"/>
+      <w:proofErr w:type="gramStart"/>
       <w:r>
         <w:rPr>
           <w:rStyle w:val="af3"/>
@@ -29986,7 +29048,19 @@
           <w:szCs w:val="28"/>
           <w:lang w:val="en-US"/>
         </w:rPr>
-        <w:t>to‘plami</w:t>
+        <w:t>to‘</w:t>
+      </w:r>
+      <w:proofErr w:type="gramEnd"/>
+      <w:r>
+        <w:rPr>
+          <w:rStyle w:val="af3"/>
+          <w:b w:val="0"/>
+          <w:bCs w:val="0"/>
+          <w:sz w:val="28"/>
+          <w:szCs w:val="28"/>
+          <w:lang w:val="en-US"/>
+        </w:rPr>
+        <w:t>plami</w:t>
       </w:r>
       <w:proofErr w:type="spellEnd"/>
       <w:r>
@@ -30214,13 +29288,23 @@
         <w:t xml:space="preserve"> </w:t>
       </w:r>
       <w:proofErr w:type="spellStart"/>
-      <w:r>
-        <w:rPr>
-          <w:sz w:val="28"/>
-          <w:szCs w:val="28"/>
-          <w:lang w:val="en-US"/>
-        </w:rPr>
-        <w:t>bo‘shliqdir</w:t>
+      <w:proofErr w:type="gramStart"/>
+      <w:r>
+        <w:rPr>
+          <w:sz w:val="28"/>
+          <w:szCs w:val="28"/>
+          <w:lang w:val="en-US"/>
+        </w:rPr>
+        <w:t>bo‘</w:t>
+      </w:r>
+      <w:proofErr w:type="gramEnd"/>
+      <w:r>
+        <w:rPr>
+          <w:sz w:val="28"/>
+          <w:szCs w:val="28"/>
+          <w:lang w:val="en-US"/>
+        </w:rPr>
+        <w:t>shliqdir</w:t>
       </w:r>
       <w:proofErr w:type="spellEnd"/>
       <w:r>
@@ -30294,13 +29378,23 @@
         <w:t xml:space="preserve"> </w:t>
       </w:r>
       <w:proofErr w:type="spellStart"/>
-      <w:r>
-        <w:rPr>
-          <w:sz w:val="28"/>
-          <w:szCs w:val="28"/>
-          <w:lang w:val="en-US"/>
-        </w:rPr>
-        <w:t>bo‘shliqni</w:t>
+      <w:proofErr w:type="gramStart"/>
+      <w:r>
+        <w:rPr>
+          <w:sz w:val="28"/>
+          <w:szCs w:val="28"/>
+          <w:lang w:val="en-US"/>
+        </w:rPr>
+        <w:t>bo‘</w:t>
+      </w:r>
+      <w:proofErr w:type="gramEnd"/>
+      <w:r>
+        <w:rPr>
+          <w:sz w:val="28"/>
+          <w:szCs w:val="28"/>
+          <w:lang w:val="en-US"/>
+        </w:rPr>
+        <w:t>shliqni</w:t>
       </w:r>
       <w:proofErr w:type="spellEnd"/>
       <w:r>
@@ -30480,7 +29574,6 @@
         </w:rPr>
         <w:t>algoritmlari</w:t>
       </w:r>
-      <w:proofErr w:type="spellEnd"/>
       <w:r>
         <w:rPr>
           <w:rStyle w:val="af3"/>
@@ -30489,9 +29582,9 @@
           <w:szCs w:val="28"/>
           <w:lang w:val="en-US"/>
         </w:rPr>
-        <w:t xml:space="preserve"> </w:t>
-      </w:r>
-      <w:proofErr w:type="spellStart"/>
+        <w:t>ning</w:t>
+      </w:r>
+      <w:proofErr w:type="spellEnd"/>
       <w:r>
         <w:rPr>
           <w:rStyle w:val="af3"/>
@@ -30500,9 +29593,9 @@
           <w:szCs w:val="28"/>
           <w:lang w:val="en-US"/>
         </w:rPr>
-        <w:t>jahon</w:t>
-      </w:r>
-      <w:proofErr w:type="spellEnd"/>
+        <w:t xml:space="preserve"> </w:t>
+      </w:r>
+      <w:proofErr w:type="spellStart"/>
       <w:r>
         <w:rPr>
           <w:rStyle w:val="af3"/>
@@ -30511,9 +29604,9 @@
           <w:szCs w:val="28"/>
           <w:lang w:val="en-US"/>
         </w:rPr>
-        <w:t xml:space="preserve"> </w:t>
-      </w:r>
-      <w:proofErr w:type="spellStart"/>
+        <w:t>jahon</w:t>
+      </w:r>
+      <w:proofErr w:type="spellEnd"/>
       <w:r>
         <w:rPr>
           <w:rStyle w:val="af3"/>
@@ -30522,9 +29615,9 @@
           <w:szCs w:val="28"/>
           <w:lang w:val="en-US"/>
         </w:rPr>
-        <w:t>yutuqlari</w:t>
-      </w:r>
-      <w:proofErr w:type="spellEnd"/>
+        <w:t xml:space="preserve"> </w:t>
+      </w:r>
+      <w:proofErr w:type="spellStart"/>
       <w:r>
         <w:rPr>
           <w:rStyle w:val="af3"/>
@@ -30533,9 +29626,9 @@
           <w:szCs w:val="28"/>
           <w:lang w:val="en-US"/>
         </w:rPr>
-        <w:t xml:space="preserve"> </w:t>
-      </w:r>
-      <w:proofErr w:type="spellStart"/>
+        <w:t>yutuqlari</w:t>
+      </w:r>
+      <w:proofErr w:type="spellEnd"/>
       <w:r>
         <w:rPr>
           <w:rStyle w:val="af3"/>
@@ -30544,9 +29637,9 @@
           <w:szCs w:val="28"/>
           <w:lang w:val="en-US"/>
         </w:rPr>
-        <w:t>bilan</w:t>
-      </w:r>
-      <w:proofErr w:type="spellEnd"/>
+        <w:t xml:space="preserve"> </w:t>
+      </w:r>
+      <w:proofErr w:type="spellStart"/>
       <w:r>
         <w:rPr>
           <w:rStyle w:val="af3"/>
@@ -30555,9 +29648,9 @@
           <w:szCs w:val="28"/>
           <w:lang w:val="en-US"/>
         </w:rPr>
-        <w:t xml:space="preserve"> </w:t>
-      </w:r>
-      <w:proofErr w:type="spellStart"/>
+        <w:t>bilan</w:t>
+      </w:r>
+      <w:proofErr w:type="spellEnd"/>
       <w:r>
         <w:rPr>
           <w:rStyle w:val="af3"/>
@@ -30566,9 +29659,9 @@
           <w:szCs w:val="28"/>
           <w:lang w:val="en-US"/>
         </w:rPr>
-        <w:t>taqqoslanganda</w:t>
-      </w:r>
-      <w:proofErr w:type="spellEnd"/>
+        <w:t xml:space="preserve"> </w:t>
+      </w:r>
+      <w:proofErr w:type="spellStart"/>
       <w:r>
         <w:rPr>
           <w:rStyle w:val="af3"/>
@@ -30577,9 +29670,8 @@
           <w:szCs w:val="28"/>
           <w:lang w:val="en-US"/>
         </w:rPr>
-        <w:t xml:space="preserve"> </w:t>
-      </w:r>
-      <w:proofErr w:type="spellStart"/>
+        <w:t>taqqoslanganda</w:t>
+      </w:r>
       <w:r>
         <w:rPr>
           <w:rStyle w:val="af3"/>
@@ -30588,7 +29680,7 @@
           <w:szCs w:val="28"/>
           <w:lang w:val="en-US"/>
         </w:rPr>
-        <w:t>ustun</w:t>
+        <w:t>gi</w:t>
       </w:r>
       <w:proofErr w:type="spellEnd"/>
       <w:r>
@@ -30610,7 +29702,39 @@
           <w:szCs w:val="28"/>
           <w:lang w:val="en-US"/>
         </w:rPr>
+        <w:t>ustun</w:t>
+      </w:r>
+      <w:proofErr w:type="spellEnd"/>
+      <w:r>
+        <w:rPr>
+          <w:rStyle w:val="af3"/>
+          <w:b/>
+          <w:bCs/>
+          <w:szCs w:val="28"/>
+          <w:lang w:val="en-US"/>
+        </w:rPr>
+        <w:t xml:space="preserve"> </w:t>
+      </w:r>
+      <w:proofErr w:type="spellStart"/>
+      <w:r>
+        <w:rPr>
+          <w:rStyle w:val="af3"/>
+          <w:b/>
+          <w:bCs/>
+          <w:szCs w:val="28"/>
+          <w:lang w:val="en-US"/>
+        </w:rPr>
         <w:t>jihatlar</w:t>
+      </w:r>
+      <w:r>
+        <w:rPr>
+          <w:rStyle w:val="af3"/>
+          <w:b/>
+          <w:bCs/>
+          <w:szCs w:val="28"/>
+          <w:lang w:val="en-US"/>
+        </w:rPr>
+        <w:t>i</w:t>
       </w:r>
       <w:proofErr w:type="spellEnd"/>
     </w:p>
@@ -30623,6 +29747,7 @@
         <w:rPr>
           <w:sz w:val="28"/>
           <w:szCs w:val="28"/>
+          <w:lang w:val="en-US"/>
         </w:rPr>
       </w:pPr>
       <w:proofErr w:type="spellStart"/>
@@ -30630,6 +29755,7 @@
         <w:rPr>
           <w:sz w:val="28"/>
           <w:szCs w:val="28"/>
+          <w:lang w:val="en-US"/>
         </w:rPr>
         <w:t>Loyiha</w:t>
       </w:r>
@@ -30638,14 +29764,16 @@
         <w:rPr>
           <w:sz w:val="28"/>
           <w:szCs w:val="28"/>
-        </w:rPr>
-        <w:t xml:space="preserve"> </w:t>
-      </w:r>
-      <w:proofErr w:type="spellStart"/>
-      <w:r>
-        <w:rPr>
-          <w:sz w:val="28"/>
-          <w:szCs w:val="28"/>
+          <w:lang w:val="en-US"/>
+        </w:rPr>
+        <w:t xml:space="preserve"> </w:t>
+      </w:r>
+      <w:proofErr w:type="spellStart"/>
+      <w:r>
+        <w:rPr>
+          <w:sz w:val="28"/>
+          <w:szCs w:val="28"/>
+          <w:lang w:val="en-US"/>
         </w:rPr>
         <w:t>natijasida</w:t>
       </w:r>
@@ -30654,14 +29782,16 @@
         <w:rPr>
           <w:sz w:val="28"/>
           <w:szCs w:val="28"/>
-        </w:rPr>
-        <w:t xml:space="preserve"> </w:t>
-      </w:r>
-      <w:proofErr w:type="spellStart"/>
-      <w:r>
-        <w:rPr>
-          <w:sz w:val="28"/>
-          <w:szCs w:val="28"/>
+          <w:lang w:val="en-US"/>
+        </w:rPr>
+        <w:t xml:space="preserve"> </w:t>
+      </w:r>
+      <w:proofErr w:type="spellStart"/>
+      <w:r>
+        <w:rPr>
+          <w:sz w:val="28"/>
+          <w:szCs w:val="28"/>
+          <w:lang w:val="en-US"/>
         </w:rPr>
         <w:t>ishlab</w:t>
       </w:r>
@@ -30670,14 +29800,16 @@
         <w:rPr>
           <w:sz w:val="28"/>
           <w:szCs w:val="28"/>
-        </w:rPr>
-        <w:t xml:space="preserve"> </w:t>
-      </w:r>
-      <w:proofErr w:type="spellStart"/>
-      <w:r>
-        <w:rPr>
-          <w:sz w:val="28"/>
-          <w:szCs w:val="28"/>
+          <w:lang w:val="en-US"/>
+        </w:rPr>
+        <w:t xml:space="preserve"> </w:t>
+      </w:r>
+      <w:proofErr w:type="spellStart"/>
+      <w:r>
+        <w:rPr>
+          <w:sz w:val="28"/>
+          <w:szCs w:val="28"/>
+          <w:lang w:val="en-US"/>
         </w:rPr>
         <w:t>chiqiladigan</w:t>
       </w:r>
@@ -30686,14 +29818,16 @@
         <w:rPr>
           <w:sz w:val="28"/>
           <w:szCs w:val="28"/>
-        </w:rPr>
-        <w:t xml:space="preserve"> </w:t>
-      </w:r>
-      <w:proofErr w:type="spellStart"/>
-      <w:r>
-        <w:rPr>
-          <w:sz w:val="28"/>
-          <w:szCs w:val="28"/>
+          <w:lang w:val="en-US"/>
+        </w:rPr>
+        <w:t xml:space="preserve"> </w:t>
+      </w:r>
+      <w:proofErr w:type="spellStart"/>
+      <w:r>
+        <w:rPr>
+          <w:sz w:val="28"/>
+          <w:szCs w:val="28"/>
+          <w:lang w:val="en-US"/>
         </w:rPr>
         <w:t>algoritmlar</w:t>
       </w:r>
@@ -30702,14 +29836,16 @@
         <w:rPr>
           <w:sz w:val="28"/>
           <w:szCs w:val="28"/>
-        </w:rPr>
-        <w:t xml:space="preserve"> </w:t>
-      </w:r>
-      <w:proofErr w:type="spellStart"/>
-      <w:r>
-        <w:rPr>
-          <w:sz w:val="28"/>
-          <w:szCs w:val="28"/>
+          <w:lang w:val="en-US"/>
+        </w:rPr>
+        <w:t xml:space="preserve"> </w:t>
+      </w:r>
+      <w:proofErr w:type="spellStart"/>
+      <w:r>
+        <w:rPr>
+          <w:sz w:val="28"/>
+          <w:szCs w:val="28"/>
+          <w:lang w:val="en-US"/>
         </w:rPr>
         <w:t>quyidagi</w:t>
       </w:r>
@@ -30718,14 +29854,16 @@
         <w:rPr>
           <w:sz w:val="28"/>
           <w:szCs w:val="28"/>
-        </w:rPr>
-        <w:t xml:space="preserve"> </w:t>
-      </w:r>
-      <w:proofErr w:type="spellStart"/>
-      <w:r>
-        <w:rPr>
-          <w:sz w:val="28"/>
-          <w:szCs w:val="28"/>
+          <w:lang w:val="en-US"/>
+        </w:rPr>
+        <w:t xml:space="preserve"> </w:t>
+      </w:r>
+      <w:proofErr w:type="spellStart"/>
+      <w:r>
+        <w:rPr>
+          <w:sz w:val="28"/>
+          <w:szCs w:val="28"/>
+          <w:lang w:val="en-US"/>
         </w:rPr>
         <w:t>jihatlar</w:t>
       </w:r>
@@ -30734,30 +29872,44 @@
         <w:rPr>
           <w:sz w:val="28"/>
           <w:szCs w:val="28"/>
-        </w:rPr>
-        <w:t xml:space="preserve"> </w:t>
-      </w:r>
-      <w:proofErr w:type="spellStart"/>
-      <w:r>
-        <w:rPr>
-          <w:sz w:val="28"/>
-          <w:szCs w:val="28"/>
-        </w:rPr>
-        <w:t>bo‘yicha</w:t>
-      </w:r>
-      <w:proofErr w:type="spellEnd"/>
-      <w:r>
-        <w:rPr>
-          <w:sz w:val="28"/>
-          <w:szCs w:val="28"/>
-        </w:rPr>
-        <w:t xml:space="preserve"> </w:t>
-      </w:r>
-      <w:proofErr w:type="spellStart"/>
-      <w:r>
-        <w:rPr>
-          <w:sz w:val="28"/>
-          <w:szCs w:val="28"/>
+          <w:lang w:val="en-US"/>
+        </w:rPr>
+        <w:t xml:space="preserve"> </w:t>
+      </w:r>
+      <w:proofErr w:type="spellStart"/>
+      <w:proofErr w:type="gramStart"/>
+      <w:r>
+        <w:rPr>
+          <w:sz w:val="28"/>
+          <w:szCs w:val="28"/>
+          <w:lang w:val="en-US"/>
+        </w:rPr>
+        <w:t>bo‘</w:t>
+      </w:r>
+      <w:proofErr w:type="gramEnd"/>
+      <w:r>
+        <w:rPr>
+          <w:sz w:val="28"/>
+          <w:szCs w:val="28"/>
+          <w:lang w:val="en-US"/>
+        </w:rPr>
+        <w:t>yicha</w:t>
+      </w:r>
+      <w:proofErr w:type="spellEnd"/>
+      <w:r>
+        <w:rPr>
+          <w:sz w:val="28"/>
+          <w:szCs w:val="28"/>
+          <w:lang w:val="en-US"/>
+        </w:rPr>
+        <w:t xml:space="preserve"> </w:t>
+      </w:r>
+      <w:proofErr w:type="spellStart"/>
+      <w:r>
+        <w:rPr>
+          <w:sz w:val="28"/>
+          <w:szCs w:val="28"/>
+          <w:lang w:val="en-US"/>
         </w:rPr>
         <w:t>jahon</w:t>
       </w:r>
@@ -30766,14 +29918,16 @@
         <w:rPr>
           <w:sz w:val="28"/>
           <w:szCs w:val="28"/>
-        </w:rPr>
-        <w:t xml:space="preserve"> </w:t>
-      </w:r>
-      <w:proofErr w:type="spellStart"/>
-      <w:r>
-        <w:rPr>
-          <w:sz w:val="28"/>
-          <w:szCs w:val="28"/>
+          <w:lang w:val="en-US"/>
+        </w:rPr>
+        <w:t xml:space="preserve"> </w:t>
+      </w:r>
+      <w:proofErr w:type="spellStart"/>
+      <w:r>
+        <w:rPr>
+          <w:sz w:val="28"/>
+          <w:szCs w:val="28"/>
+          <w:lang w:val="en-US"/>
         </w:rPr>
         <w:t>yutuqlariga</w:t>
       </w:r>
@@ -30782,14 +29936,16 @@
         <w:rPr>
           <w:sz w:val="28"/>
           <w:szCs w:val="28"/>
-        </w:rPr>
-        <w:t xml:space="preserve"> </w:t>
-      </w:r>
-      <w:proofErr w:type="spellStart"/>
-      <w:r>
-        <w:rPr>
-          <w:sz w:val="28"/>
-          <w:szCs w:val="28"/>
+          <w:lang w:val="en-US"/>
+        </w:rPr>
+        <w:t xml:space="preserve"> </w:t>
+      </w:r>
+      <w:proofErr w:type="spellStart"/>
+      <w:r>
+        <w:rPr>
+          <w:sz w:val="28"/>
+          <w:szCs w:val="28"/>
+          <w:lang w:val="en-US"/>
         </w:rPr>
         <w:t>raqobatbardosh</w:t>
       </w:r>
@@ -30798,14 +29954,16 @@
         <w:rPr>
           <w:sz w:val="28"/>
           <w:szCs w:val="28"/>
-        </w:rPr>
-        <w:t xml:space="preserve"> </w:t>
-      </w:r>
-      <w:proofErr w:type="spellStart"/>
-      <w:r>
-        <w:rPr>
-          <w:sz w:val="28"/>
-          <w:szCs w:val="28"/>
+          <w:lang w:val="en-US"/>
+        </w:rPr>
+        <w:t xml:space="preserve"> </w:t>
+      </w:r>
+      <w:proofErr w:type="spellStart"/>
+      <w:r>
+        <w:rPr>
+          <w:sz w:val="28"/>
+          <w:szCs w:val="28"/>
+          <w:lang w:val="en-US"/>
         </w:rPr>
         <w:t>bo‘ladi</w:t>
       </w:r>
@@ -30814,6 +29972,7 @@
         <w:rPr>
           <w:sz w:val="28"/>
           <w:szCs w:val="28"/>
+          <w:lang w:val="en-US"/>
         </w:rPr>
         <w:t>:</w:t>
       </w:r>
@@ -31058,13 +30217,23 @@
         <w:t xml:space="preserve"> </w:t>
       </w:r>
       <w:proofErr w:type="spellStart"/>
-      <w:r>
-        <w:rPr>
-          <w:sz w:val="28"/>
-          <w:szCs w:val="28"/>
-          <w:lang w:val="en-US"/>
-        </w:rPr>
-        <w:t>to‘liq</w:t>
+      <w:proofErr w:type="gramStart"/>
+      <w:r>
+        <w:rPr>
+          <w:sz w:val="28"/>
+          <w:szCs w:val="28"/>
+          <w:lang w:val="en-US"/>
+        </w:rPr>
+        <w:t>to‘</w:t>
+      </w:r>
+      <w:proofErr w:type="gramEnd"/>
+      <w:r>
+        <w:rPr>
+          <w:sz w:val="28"/>
+          <w:szCs w:val="28"/>
+          <w:lang w:val="en-US"/>
+        </w:rPr>
+        <w:t>liq</w:t>
       </w:r>
       <w:proofErr w:type="spellEnd"/>
       <w:r>
@@ -31233,13 +30402,23 @@
         <w:t xml:space="preserve"> </w:t>
       </w:r>
       <w:proofErr w:type="spellStart"/>
-      <w:r>
-        <w:rPr>
-          <w:sz w:val="28"/>
-          <w:szCs w:val="28"/>
-          <w:lang w:val="en-US"/>
-        </w:rPr>
-        <w:t>to‘liq</w:t>
+      <w:proofErr w:type="gramStart"/>
+      <w:r>
+        <w:rPr>
+          <w:sz w:val="28"/>
+          <w:szCs w:val="28"/>
+          <w:lang w:val="en-US"/>
+        </w:rPr>
+        <w:t>to‘</w:t>
+      </w:r>
+      <w:proofErr w:type="gramEnd"/>
+      <w:r>
+        <w:rPr>
+          <w:sz w:val="28"/>
+          <w:szCs w:val="28"/>
+          <w:lang w:val="en-US"/>
+        </w:rPr>
+        <w:t>liq</w:t>
       </w:r>
       <w:proofErr w:type="spellEnd"/>
       <w:r>
@@ -31303,13 +30482,23 @@
         </w:rPr>
       </w:pPr>
       <w:proofErr w:type="spellStart"/>
-      <w:r>
-        <w:rPr>
-          <w:sz w:val="28"/>
-          <w:szCs w:val="28"/>
-          <w:lang w:val="en-US"/>
-        </w:rPr>
-        <w:t>boshlang‘ich</w:t>
+      <w:proofErr w:type="gramStart"/>
+      <w:r>
+        <w:rPr>
+          <w:sz w:val="28"/>
+          <w:szCs w:val="28"/>
+          <w:lang w:val="en-US"/>
+        </w:rPr>
+        <w:t>boshlang‘</w:t>
+      </w:r>
+      <w:proofErr w:type="gramEnd"/>
+      <w:r>
+        <w:rPr>
+          <w:sz w:val="28"/>
+          <w:szCs w:val="28"/>
+          <w:lang w:val="en-US"/>
+        </w:rPr>
+        <w:t>ich</w:t>
       </w:r>
       <w:proofErr w:type="spellEnd"/>
       <w:r>
@@ -31884,13 +31073,23 @@
         <w:t xml:space="preserve"> (</w:t>
       </w:r>
       <w:proofErr w:type="spellStart"/>
-      <w:r>
-        <w:rPr>
-          <w:sz w:val="28"/>
-          <w:szCs w:val="28"/>
-          <w:lang w:val="en-US"/>
-        </w:rPr>
-        <w:t>boshlang‘ich</w:t>
+      <w:proofErr w:type="gramStart"/>
+      <w:r>
+        <w:rPr>
+          <w:sz w:val="28"/>
+          <w:szCs w:val="28"/>
+          <w:lang w:val="en-US"/>
+        </w:rPr>
+        <w:t>boshlang‘</w:t>
+      </w:r>
+      <w:proofErr w:type="gramEnd"/>
+      <w:r>
+        <w:rPr>
+          <w:sz w:val="28"/>
+          <w:szCs w:val="28"/>
+          <w:lang w:val="en-US"/>
+        </w:rPr>
+        <w:t>ich</w:t>
       </w:r>
       <w:proofErr w:type="spellEnd"/>
       <w:r>
@@ -32401,8 +31600,6 @@
       <w:r>
         <w:rPr>
           <w:rStyle w:val="af3"/>
-          <w:b/>
-          <w:bCs/>
           <w:sz w:val="28"/>
           <w:szCs w:val="28"/>
           <w:lang w:val="en-US"/>
@@ -32413,8 +31610,6 @@
       <w:r>
         <w:rPr>
           <w:rStyle w:val="af3"/>
-          <w:b/>
-          <w:bCs/>
           <w:sz w:val="28"/>
           <w:szCs w:val="28"/>
           <w:lang w:val="en-US"/>
@@ -32425,20 +31620,16 @@
       <w:r>
         <w:rPr>
           <w:rStyle w:val="af3"/>
-          <w:b/>
-          <w:bCs/>
-          <w:sz w:val="28"/>
-          <w:szCs w:val="28"/>
-          <w:lang w:val="en-US"/>
-        </w:rPr>
-        <w:t xml:space="preserve"> </w:t>
-      </w:r>
-      <w:proofErr w:type="spellStart"/>
-      <w:r>
-        <w:rPr>
-          <w:rStyle w:val="af3"/>
-          <w:b/>
-          <w:bCs/>
+          <w:sz w:val="28"/>
+          <w:szCs w:val="28"/>
+          <w:lang w:val="en-US"/>
+        </w:rPr>
+        <w:t xml:space="preserve"> </w:t>
+      </w:r>
+      <w:proofErr w:type="spellStart"/>
+      <w:r>
+        <w:rPr>
+          <w:rStyle w:val="af3"/>
           <w:sz w:val="28"/>
           <w:szCs w:val="28"/>
           <w:lang w:val="en-US"/>
@@ -32449,20 +31640,16 @@
       <w:r>
         <w:rPr>
           <w:rStyle w:val="af3"/>
-          <w:b/>
-          <w:bCs/>
-          <w:sz w:val="28"/>
-          <w:szCs w:val="28"/>
-          <w:lang w:val="en-US"/>
-        </w:rPr>
-        <w:t xml:space="preserve"> </w:t>
-      </w:r>
-      <w:proofErr w:type="spellStart"/>
-      <w:r>
-        <w:rPr>
-          <w:rStyle w:val="af3"/>
-          <w:b/>
-          <w:bCs/>
+          <w:sz w:val="28"/>
+          <w:szCs w:val="28"/>
+          <w:lang w:val="en-US"/>
+        </w:rPr>
+        <w:t xml:space="preserve"> </w:t>
+      </w:r>
+      <w:proofErr w:type="spellStart"/>
+      <w:r>
+        <w:rPr>
+          <w:rStyle w:val="af3"/>
           <w:sz w:val="28"/>
           <w:szCs w:val="28"/>
           <w:lang w:val="en-US"/>
@@ -32592,13 +31779,23 @@
         <w:t xml:space="preserve"> ham </w:t>
       </w:r>
       <w:proofErr w:type="spellStart"/>
-      <w:r>
-        <w:rPr>
-          <w:sz w:val="28"/>
-          <w:szCs w:val="28"/>
-          <w:lang w:val="en-US"/>
-        </w:rPr>
-        <w:t>qo‘llaniladi</w:t>
+      <w:proofErr w:type="gramStart"/>
+      <w:r>
+        <w:rPr>
+          <w:sz w:val="28"/>
+          <w:szCs w:val="28"/>
+          <w:lang w:val="en-US"/>
+        </w:rPr>
+        <w:t>qo‘</w:t>
+      </w:r>
+      <w:proofErr w:type="gramEnd"/>
+      <w:r>
+        <w:rPr>
+          <w:sz w:val="28"/>
+          <w:szCs w:val="28"/>
+          <w:lang w:val="en-US"/>
+        </w:rPr>
+        <w:t>llaniladi</w:t>
       </w:r>
       <w:proofErr w:type="spellEnd"/>
       <w:r>
@@ -32615,10 +31812,10 @@
         <w:pStyle w:val="af"/>
         <w:numPr>
           <w:ilvl w:val="0"/>
-          <w:numId w:val="13"/>
+          <w:numId w:val="24"/>
         </w:numPr>
         <w:spacing w:before="0" w:beforeAutospacing="0" w:after="0" w:afterAutospacing="0" w:line="360" w:lineRule="auto"/>
-        <w:ind w:left="0" w:firstLine="709"/>
+        <w:ind w:left="709"/>
         <w:jc w:val="both"/>
         <w:rPr>
           <w:sz w:val="28"/>
@@ -32696,7 +31893,31 @@
           <w:szCs w:val="28"/>
           <w:lang w:val="en-US"/>
         </w:rPr>
-        <w:t xml:space="preserve"> (DRBG),</w:t>
+        <w:t xml:space="preserve"> (</w:t>
+      </w:r>
+      <w:r>
+        <w:rPr>
+          <w:sz w:val="28"/>
+          <w:szCs w:val="28"/>
+          <w:lang w:val="en-US"/>
+        </w:rPr>
+        <w:t>Deterministic Random Bit Generator</w:t>
+      </w:r>
+      <w:r>
+        <w:rPr>
+          <w:sz w:val="28"/>
+          <w:szCs w:val="28"/>
+          <w:lang w:val="en-US"/>
+        </w:rPr>
+        <w:t xml:space="preserve"> </w:t>
+      </w:r>
+      <w:r>
+        <w:rPr>
+          <w:sz w:val="28"/>
+          <w:szCs w:val="28"/>
+          <w:lang w:val="en-US"/>
+        </w:rPr>
+        <w:t>DRBG),</w:t>
       </w:r>
     </w:p>
     <w:p>
@@ -32704,10 +31925,10 @@
         <w:pStyle w:val="af"/>
         <w:numPr>
           <w:ilvl w:val="0"/>
-          <w:numId w:val="13"/>
+          <w:numId w:val="24"/>
         </w:numPr>
         <w:spacing w:before="0" w:beforeAutospacing="0" w:after="0" w:afterAutospacing="0" w:line="360" w:lineRule="auto"/>
-        <w:ind w:left="0" w:firstLine="709"/>
+        <w:ind w:left="709"/>
         <w:jc w:val="both"/>
         <w:rPr>
           <w:sz w:val="28"/>
@@ -32768,10 +31989,10 @@
         <w:pStyle w:val="af"/>
         <w:numPr>
           <w:ilvl w:val="0"/>
-          <w:numId w:val="13"/>
+          <w:numId w:val="24"/>
         </w:numPr>
         <w:spacing w:before="0" w:beforeAutospacing="0" w:after="0" w:afterAutospacing="0" w:line="360" w:lineRule="auto"/>
-        <w:ind w:left="0" w:firstLine="709"/>
+        <w:ind w:left="709"/>
         <w:jc w:val="both"/>
         <w:rPr>
           <w:sz w:val="28"/>
@@ -32998,8 +32219,6 @@
       <w:r>
         <w:rPr>
           <w:rStyle w:val="af3"/>
-          <w:b/>
-          <w:bCs/>
           <w:sz w:val="28"/>
           <w:szCs w:val="28"/>
           <w:lang w:val="en-US"/>
@@ -33010,8 +32229,6 @@
       <w:r>
         <w:rPr>
           <w:rStyle w:val="af3"/>
-          <w:b/>
-          <w:bCs/>
           <w:sz w:val="28"/>
           <w:szCs w:val="28"/>
           <w:lang w:val="en-US"/>
@@ -33022,20 +32239,16 @@
       <w:r>
         <w:rPr>
           <w:rStyle w:val="af3"/>
-          <w:b/>
-          <w:bCs/>
-          <w:sz w:val="28"/>
-          <w:szCs w:val="28"/>
-          <w:lang w:val="en-US"/>
-        </w:rPr>
-        <w:t xml:space="preserve"> </w:t>
-      </w:r>
-      <w:proofErr w:type="spellStart"/>
-      <w:r>
-        <w:rPr>
-          <w:rStyle w:val="af3"/>
-          <w:b/>
-          <w:bCs/>
+          <w:sz w:val="28"/>
+          <w:szCs w:val="28"/>
+          <w:lang w:val="en-US"/>
+        </w:rPr>
+        <w:t xml:space="preserve"> </w:t>
+      </w:r>
+      <w:proofErr w:type="spellStart"/>
+      <w:r>
+        <w:rPr>
+          <w:rStyle w:val="af3"/>
           <w:sz w:val="28"/>
           <w:szCs w:val="28"/>
           <w:lang w:val="en-US"/>
@@ -33119,7 +32332,7 @@
           <w:numId w:val="14"/>
         </w:numPr>
         <w:spacing w:before="0" w:beforeAutospacing="0" w:after="0" w:afterAutospacing="0" w:line="360" w:lineRule="auto"/>
-        <w:ind w:left="0" w:firstLine="709"/>
+        <w:ind w:left="0" w:firstLine="426"/>
         <w:jc w:val="both"/>
         <w:rPr>
           <w:sz w:val="28"/>
@@ -33174,7 +32387,7 @@
           <w:numId w:val="14"/>
         </w:numPr>
         <w:spacing w:before="0" w:beforeAutospacing="0" w:after="0" w:afterAutospacing="0" w:line="360" w:lineRule="auto"/>
-        <w:ind w:left="0" w:firstLine="709"/>
+        <w:ind w:left="0" w:firstLine="426"/>
         <w:jc w:val="both"/>
         <w:rPr>
           <w:sz w:val="28"/>
@@ -33222,7 +32435,7 @@
           <w:numId w:val="14"/>
         </w:numPr>
         <w:spacing w:before="0" w:beforeAutospacing="0" w:after="0" w:afterAutospacing="0" w:line="360" w:lineRule="auto"/>
-        <w:ind w:left="0" w:firstLine="709"/>
+        <w:ind w:left="0" w:firstLine="426"/>
         <w:jc w:val="both"/>
         <w:rPr>
           <w:sz w:val="28"/>
@@ -33270,7 +32483,7 @@
           <w:numId w:val="14"/>
         </w:numPr>
         <w:spacing w:before="0" w:beforeAutospacing="0" w:after="0" w:afterAutospacing="0" w:line="360" w:lineRule="auto"/>
-        <w:ind w:left="0" w:firstLine="709"/>
+        <w:ind w:left="0" w:firstLine="426"/>
         <w:jc w:val="both"/>
         <w:rPr>
           <w:sz w:val="28"/>
@@ -33318,7 +32531,7 @@
           <w:numId w:val="14"/>
         </w:numPr>
         <w:spacing w:before="0" w:beforeAutospacing="0" w:after="0" w:afterAutospacing="0" w:line="360" w:lineRule="auto"/>
-        <w:ind w:left="0" w:firstLine="709"/>
+        <w:ind w:left="0" w:firstLine="426"/>
         <w:jc w:val="both"/>
         <w:rPr>
           <w:sz w:val="28"/>
@@ -33398,7 +32611,7 @@
           <w:numId w:val="14"/>
         </w:numPr>
         <w:spacing w:before="0" w:beforeAutospacing="0" w:after="0" w:afterAutospacing="0" w:line="360" w:lineRule="auto"/>
-        <w:ind w:left="0" w:firstLine="709"/>
+        <w:ind w:left="0" w:firstLine="426"/>
         <w:jc w:val="both"/>
         <w:rPr>
           <w:sz w:val="28"/>
@@ -33446,7 +32659,7 @@
           <w:numId w:val="14"/>
         </w:numPr>
         <w:spacing w:before="0" w:beforeAutospacing="0" w:after="0" w:afterAutospacing="0" w:line="360" w:lineRule="auto"/>
-        <w:ind w:left="0" w:firstLine="709"/>
+        <w:ind w:left="0" w:firstLine="426"/>
         <w:jc w:val="both"/>
         <w:rPr>
           <w:sz w:val="28"/>
@@ -33722,13 +32935,23 @@
         <w:t xml:space="preserve"> </w:t>
       </w:r>
       <w:proofErr w:type="spellStart"/>
-      <w:r>
-        <w:rPr>
-          <w:sz w:val="28"/>
-          <w:szCs w:val="28"/>
-          <w:lang w:val="en-US"/>
-        </w:rPr>
-        <w:t>bo‘ladi</w:t>
+      <w:proofErr w:type="gramStart"/>
+      <w:r>
+        <w:rPr>
+          <w:sz w:val="28"/>
+          <w:szCs w:val="28"/>
+          <w:lang w:val="en-US"/>
+        </w:rPr>
+        <w:t>bo‘</w:t>
+      </w:r>
+      <w:proofErr w:type="gramEnd"/>
+      <w:r>
+        <w:rPr>
+          <w:sz w:val="28"/>
+          <w:szCs w:val="28"/>
+          <w:lang w:val="en-US"/>
+        </w:rPr>
+        <w:t>ladi</w:t>
       </w:r>
       <w:proofErr w:type="spellEnd"/>
       <w:r>
@@ -33748,7 +32971,7 @@
           <w:numId w:val="15"/>
         </w:numPr>
         <w:spacing w:before="0" w:beforeAutospacing="0" w:after="0" w:afterAutospacing="0" w:line="360" w:lineRule="auto"/>
-        <w:ind w:left="0" w:firstLine="709"/>
+        <w:ind w:left="0" w:firstLine="426"/>
         <w:jc w:val="both"/>
         <w:rPr>
           <w:sz w:val="28"/>
@@ -33787,7 +33010,7 @@
           <w:numId w:val="15"/>
         </w:numPr>
         <w:spacing w:before="0" w:beforeAutospacing="0" w:after="0" w:afterAutospacing="0" w:line="360" w:lineRule="auto"/>
-        <w:ind w:left="0" w:firstLine="709"/>
+        <w:ind w:left="0" w:firstLine="426"/>
         <w:jc w:val="both"/>
         <w:rPr>
           <w:sz w:val="28"/>
@@ -33826,7 +33049,7 @@
           <w:numId w:val="15"/>
         </w:numPr>
         <w:spacing w:before="0" w:beforeAutospacing="0" w:after="0" w:afterAutospacing="0" w:line="360" w:lineRule="auto"/>
-        <w:ind w:left="0" w:firstLine="709"/>
+        <w:ind w:left="0" w:firstLine="426"/>
         <w:jc w:val="both"/>
         <w:rPr>
           <w:sz w:val="28"/>
@@ -33867,25 +33090,45 @@
           <w:szCs w:val="28"/>
           <w:lang w:val="en-US"/>
         </w:rPr>
-        <w:t>chiziqqa</w:t>
-      </w:r>
-      <w:proofErr w:type="spellEnd"/>
-      <w:r>
-        <w:rPr>
-          <w:sz w:val="28"/>
-          <w:szCs w:val="28"/>
-          <w:lang w:val="en-US"/>
-        </w:rPr>
-        <w:t xml:space="preserve"> </w:t>
-      </w:r>
-      <w:proofErr w:type="spellStart"/>
-      <w:r>
-        <w:rPr>
-          <w:sz w:val="28"/>
-          <w:szCs w:val="28"/>
-          <w:lang w:val="en-US"/>
-        </w:rPr>
-        <w:t>o‘tish</w:t>
+        <w:t>c</w:t>
+      </w:r>
+      <w:bookmarkStart w:id="6" w:name="_GoBack"/>
+      <w:bookmarkEnd w:id="6"/>
+      <w:r>
+        <w:rPr>
+          <w:sz w:val="28"/>
+          <w:szCs w:val="28"/>
+          <w:lang w:val="en-US"/>
+        </w:rPr>
+        <w:t>hiziqqa</w:t>
+      </w:r>
+      <w:proofErr w:type="spellEnd"/>
+      <w:r>
+        <w:rPr>
+          <w:sz w:val="28"/>
+          <w:szCs w:val="28"/>
+          <w:lang w:val="en-US"/>
+        </w:rPr>
+        <w:t xml:space="preserve"> </w:t>
+      </w:r>
+      <w:proofErr w:type="spellStart"/>
+      <w:proofErr w:type="gramStart"/>
+      <w:r>
+        <w:rPr>
+          <w:sz w:val="28"/>
+          <w:szCs w:val="28"/>
+          <w:lang w:val="en-US"/>
+        </w:rPr>
+        <w:t>o‘</w:t>
+      </w:r>
+      <w:proofErr w:type="gramEnd"/>
+      <w:r>
+        <w:rPr>
+          <w:sz w:val="28"/>
+          <w:szCs w:val="28"/>
+          <w:lang w:val="en-US"/>
+        </w:rPr>
+        <w:t>tish</w:t>
       </w:r>
       <w:proofErr w:type="spellEnd"/>
       <w:r>
@@ -33923,7 +33166,7 @@
           <w:numId w:val="15"/>
         </w:numPr>
         <w:spacing w:before="0" w:beforeAutospacing="0" w:after="0" w:afterAutospacing="0" w:line="360" w:lineRule="auto"/>
-        <w:ind w:left="0" w:firstLine="709"/>
+        <w:ind w:left="0" w:firstLine="426"/>
         <w:jc w:val="both"/>
         <w:rPr>
           <w:sz w:val="28"/>
@@ -33950,13 +33193,23 @@
         <w:t xml:space="preserve"> </w:t>
       </w:r>
       <w:proofErr w:type="spellStart"/>
-      <w:r>
-        <w:rPr>
-          <w:sz w:val="28"/>
-          <w:szCs w:val="28"/>
-          <w:lang w:val="en-US"/>
-        </w:rPr>
-        <w:t>bo‘linuvchi</w:t>
+      <w:proofErr w:type="gramStart"/>
+      <w:r>
+        <w:rPr>
+          <w:sz w:val="28"/>
+          <w:szCs w:val="28"/>
+          <w:lang w:val="en-US"/>
+        </w:rPr>
+        <w:t>bo‘</w:t>
+      </w:r>
+      <w:proofErr w:type="gramEnd"/>
+      <w:r>
+        <w:rPr>
+          <w:sz w:val="28"/>
+          <w:szCs w:val="28"/>
+          <w:lang w:val="en-US"/>
+        </w:rPr>
+        <w:t>linuvchi</w:t>
       </w:r>
       <w:proofErr w:type="spellEnd"/>
       <w:r>
@@ -34012,7 +33265,7 @@
           <w:numId w:val="15"/>
         </w:numPr>
         <w:spacing w:before="0" w:beforeAutospacing="0" w:after="0" w:afterAutospacing="0" w:line="360" w:lineRule="auto"/>
-        <w:ind w:left="0" w:firstLine="709"/>
+        <w:ind w:left="0" w:firstLine="426"/>
         <w:jc w:val="both"/>
         <w:rPr>
           <w:sz w:val="28"/>
@@ -34092,7 +33345,7 @@
           <w:numId w:val="15"/>
         </w:numPr>
         <w:spacing w:before="0" w:beforeAutospacing="0" w:after="0" w:afterAutospacing="0" w:line="360" w:lineRule="auto"/>
-        <w:ind w:left="0" w:firstLine="709"/>
+        <w:ind w:left="0" w:firstLine="426"/>
         <w:jc w:val="both"/>
         <w:rPr>
           <w:sz w:val="28"/>
@@ -34157,6 +33410,7 @@
         <w:rPr>
           <w:sz w:val="28"/>
           <w:szCs w:val="28"/>
+          <w:lang w:val="en-US"/>
         </w:rPr>
       </w:pPr>
       <w:r>
@@ -34166,87 +33420,10 @@
           <w:bCs/>
           <w:sz w:val="28"/>
           <w:szCs w:val="28"/>
-        </w:rPr>
-        <w:t xml:space="preserve">5. </w:t>
-      </w:r>
-      <w:proofErr w:type="spellStart"/>
-      <w:r>
-        <w:rPr>
-          <w:rStyle w:val="af3"/>
-          <w:b/>
-          <w:bCs/>
-          <w:sz w:val="28"/>
-          <w:szCs w:val="28"/>
-        </w:rPr>
-        <w:t>Milliy</w:t>
-      </w:r>
-      <w:proofErr w:type="spellEnd"/>
-      <w:r>
-        <w:rPr>
-          <w:rStyle w:val="af3"/>
-          <w:b/>
-          <w:bCs/>
-          <w:sz w:val="28"/>
-          <w:szCs w:val="28"/>
-        </w:rPr>
-        <w:t xml:space="preserve"> ECC </w:t>
-      </w:r>
-      <w:proofErr w:type="spellStart"/>
-      <w:r>
-        <w:rPr>
-          <w:rStyle w:val="af3"/>
-          <w:b/>
-          <w:bCs/>
-          <w:sz w:val="28"/>
-          <w:szCs w:val="28"/>
-        </w:rPr>
-        <w:t>parametrlar</w:t>
-      </w:r>
-      <w:proofErr w:type="spellEnd"/>
-      <w:r>
-        <w:rPr>
-          <w:rStyle w:val="af3"/>
-          <w:b/>
-          <w:bCs/>
-          <w:sz w:val="28"/>
-          <w:szCs w:val="28"/>
-        </w:rPr>
-        <w:t xml:space="preserve"> </w:t>
-      </w:r>
-      <w:proofErr w:type="spellStart"/>
-      <w:r>
-        <w:rPr>
-          <w:rStyle w:val="af3"/>
-          <w:b/>
-          <w:bCs/>
-          <w:sz w:val="28"/>
-          <w:szCs w:val="28"/>
-        </w:rPr>
-        <w:t>bazasini</w:t>
-      </w:r>
-      <w:proofErr w:type="spellEnd"/>
-      <w:r>
-        <w:rPr>
-          <w:rStyle w:val="af3"/>
-          <w:b/>
-          <w:bCs/>
-          <w:sz w:val="28"/>
-          <w:szCs w:val="28"/>
-        </w:rPr>
-        <w:t xml:space="preserve"> </w:t>
-      </w:r>
-      <w:proofErr w:type="spellStart"/>
-      <w:r>
-        <w:rPr>
-          <w:rStyle w:val="af3"/>
-          <w:b/>
-          <w:bCs/>
-          <w:sz w:val="28"/>
-          <w:szCs w:val="28"/>
-        </w:rPr>
-        <w:t>yaratish</w:t>
-      </w:r>
-      <w:proofErr w:type="spellEnd"/>
+          <w:lang w:val="en-US"/>
+        </w:rPr>
+        <w:t>5. Milliy ECC parametrlar bazasini yaratish</w:t>
+      </w:r>
     </w:p>
     <w:p>
       <w:pPr>
@@ -34358,13 +33535,23 @@
         <w:t xml:space="preserve"> — </w:t>
       </w:r>
       <w:proofErr w:type="spellStart"/>
-      <w:r>
-        <w:rPr>
-          <w:sz w:val="28"/>
-          <w:szCs w:val="28"/>
-          <w:lang w:val="en-US"/>
-        </w:rPr>
-        <w:t>O‘zbekiston</w:t>
+      <w:proofErr w:type="gramStart"/>
+      <w:r>
+        <w:rPr>
+          <w:sz w:val="28"/>
+          <w:szCs w:val="28"/>
+          <w:lang w:val="en-US"/>
+        </w:rPr>
+        <w:t>O‘</w:t>
+      </w:r>
+      <w:proofErr w:type="gramEnd"/>
+      <w:r>
+        <w:rPr>
+          <w:sz w:val="28"/>
+          <w:szCs w:val="28"/>
+          <w:lang w:val="en-US"/>
+        </w:rPr>
+        <w:t>zbekiston</w:t>
       </w:r>
       <w:proofErr w:type="spellEnd"/>
       <w:r>
@@ -34849,13 +34036,23 @@
         <w:t xml:space="preserve"> </w:t>
       </w:r>
       <w:proofErr w:type="spellStart"/>
-      <w:r>
-        <w:rPr>
-          <w:sz w:val="28"/>
-          <w:szCs w:val="28"/>
-          <w:lang w:val="en-US"/>
-        </w:rPr>
-        <w:t>bog‘liqlikning</w:t>
+      <w:proofErr w:type="gramStart"/>
+      <w:r>
+        <w:rPr>
+          <w:sz w:val="28"/>
+          <w:szCs w:val="28"/>
+          <w:lang w:val="en-US"/>
+        </w:rPr>
+        <w:t>bog‘</w:t>
+      </w:r>
+      <w:proofErr w:type="gramEnd"/>
+      <w:r>
+        <w:rPr>
+          <w:sz w:val="28"/>
+          <w:szCs w:val="28"/>
+          <w:lang w:val="en-US"/>
+        </w:rPr>
+        <w:t>liqlikning</w:t>
       </w:r>
       <w:proofErr w:type="spellEnd"/>
       <w:r>
@@ -35090,6 +34287,7 @@
         <w:t xml:space="preserve"> </w:t>
       </w:r>
       <w:proofErr w:type="spellStart"/>
+      <w:proofErr w:type="gramStart"/>
       <w:r>
         <w:rPr>
           <w:rStyle w:val="af3"/>
@@ -35100,7 +34298,20 @@
           <w:szCs w:val="28"/>
           <w:lang w:val="en-US"/>
         </w:rPr>
-        <w:t>bo‘yicha</w:t>
+        <w:t>bo‘</w:t>
+      </w:r>
+      <w:proofErr w:type="gramEnd"/>
+      <w:r>
+        <w:rPr>
+          <w:rStyle w:val="af3"/>
+          <w:rFonts w:ascii="Times New Roman" w:hAnsi="Times New Roman" w:cs="Times New Roman"/>
+          <w:b w:val="0"/>
+          <w:bCs w:val="0"/>
+          <w:sz w:val="28"/>
+          <w:szCs w:val="28"/>
+          <w:lang w:val="en-US"/>
+        </w:rPr>
+        <w:t>yicha</w:t>
       </w:r>
       <w:proofErr w:type="spellEnd"/>
       <w:r>
@@ -35161,13 +34372,23 @@
         <w:t xml:space="preserve"> </w:t>
       </w:r>
       <w:proofErr w:type="spellStart"/>
-      <w:r>
-        <w:rPr>
-          <w:sz w:val="28"/>
-          <w:szCs w:val="28"/>
-          <w:lang w:val="en-US"/>
-        </w:rPr>
-        <w:t>bo‘yicha</w:t>
+      <w:proofErr w:type="gramStart"/>
+      <w:r>
+        <w:rPr>
+          <w:sz w:val="28"/>
+          <w:szCs w:val="28"/>
+          <w:lang w:val="en-US"/>
+        </w:rPr>
+        <w:t>bo‘</w:t>
+      </w:r>
+      <w:proofErr w:type="gramEnd"/>
+      <w:r>
+        <w:rPr>
+          <w:sz w:val="28"/>
+          <w:szCs w:val="28"/>
+          <w:lang w:val="en-US"/>
+        </w:rPr>
+        <w:t>yicha</w:t>
       </w:r>
       <w:proofErr w:type="spellEnd"/>
       <w:r>
@@ -35527,13 +34748,23 @@
         <w:t xml:space="preserve"> </w:t>
       </w:r>
       <w:proofErr w:type="spellStart"/>
-      <w:r>
-        <w:rPr>
-          <w:sz w:val="28"/>
-          <w:szCs w:val="28"/>
-          <w:lang w:val="en-US"/>
-        </w:rPr>
-        <w:t>o‘z</w:t>
+      <w:proofErr w:type="gramStart"/>
+      <w:r>
+        <w:rPr>
+          <w:sz w:val="28"/>
+          <w:szCs w:val="28"/>
+          <w:lang w:val="en-US"/>
+        </w:rPr>
+        <w:t>o‘</w:t>
+      </w:r>
+      <w:proofErr w:type="gramEnd"/>
+      <w:r>
+        <w:rPr>
+          <w:sz w:val="28"/>
+          <w:szCs w:val="28"/>
+          <w:lang w:val="en-US"/>
+        </w:rPr>
+        <w:t>z</w:t>
       </w:r>
       <w:proofErr w:type="spellEnd"/>
       <w:r>
@@ -35674,13 +34905,23 @@
         <w:t xml:space="preserve"> </w:t>
       </w:r>
       <w:proofErr w:type="spellStart"/>
-      <w:r>
-        <w:rPr>
-          <w:sz w:val="28"/>
-          <w:szCs w:val="28"/>
-          <w:lang w:val="en-US"/>
-        </w:rPr>
-        <w:t>to‘liq</w:t>
+      <w:proofErr w:type="gramStart"/>
+      <w:r>
+        <w:rPr>
+          <w:sz w:val="28"/>
+          <w:szCs w:val="28"/>
+          <w:lang w:val="en-US"/>
+        </w:rPr>
+        <w:t>to‘</w:t>
+      </w:r>
+      <w:proofErr w:type="gramEnd"/>
+      <w:r>
+        <w:rPr>
+          <w:sz w:val="28"/>
+          <w:szCs w:val="28"/>
+          <w:lang w:val="en-US"/>
+        </w:rPr>
+        <w:t>liq</w:t>
       </w:r>
       <w:proofErr w:type="spellEnd"/>
       <w:r>
@@ -36114,6 +35355,7 @@
         <w:t xml:space="preserve">2. </w:t>
       </w:r>
       <w:proofErr w:type="spellStart"/>
+      <w:proofErr w:type="gramStart"/>
       <w:r>
         <w:rPr>
           <w:rStyle w:val="af3"/>
@@ -36124,7 +35366,20 @@
           <w:szCs w:val="28"/>
           <w:lang w:val="en-US"/>
         </w:rPr>
-        <w:t>O‘zbekistonda</w:t>
+        <w:t>O‘</w:t>
+      </w:r>
+      <w:proofErr w:type="gramEnd"/>
+      <w:r>
+        <w:rPr>
+          <w:rStyle w:val="af3"/>
+          <w:rFonts w:ascii="Times New Roman" w:hAnsi="Times New Roman" w:cs="Times New Roman"/>
+          <w:b w:val="0"/>
+          <w:bCs w:val="0"/>
+          <w:sz w:val="28"/>
+          <w:szCs w:val="28"/>
+          <w:lang w:val="en-US"/>
+        </w:rPr>
+        <w:t>zbekistonda</w:t>
       </w:r>
       <w:proofErr w:type="spellEnd"/>
       <w:r>
@@ -36263,13 +35518,23 @@
         <w:t xml:space="preserve"> </w:t>
       </w:r>
       <w:proofErr w:type="spellStart"/>
-      <w:r>
-        <w:rPr>
-          <w:sz w:val="28"/>
-          <w:szCs w:val="28"/>
-          <w:lang w:val="en-US"/>
-        </w:rPr>
-        <w:t>O‘zbekistonda</w:t>
+      <w:proofErr w:type="gramStart"/>
+      <w:r>
+        <w:rPr>
+          <w:sz w:val="28"/>
+          <w:szCs w:val="28"/>
+          <w:lang w:val="en-US"/>
+        </w:rPr>
+        <w:t>O‘</w:t>
+      </w:r>
+      <w:proofErr w:type="gramEnd"/>
+      <w:r>
+        <w:rPr>
+          <w:sz w:val="28"/>
+          <w:szCs w:val="28"/>
+          <w:lang w:val="en-US"/>
+        </w:rPr>
+        <w:t>zbekistonda</w:t>
       </w:r>
       <w:proofErr w:type="spellEnd"/>
       <w:r>
@@ -36890,13 +36155,23 @@
         <w:t xml:space="preserve"> </w:t>
       </w:r>
       <w:proofErr w:type="spellStart"/>
-      <w:r>
-        <w:rPr>
-          <w:sz w:val="28"/>
-          <w:szCs w:val="28"/>
-          <w:lang w:val="en-US"/>
-        </w:rPr>
-        <w:t>tug‘diradi</w:t>
+      <w:proofErr w:type="gramStart"/>
+      <w:r>
+        <w:rPr>
+          <w:sz w:val="28"/>
+          <w:szCs w:val="28"/>
+          <w:lang w:val="en-US"/>
+        </w:rPr>
+        <w:t>tug‘</w:t>
+      </w:r>
+      <w:proofErr w:type="gramEnd"/>
+      <w:r>
+        <w:rPr>
+          <w:sz w:val="28"/>
+          <w:szCs w:val="28"/>
+          <w:lang w:val="en-US"/>
+        </w:rPr>
+        <w:t>diradi</w:t>
       </w:r>
       <w:proofErr w:type="spellEnd"/>
       <w:r>
@@ -37634,14 +36909,25 @@
         <w:t xml:space="preserve">, </w:t>
       </w:r>
       <w:proofErr w:type="spellStart"/>
-      <w:r>
-        <w:rPr>
-          <w:rStyle w:val="af3"/>
-          <w:sz w:val="28"/>
-          <w:szCs w:val="28"/>
-          <w:lang w:val="en-US"/>
-        </w:rPr>
-        <w:t>o‘zimizda</w:t>
+      <w:proofErr w:type="gramStart"/>
+      <w:r>
+        <w:rPr>
+          <w:rStyle w:val="af3"/>
+          <w:sz w:val="28"/>
+          <w:szCs w:val="28"/>
+          <w:lang w:val="en-US"/>
+        </w:rPr>
+        <w:t>o‘</w:t>
+      </w:r>
+      <w:proofErr w:type="gramEnd"/>
+      <w:r>
+        <w:rPr>
+          <w:rStyle w:val="af3"/>
+          <w:sz w:val="28"/>
+          <w:szCs w:val="28"/>
+          <w:lang w:val="en-US"/>
+        </w:rPr>
+        <w:t>zimizda</w:t>
       </w:r>
       <w:proofErr w:type="spellEnd"/>
       <w:r>
@@ -38136,13 +37422,23 @@
         <w:t xml:space="preserve"> </w:t>
       </w:r>
       <w:proofErr w:type="spellStart"/>
-      <w:r>
-        <w:rPr>
-          <w:sz w:val="28"/>
-          <w:szCs w:val="28"/>
-          <w:lang w:val="en-US"/>
-        </w:rPr>
-        <w:t>bo‘ladi</w:t>
+      <w:proofErr w:type="gramStart"/>
+      <w:r>
+        <w:rPr>
+          <w:sz w:val="28"/>
+          <w:szCs w:val="28"/>
+          <w:lang w:val="en-US"/>
+        </w:rPr>
+        <w:t>bo‘</w:t>
+      </w:r>
+      <w:proofErr w:type="gramEnd"/>
+      <w:r>
+        <w:rPr>
+          <w:sz w:val="28"/>
+          <w:szCs w:val="28"/>
+          <w:lang w:val="en-US"/>
+        </w:rPr>
+        <w:t>ladi</w:t>
       </w:r>
       <w:proofErr w:type="spellEnd"/>
       <w:r>
@@ -38289,13 +37585,23 @@
         <w:t xml:space="preserve"> </w:t>
       </w:r>
       <w:proofErr w:type="spellStart"/>
-      <w:r>
-        <w:rPr>
-          <w:sz w:val="28"/>
-          <w:szCs w:val="28"/>
-          <w:lang w:val="en-US"/>
-        </w:rPr>
-        <w:t>bog‘liqlik</w:t>
+      <w:proofErr w:type="gramStart"/>
+      <w:r>
+        <w:rPr>
+          <w:sz w:val="28"/>
+          <w:szCs w:val="28"/>
+          <w:lang w:val="en-US"/>
+        </w:rPr>
+        <w:t>bog‘</w:t>
+      </w:r>
+      <w:proofErr w:type="gramEnd"/>
+      <w:r>
+        <w:rPr>
+          <w:sz w:val="28"/>
+          <w:szCs w:val="28"/>
+          <w:lang w:val="en-US"/>
+        </w:rPr>
+        <w:t>liqlik</w:t>
       </w:r>
       <w:proofErr w:type="spellEnd"/>
       <w:r>
@@ -38346,13 +37652,23 @@
         <w:t xml:space="preserve">Bu </w:t>
       </w:r>
       <w:proofErr w:type="spellStart"/>
-      <w:r>
-        <w:rPr>
-          <w:sz w:val="28"/>
-          <w:szCs w:val="28"/>
-          <w:lang w:val="en-US"/>
-        </w:rPr>
-        <w:t>O‘zbekiston</w:t>
+      <w:proofErr w:type="gramStart"/>
+      <w:r>
+        <w:rPr>
+          <w:sz w:val="28"/>
+          <w:szCs w:val="28"/>
+          <w:lang w:val="en-US"/>
+        </w:rPr>
+        <w:t>O‘</w:t>
+      </w:r>
+      <w:proofErr w:type="gramEnd"/>
+      <w:r>
+        <w:rPr>
+          <w:sz w:val="28"/>
+          <w:szCs w:val="28"/>
+          <w:lang w:val="en-US"/>
+        </w:rPr>
+        <w:t>zbekiston</w:t>
       </w:r>
       <w:proofErr w:type="spellEnd"/>
       <w:r>
@@ -38503,13 +37819,23 @@
         <w:t xml:space="preserve"> </w:t>
       </w:r>
       <w:proofErr w:type="spellStart"/>
-      <w:r>
-        <w:rPr>
-          <w:sz w:val="28"/>
-          <w:szCs w:val="28"/>
-          <w:lang w:val="en-US"/>
-        </w:rPr>
-        <w:t>ko‘rinadiki</w:t>
+      <w:proofErr w:type="gramStart"/>
+      <w:r>
+        <w:rPr>
+          <w:sz w:val="28"/>
+          <w:szCs w:val="28"/>
+          <w:lang w:val="en-US"/>
+        </w:rPr>
+        <w:t>ko‘</w:t>
+      </w:r>
+      <w:proofErr w:type="gramEnd"/>
+      <w:r>
+        <w:rPr>
+          <w:sz w:val="28"/>
+          <w:szCs w:val="28"/>
+          <w:lang w:val="en-US"/>
+        </w:rPr>
+        <w:t>rinadiki</w:t>
       </w:r>
       <w:proofErr w:type="spellEnd"/>
       <w:r>
@@ -40286,11 +39612,19 @@
         <w:t xml:space="preserve"> </w:t>
       </w:r>
       <w:proofErr w:type="spellStart"/>
-      <w:r>
-        <w:rPr>
-          <w:lang w:val="en-US"/>
-        </w:rPr>
-        <w:t>qo‘llaniladigan</w:t>
+      <w:proofErr w:type="gramStart"/>
+      <w:r>
+        <w:rPr>
+          <w:lang w:val="en-US"/>
+        </w:rPr>
+        <w:t>qo‘</w:t>
+      </w:r>
+      <w:proofErr w:type="gramEnd"/>
+      <w:r>
+        <w:rPr>
+          <w:lang w:val="en-US"/>
+        </w:rPr>
+        <w:t>llaniladigan</w:t>
       </w:r>
       <w:proofErr w:type="spellEnd"/>
       <w:r>
@@ -40676,6 +40010,7 @@
         <w:t xml:space="preserve"> </w:t>
       </w:r>
       <w:proofErr w:type="spellStart"/>
+      <w:proofErr w:type="gramStart"/>
       <w:r>
         <w:rPr>
           <w:lang w:val="en-US"/>
@@ -40697,6 +40032,7 @@
         <w:t>ni</w:t>
       </w:r>
       <w:proofErr w:type="spellEnd"/>
+      <w:proofErr w:type="gramEnd"/>
       <w:r>
         <w:rPr>
           <w:lang w:val="en-US"/>
@@ -40814,11 +40150,19 @@
         <w:t xml:space="preserve"> </w:t>
       </w:r>
       <w:proofErr w:type="spellStart"/>
-      <w:r>
-        <w:rPr>
-          <w:lang w:val="en-US"/>
-        </w:rPr>
-        <w:t>qo‘yiladigan</w:t>
+      <w:proofErr w:type="gramStart"/>
+      <w:r>
+        <w:rPr>
+          <w:lang w:val="en-US"/>
+        </w:rPr>
+        <w:t>qo‘</w:t>
+      </w:r>
+      <w:proofErr w:type="gramEnd"/>
+      <w:r>
+        <w:rPr>
+          <w:lang w:val="en-US"/>
+        </w:rPr>
+        <w:t>yiladigan</w:t>
       </w:r>
       <w:proofErr w:type="spellEnd"/>
       <w:r>
@@ -41179,11 +40523,19 @@
         <w:t xml:space="preserve"> </w:t>
       </w:r>
       <w:proofErr w:type="spellStart"/>
-      <w:r>
-        <w:rPr>
-          <w:lang w:val="en-US"/>
-        </w:rPr>
-        <w:t>bo‘lmagan</w:t>
+      <w:proofErr w:type="gramStart"/>
+      <w:r>
+        <w:rPr>
+          <w:lang w:val="en-US"/>
+        </w:rPr>
+        <w:t>bo‘</w:t>
+      </w:r>
+      <w:proofErr w:type="gramEnd"/>
+      <w:r>
+        <w:rPr>
+          <w:lang w:val="en-US"/>
+        </w:rPr>
+        <w:t>lmagan</w:t>
       </w:r>
       <w:proofErr w:type="spellEnd"/>
       <w:r>
@@ -41462,11 +40814,19 @@
         <w:t xml:space="preserve"> </w:t>
       </w:r>
       <w:proofErr w:type="spellStart"/>
-      <w:r>
-        <w:rPr>
-          <w:lang w:val="en-US"/>
-        </w:rPr>
-        <w:t>bo‘yicha</w:t>
+      <w:proofErr w:type="gramStart"/>
+      <w:r>
+        <w:rPr>
+          <w:lang w:val="en-US"/>
+        </w:rPr>
+        <w:t>bo‘</w:t>
+      </w:r>
+      <w:proofErr w:type="gramEnd"/>
+      <w:r>
+        <w:rPr>
+          <w:lang w:val="en-US"/>
+        </w:rPr>
+        <w:t>yicha</w:t>
       </w:r>
       <w:proofErr w:type="spellEnd"/>
       <w:r>
@@ -41575,11 +40935,19 @@
         <w:t xml:space="preserve"> </w:t>
       </w:r>
       <w:proofErr w:type="spellStart"/>
-      <w:r>
-        <w:rPr>
-          <w:lang w:val="en-US"/>
-        </w:rPr>
-        <w:t>qo‘yiladigan</w:t>
+      <w:proofErr w:type="gramStart"/>
+      <w:r>
+        <w:rPr>
+          <w:lang w:val="en-US"/>
+        </w:rPr>
+        <w:t>qo‘</w:t>
+      </w:r>
+      <w:proofErr w:type="gramEnd"/>
+      <w:r>
+        <w:rPr>
+          <w:lang w:val="en-US"/>
+        </w:rPr>
+        <w:t>yiladigan</w:t>
       </w:r>
       <w:proofErr w:type="spellEnd"/>
       <w:r>
@@ -41782,11 +41150,19 @@
         <w:t xml:space="preserve"> </w:t>
       </w:r>
       <w:proofErr w:type="spellStart"/>
-      <w:r>
-        <w:rPr>
-          <w:lang w:val="en-US"/>
-        </w:rPr>
-        <w:t>o‘z</w:t>
+      <w:proofErr w:type="gramStart"/>
+      <w:r>
+        <w:rPr>
+          <w:lang w:val="en-US"/>
+        </w:rPr>
+        <w:t>o‘</w:t>
+      </w:r>
+      <w:proofErr w:type="gramEnd"/>
+      <w:r>
+        <w:rPr>
+          <w:lang w:val="en-US"/>
+        </w:rPr>
+        <w:t>z</w:t>
       </w:r>
       <w:proofErr w:type="spellEnd"/>
       <w:r>
@@ -42923,11 +42299,19 @@
         <w:t xml:space="preserve"> </w:t>
       </w:r>
       <w:proofErr w:type="spellStart"/>
-      <w:r>
-        <w:rPr>
-          <w:lang w:val="en-US"/>
-        </w:rPr>
-        <w:t>qo‘shish</w:t>
+      <w:proofErr w:type="gramStart"/>
+      <w:r>
+        <w:rPr>
+          <w:lang w:val="en-US"/>
+        </w:rPr>
+        <w:t>qo‘</w:t>
+      </w:r>
+      <w:proofErr w:type="gramEnd"/>
+      <w:r>
+        <w:rPr>
+          <w:lang w:val="en-US"/>
+        </w:rPr>
+        <w:t>shish</w:t>
       </w:r>
       <w:proofErr w:type="spellEnd"/>
       <w:r>
@@ -43417,11 +42801,19 @@
         <w:t xml:space="preserve"> </w:t>
       </w:r>
       <w:proofErr w:type="spellStart"/>
-      <w:r>
-        <w:rPr>
-          <w:lang w:val="en-US"/>
-        </w:rPr>
-        <w:t>bo‘yicha</w:t>
+      <w:proofErr w:type="gramStart"/>
+      <w:r>
+        <w:rPr>
+          <w:lang w:val="en-US"/>
+        </w:rPr>
+        <w:t>bo‘</w:t>
+      </w:r>
+      <w:proofErr w:type="gramEnd"/>
+      <w:r>
+        <w:rPr>
+          <w:lang w:val="en-US"/>
+        </w:rPr>
+        <w:t>yicha</w:t>
       </w:r>
       <w:proofErr w:type="spellEnd"/>
       <w:r>
@@ -43731,7 +43123,21 @@
         <w:rPr>
           <w:lang w:val="en-US"/>
         </w:rPr>
-        <w:t xml:space="preserve"> (128, 192, 256 bit </w:t>
+        <w:t xml:space="preserve"> (128, 192, </w:t>
+      </w:r>
+      <w:proofErr w:type="gramStart"/>
+      <w:r>
+        <w:rPr>
+          <w:lang w:val="en-US"/>
+        </w:rPr>
+        <w:t>256 bit</w:t>
+      </w:r>
+      <w:proofErr w:type="gramEnd"/>
+      <w:r>
+        <w:rPr>
+          <w:lang w:val="en-US"/>
+        </w:rPr>
+        <w:t xml:space="preserve"> </w:t>
       </w:r>
       <w:proofErr w:type="spellStart"/>
       <w:r>
@@ -44210,12 +43616,21 @@
         <w:t xml:space="preserve"> </w:t>
       </w:r>
       <w:proofErr w:type="spellStart"/>
-      <w:r>
-        <w:rPr>
-          <w:rStyle w:val="af3"/>
-          <w:lang w:val="en-US"/>
-        </w:rPr>
-        <w:t>to‘plamlarini</w:t>
+      <w:proofErr w:type="gramStart"/>
+      <w:r>
+        <w:rPr>
+          <w:rStyle w:val="af3"/>
+          <w:lang w:val="en-US"/>
+        </w:rPr>
+        <w:t>to‘</w:t>
+      </w:r>
+      <w:proofErr w:type="gramEnd"/>
+      <w:r>
+        <w:rPr>
+          <w:rStyle w:val="af3"/>
+          <w:lang w:val="en-US"/>
+        </w:rPr>
+        <w:t>plamlarini</w:t>
       </w:r>
       <w:proofErr w:type="spellEnd"/>
       <w:r>
@@ -44419,11 +43834,19 @@
         <w:t xml:space="preserve"> </w:t>
       </w:r>
       <w:proofErr w:type="spellStart"/>
-      <w:r>
-        <w:rPr>
-          <w:lang w:val="en-US"/>
-        </w:rPr>
-        <w:t>bo‘yicha</w:t>
+      <w:proofErr w:type="gramStart"/>
+      <w:r>
+        <w:rPr>
+          <w:lang w:val="en-US"/>
+        </w:rPr>
+        <w:t>bo‘</w:t>
+      </w:r>
+      <w:proofErr w:type="gramEnd"/>
+      <w:r>
+        <w:rPr>
+          <w:lang w:val="en-US"/>
+        </w:rPr>
+        <w:t>yicha</w:t>
       </w:r>
       <w:proofErr w:type="spellEnd"/>
       <w:r>
@@ -44773,12 +44196,21 @@
         <w:t xml:space="preserve"> </w:t>
       </w:r>
       <w:proofErr w:type="spellStart"/>
-      <w:r>
-        <w:rPr>
-          <w:rStyle w:val="af3"/>
-          <w:lang w:val="en-US"/>
-        </w:rPr>
-        <w:t>to‘liq</w:t>
+      <w:proofErr w:type="gramStart"/>
+      <w:r>
+        <w:rPr>
+          <w:rStyle w:val="af3"/>
+          <w:lang w:val="en-US"/>
+        </w:rPr>
+        <w:t>to‘</w:t>
+      </w:r>
+      <w:proofErr w:type="gramEnd"/>
+      <w:r>
+        <w:rPr>
+          <w:rStyle w:val="af3"/>
+          <w:lang w:val="en-US"/>
+        </w:rPr>
+        <w:t>liq</w:t>
       </w:r>
       <w:proofErr w:type="spellEnd"/>
       <w:r>
@@ -44932,12 +44364,21 @@
         <w:t xml:space="preserve"> </w:t>
       </w:r>
       <w:proofErr w:type="spellStart"/>
-      <w:r>
-        <w:rPr>
-          <w:rStyle w:val="af3"/>
-          <w:lang w:val="en-US"/>
-        </w:rPr>
-        <w:t>to‘plami</w:t>
+      <w:proofErr w:type="gramStart"/>
+      <w:r>
+        <w:rPr>
+          <w:rStyle w:val="af3"/>
+          <w:lang w:val="en-US"/>
+        </w:rPr>
+        <w:t>to‘</w:t>
+      </w:r>
+      <w:proofErr w:type="gramEnd"/>
+      <w:r>
+        <w:rPr>
+          <w:rStyle w:val="af3"/>
+          <w:lang w:val="en-US"/>
+        </w:rPr>
+        <w:t>plami</w:t>
       </w:r>
       <w:proofErr w:type="spellEnd"/>
       <w:r>
@@ -45001,11 +44442,19 @@
         <w:t xml:space="preserve"> </w:t>
       </w:r>
       <w:proofErr w:type="spellStart"/>
-      <w:r>
-        <w:rPr>
-          <w:lang w:val="en-US"/>
-        </w:rPr>
-        <w:t>qo‘llashga</w:t>
+      <w:proofErr w:type="gramStart"/>
+      <w:r>
+        <w:rPr>
+          <w:lang w:val="en-US"/>
+        </w:rPr>
+        <w:t>qo‘</w:t>
+      </w:r>
+      <w:proofErr w:type="gramEnd"/>
+      <w:r>
+        <w:rPr>
+          <w:lang w:val="en-US"/>
+        </w:rPr>
+        <w:t>llashga</w:t>
       </w:r>
       <w:proofErr w:type="spellEnd"/>
       <w:r>
@@ -45202,11 +44651,19 @@
         <w:t xml:space="preserve"> </w:t>
       </w:r>
       <w:proofErr w:type="spellStart"/>
-      <w:r>
-        <w:rPr>
-          <w:lang w:val="en-US"/>
-        </w:rPr>
-        <w:t>bo‘yicha</w:t>
+      <w:proofErr w:type="gramStart"/>
+      <w:r>
+        <w:rPr>
+          <w:lang w:val="en-US"/>
+        </w:rPr>
+        <w:t>bo‘</w:t>
+      </w:r>
+      <w:proofErr w:type="gramEnd"/>
+      <w:r>
+        <w:rPr>
+          <w:lang w:val="en-US"/>
+        </w:rPr>
+        <w:t>yicha</w:t>
       </w:r>
       <w:proofErr w:type="spellEnd"/>
       <w:r>
@@ -45872,11 +45329,19 @@
         <w:t xml:space="preserve"> </w:t>
       </w:r>
       <w:proofErr w:type="spellStart"/>
-      <w:r>
-        <w:rPr>
-          <w:lang w:val="en-US"/>
-        </w:rPr>
-        <w:t>o‘tkazish</w:t>
+      <w:proofErr w:type="gramStart"/>
+      <w:r>
+        <w:rPr>
+          <w:lang w:val="en-US"/>
+        </w:rPr>
+        <w:t>o‘</w:t>
+      </w:r>
+      <w:proofErr w:type="gramEnd"/>
+      <w:r>
+        <w:rPr>
+          <w:lang w:val="en-US"/>
+        </w:rPr>
+        <w:t>tkazish</w:t>
       </w:r>
       <w:proofErr w:type="spellEnd"/>
       <w:r>
@@ -45926,11 +45391,19 @@
         <w:t xml:space="preserve"> </w:t>
       </w:r>
       <w:proofErr w:type="spellStart"/>
-      <w:r>
-        <w:rPr>
-          <w:lang w:val="en-US"/>
-        </w:rPr>
-        <w:t>to‘plamini</w:t>
+      <w:proofErr w:type="gramStart"/>
+      <w:r>
+        <w:rPr>
+          <w:lang w:val="en-US"/>
+        </w:rPr>
+        <w:t>to‘</w:t>
+      </w:r>
+      <w:proofErr w:type="gramEnd"/>
+      <w:r>
+        <w:rPr>
+          <w:lang w:val="en-US"/>
+        </w:rPr>
+        <w:t>plamini</w:t>
       </w:r>
       <w:proofErr w:type="spellEnd"/>
       <w:r>
@@ -46142,11 +45615,19 @@
         <w:t xml:space="preserve"> </w:t>
       </w:r>
       <w:proofErr w:type="spellStart"/>
-      <w:r>
-        <w:rPr>
-          <w:lang w:val="en-US"/>
-        </w:rPr>
-        <w:t>bo‘yicha</w:t>
+      <w:proofErr w:type="gramStart"/>
+      <w:r>
+        <w:rPr>
+          <w:lang w:val="en-US"/>
+        </w:rPr>
+        <w:t>bo‘</w:t>
+      </w:r>
+      <w:proofErr w:type="gramEnd"/>
+      <w:r>
+        <w:rPr>
+          <w:lang w:val="en-US"/>
+        </w:rPr>
+        <w:t>yicha</w:t>
       </w:r>
       <w:proofErr w:type="spellEnd"/>
       <w:r>
@@ -46290,11 +45771,19 @@
         <w:t xml:space="preserve"> </w:t>
       </w:r>
       <w:proofErr w:type="spellStart"/>
-      <w:r>
-        <w:rPr>
-          <w:lang w:val="en-US"/>
-        </w:rPr>
-        <w:t>bo‘yicha</w:t>
+      <w:proofErr w:type="gramStart"/>
+      <w:r>
+        <w:rPr>
+          <w:lang w:val="en-US"/>
+        </w:rPr>
+        <w:t>bo‘</w:t>
+      </w:r>
+      <w:proofErr w:type="gramEnd"/>
+      <w:r>
+        <w:rPr>
+          <w:lang w:val="en-US"/>
+        </w:rPr>
+        <w:t>yicha</w:t>
       </w:r>
       <w:proofErr w:type="spellEnd"/>
       <w:r>
@@ -46564,11 +46053,19 @@
         <w:t xml:space="preserve"> </w:t>
       </w:r>
       <w:proofErr w:type="spellStart"/>
-      <w:r>
-        <w:rPr>
-          <w:lang w:val="en-US"/>
-        </w:rPr>
-        <w:t>ko‘rinishida</w:t>
+      <w:proofErr w:type="gramStart"/>
+      <w:r>
+        <w:rPr>
+          <w:lang w:val="en-US"/>
+        </w:rPr>
+        <w:t>ko‘</w:t>
+      </w:r>
+      <w:proofErr w:type="gramEnd"/>
+      <w:r>
+        <w:rPr>
+          <w:lang w:val="en-US"/>
+        </w:rPr>
+        <w:t>rinishida</w:t>
       </w:r>
       <w:proofErr w:type="spellEnd"/>
       <w:r>
@@ -46780,11 +46277,19 @@
         <w:t xml:space="preserve"> </w:t>
       </w:r>
       <w:proofErr w:type="spellStart"/>
-      <w:r>
-        <w:rPr>
-          <w:lang w:val="en-US"/>
-        </w:rPr>
-        <w:t>ko‘rinishida</w:t>
+      <w:proofErr w:type="gramStart"/>
+      <w:r>
+        <w:rPr>
+          <w:lang w:val="en-US"/>
+        </w:rPr>
+        <w:t>ko‘</w:t>
+      </w:r>
+      <w:proofErr w:type="gramEnd"/>
+      <w:r>
+        <w:rPr>
+          <w:lang w:val="en-US"/>
+        </w:rPr>
+        <w:t>rinishida</w:t>
       </w:r>
       <w:proofErr w:type="spellEnd"/>
       <w:r>
@@ -47025,11 +46530,19 @@
         <w:t xml:space="preserve"> </w:t>
       </w:r>
       <w:proofErr w:type="spellStart"/>
-      <w:r>
-        <w:rPr>
-          <w:lang w:val="en-US"/>
-        </w:rPr>
-        <w:t>bo‘yicha</w:t>
+      <w:proofErr w:type="gramStart"/>
+      <w:r>
+        <w:rPr>
+          <w:lang w:val="en-US"/>
+        </w:rPr>
+        <w:t>bo‘</w:t>
+      </w:r>
+      <w:proofErr w:type="gramEnd"/>
+      <w:r>
+        <w:rPr>
+          <w:lang w:val="en-US"/>
+        </w:rPr>
+        <w:t>yicha</w:t>
       </w:r>
       <w:proofErr w:type="spellEnd"/>
       <w:r>
@@ -47180,11 +46693,19 @@
         <w:t xml:space="preserve"> </w:t>
       </w:r>
       <w:proofErr w:type="spellStart"/>
-      <w:r>
-        <w:rPr>
-          <w:lang w:val="en-US"/>
-        </w:rPr>
-        <w:t>qo‘llash</w:t>
+      <w:proofErr w:type="gramStart"/>
+      <w:r>
+        <w:rPr>
+          <w:lang w:val="en-US"/>
+        </w:rPr>
+        <w:t>qo‘</w:t>
+      </w:r>
+      <w:proofErr w:type="gramEnd"/>
+      <w:r>
+        <w:rPr>
+          <w:lang w:val="en-US"/>
+        </w:rPr>
+        <w:t>llash</w:t>
       </w:r>
       <w:proofErr w:type="spellEnd"/>
       <w:r>
@@ -47439,11 +46960,19 @@
         <w:t xml:space="preserve"> </w:t>
       </w:r>
       <w:proofErr w:type="spellStart"/>
-      <w:r>
-        <w:rPr>
-          <w:lang w:val="en-US"/>
-        </w:rPr>
-        <w:t>bo‘yicha</w:t>
+      <w:proofErr w:type="gramStart"/>
+      <w:r>
+        <w:rPr>
+          <w:lang w:val="en-US"/>
+        </w:rPr>
+        <w:t>bo‘</w:t>
+      </w:r>
+      <w:proofErr w:type="gramEnd"/>
+      <w:r>
+        <w:rPr>
+          <w:lang w:val="en-US"/>
+        </w:rPr>
+        <w:t>yicha</w:t>
       </w:r>
       <w:proofErr w:type="spellEnd"/>
       <w:r>
@@ -47582,11 +47111,19 @@
         <w:t xml:space="preserve"> </w:t>
       </w:r>
       <w:proofErr w:type="spellStart"/>
-      <w:r>
-        <w:rPr>
-          <w:lang w:val="en-US"/>
-        </w:rPr>
-        <w:t>o‘z</w:t>
+      <w:proofErr w:type="gramStart"/>
+      <w:r>
+        <w:rPr>
+          <w:lang w:val="en-US"/>
+        </w:rPr>
+        <w:t>o‘</w:t>
+      </w:r>
+      <w:proofErr w:type="gramEnd"/>
+      <w:r>
+        <w:rPr>
+          <w:lang w:val="en-US"/>
+        </w:rPr>
+        <w:t>z</w:t>
       </w:r>
       <w:proofErr w:type="spellEnd"/>
       <w:r>
@@ -47834,11 +47371,19 @@
         <w:t xml:space="preserve"> </w:t>
       </w:r>
       <w:proofErr w:type="spellStart"/>
-      <w:r>
-        <w:rPr>
-          <w:lang w:val="en-US"/>
-        </w:rPr>
-        <w:t>bo‘yicha</w:t>
+      <w:proofErr w:type="gramStart"/>
+      <w:r>
+        <w:rPr>
+          <w:lang w:val="en-US"/>
+        </w:rPr>
+        <w:t>bo‘</w:t>
+      </w:r>
+      <w:proofErr w:type="gramEnd"/>
+      <w:r>
+        <w:rPr>
+          <w:lang w:val="en-US"/>
+        </w:rPr>
+        <w:t>yicha</w:t>
       </w:r>
       <w:proofErr w:type="spellEnd"/>
       <w:r>
@@ -48021,11 +47566,19 @@
         <w:t xml:space="preserve"> </w:t>
       </w:r>
       <w:proofErr w:type="spellStart"/>
-      <w:r>
-        <w:rPr>
-          <w:lang w:val="en-US"/>
-        </w:rPr>
-        <w:t>bo‘yicha</w:t>
+      <w:proofErr w:type="gramStart"/>
+      <w:r>
+        <w:rPr>
+          <w:lang w:val="en-US"/>
+        </w:rPr>
+        <w:t>bo‘</w:t>
+      </w:r>
+      <w:proofErr w:type="gramEnd"/>
+      <w:r>
+        <w:rPr>
+          <w:lang w:val="en-US"/>
+        </w:rPr>
+        <w:t>yicha</w:t>
       </w:r>
       <w:proofErr w:type="spellEnd"/>
       <w:r>
@@ -48348,11 +47901,19 @@
         <w:t xml:space="preserve"> </w:t>
       </w:r>
       <w:proofErr w:type="spellStart"/>
-      <w:r>
-        <w:rPr>
-          <w:lang w:val="en-US"/>
-        </w:rPr>
-        <w:t>bo‘yicha</w:t>
+      <w:proofErr w:type="gramStart"/>
+      <w:r>
+        <w:rPr>
+          <w:lang w:val="en-US"/>
+        </w:rPr>
+        <w:t>bo‘</w:t>
+      </w:r>
+      <w:proofErr w:type="gramEnd"/>
+      <w:r>
+        <w:rPr>
+          <w:lang w:val="en-US"/>
+        </w:rPr>
+        <w:t>yicha</w:t>
       </w:r>
       <w:proofErr w:type="spellEnd"/>
       <w:r>
@@ -50441,12 +50002,21 @@
         <w:t>Al-</w:t>
       </w:r>
       <w:proofErr w:type="spellStart"/>
+      <w:proofErr w:type="gramStart"/>
       <w:r>
         <w:rPr>
           <w:rStyle w:val="af8"/>
           <w:lang w:val="en-US"/>
         </w:rPr>
-        <w:t>farg‘oniy</w:t>
+        <w:t>farg‘</w:t>
+      </w:r>
+      <w:proofErr w:type="gramEnd"/>
+      <w:r>
+        <w:rPr>
+          <w:rStyle w:val="af8"/>
+          <w:lang w:val="en-US"/>
+        </w:rPr>
+        <w:t>oniy</w:t>
       </w:r>
       <w:proofErr w:type="spellEnd"/>
       <w:r>
@@ -50625,11 +50195,19 @@
         <w:t xml:space="preserve"> </w:t>
       </w:r>
       <w:proofErr w:type="spellStart"/>
-      <w:r>
-        <w:rPr>
-          <w:lang w:val="en-US"/>
-        </w:rPr>
-        <w:t>qo‘llanilishi</w:t>
+      <w:proofErr w:type="gramStart"/>
+      <w:r>
+        <w:rPr>
+          <w:lang w:val="en-US"/>
+        </w:rPr>
+        <w:t>qo‘</w:t>
+      </w:r>
+      <w:proofErr w:type="gramEnd"/>
+      <w:r>
+        <w:rPr>
+          <w:lang w:val="en-US"/>
+        </w:rPr>
+        <w:t>llanilishi</w:t>
       </w:r>
       <w:proofErr w:type="spellEnd"/>
       <w:r>
@@ -50755,11 +50333,19 @@
         <w:t xml:space="preserve"> </w:t>
       </w:r>
       <w:proofErr w:type="spellStart"/>
-      <w:r>
-        <w:rPr>
-          <w:lang w:val="en-US"/>
-        </w:rPr>
-        <w:t>ko‘paytirish</w:t>
+      <w:proofErr w:type="gramStart"/>
+      <w:r>
+        <w:rPr>
+          <w:lang w:val="en-US"/>
+        </w:rPr>
+        <w:t>ko‘</w:t>
+      </w:r>
+      <w:proofErr w:type="gramEnd"/>
+      <w:r>
+        <w:rPr>
+          <w:lang w:val="en-US"/>
+        </w:rPr>
+        <w:t>paytirish</w:t>
       </w:r>
       <w:proofErr w:type="spellEnd"/>
       <w:r>
@@ -55943,6 +55529,119 @@
     </w:lvl>
   </w:abstractNum>
   <w:abstractNum w:abstractNumId="21" w15:restartNumberingAfterBreak="0">
+    <w:nsid w:val="75C5486A"/>
+    <w:multiLevelType w:val="hybridMultilevel"/>
+    <w:tmpl w:val="89ECA4BE"/>
+    <w:lvl w:ilvl="0" w:tplc="E6E8F39C">
+      <w:start w:val="1"/>
+      <w:numFmt w:val="bullet"/>
+      <w:lvlText w:val=""/>
+      <w:lvlJc w:val="left"/>
+      <w:pPr>
+        <w:ind w:left="1429" w:hanging="360"/>
+      </w:pPr>
+      <w:rPr>
+        <w:rFonts w:ascii="Symbol" w:hAnsi="Symbol" w:hint="default"/>
+      </w:rPr>
+    </w:lvl>
+    <w:lvl w:ilvl="1" w:tplc="04190003" w:tentative="1">
+      <w:start w:val="1"/>
+      <w:numFmt w:val="bullet"/>
+      <w:lvlText w:val="o"/>
+      <w:lvlJc w:val="left"/>
+      <w:pPr>
+        <w:ind w:left="2149" w:hanging="360"/>
+      </w:pPr>
+      <w:rPr>
+        <w:rFonts w:ascii="Courier New" w:hAnsi="Courier New" w:cs="Courier New" w:hint="default"/>
+      </w:rPr>
+    </w:lvl>
+    <w:lvl w:ilvl="2" w:tplc="04190005" w:tentative="1">
+      <w:start w:val="1"/>
+      <w:numFmt w:val="bullet"/>
+      <w:lvlText w:val=""/>
+      <w:lvlJc w:val="left"/>
+      <w:pPr>
+        <w:ind w:left="2869" w:hanging="360"/>
+      </w:pPr>
+      <w:rPr>
+        <w:rFonts w:ascii="Wingdings" w:hAnsi="Wingdings" w:hint="default"/>
+      </w:rPr>
+    </w:lvl>
+    <w:lvl w:ilvl="3" w:tplc="04190001" w:tentative="1">
+      <w:start w:val="1"/>
+      <w:numFmt w:val="bullet"/>
+      <w:lvlText w:val=""/>
+      <w:lvlJc w:val="left"/>
+      <w:pPr>
+        <w:ind w:left="3589" w:hanging="360"/>
+      </w:pPr>
+      <w:rPr>
+        <w:rFonts w:ascii="Symbol" w:hAnsi="Symbol" w:hint="default"/>
+      </w:rPr>
+    </w:lvl>
+    <w:lvl w:ilvl="4" w:tplc="04190003" w:tentative="1">
+      <w:start w:val="1"/>
+      <w:numFmt w:val="bullet"/>
+      <w:lvlText w:val="o"/>
+      <w:lvlJc w:val="left"/>
+      <w:pPr>
+        <w:ind w:left="4309" w:hanging="360"/>
+      </w:pPr>
+      <w:rPr>
+        <w:rFonts w:ascii="Courier New" w:hAnsi="Courier New" w:cs="Courier New" w:hint="default"/>
+      </w:rPr>
+    </w:lvl>
+    <w:lvl w:ilvl="5" w:tplc="04190005" w:tentative="1">
+      <w:start w:val="1"/>
+      <w:numFmt w:val="bullet"/>
+      <w:lvlText w:val=""/>
+      <w:lvlJc w:val="left"/>
+      <w:pPr>
+        <w:ind w:left="5029" w:hanging="360"/>
+      </w:pPr>
+      <w:rPr>
+        <w:rFonts w:ascii="Wingdings" w:hAnsi="Wingdings" w:hint="default"/>
+      </w:rPr>
+    </w:lvl>
+    <w:lvl w:ilvl="6" w:tplc="04190001" w:tentative="1">
+      <w:start w:val="1"/>
+      <w:numFmt w:val="bullet"/>
+      <w:lvlText w:val=""/>
+      <w:lvlJc w:val="left"/>
+      <w:pPr>
+        <w:ind w:left="5749" w:hanging="360"/>
+      </w:pPr>
+      <w:rPr>
+        <w:rFonts w:ascii="Symbol" w:hAnsi="Symbol" w:hint="default"/>
+      </w:rPr>
+    </w:lvl>
+    <w:lvl w:ilvl="7" w:tplc="04190003" w:tentative="1">
+      <w:start w:val="1"/>
+      <w:numFmt w:val="bullet"/>
+      <w:lvlText w:val="o"/>
+      <w:lvlJc w:val="left"/>
+      <w:pPr>
+        <w:ind w:left="6469" w:hanging="360"/>
+      </w:pPr>
+      <w:rPr>
+        <w:rFonts w:ascii="Courier New" w:hAnsi="Courier New" w:cs="Courier New" w:hint="default"/>
+      </w:rPr>
+    </w:lvl>
+    <w:lvl w:ilvl="8" w:tplc="04190005" w:tentative="1">
+      <w:start w:val="1"/>
+      <w:numFmt w:val="bullet"/>
+      <w:lvlText w:val=""/>
+      <w:lvlJc w:val="left"/>
+      <w:pPr>
+        <w:ind w:left="7189" w:hanging="360"/>
+      </w:pPr>
+      <w:rPr>
+        <w:rFonts w:ascii="Wingdings" w:hAnsi="Wingdings" w:hint="default"/>
+      </w:rPr>
+    </w:lvl>
+  </w:abstractNum>
+  <w:abstractNum w:abstractNumId="22" w15:restartNumberingAfterBreak="0">
     <w:nsid w:val="76992A7F"/>
     <w:multiLevelType w:val="multilevel"/>
     <w:tmpl w:val="1690FCC6"/>
@@ -56091,7 +55790,7 @@
       </w:rPr>
     </w:lvl>
   </w:abstractNum>
-  <w:abstractNum w:abstractNumId="22" w15:restartNumberingAfterBreak="0">
+  <w:abstractNum w:abstractNumId="23" w15:restartNumberingAfterBreak="0">
     <w:nsid w:val="7C103E42"/>
     <w:multiLevelType w:val="multilevel"/>
     <w:tmpl w:val="3A400160"/>
@@ -56289,7 +55988,7 @@
     <w:abstractNumId w:val="4"/>
   </w:num>
   <w:num w:numId="17">
-    <w:abstractNumId w:val="22"/>
+    <w:abstractNumId w:val="23"/>
   </w:num>
   <w:num w:numId="18">
     <w:abstractNumId w:val="2"/>
@@ -56301,13 +56000,16 @@
     <w:abstractNumId w:val="15"/>
   </w:num>
   <w:num w:numId="21">
-    <w:abstractNumId w:val="21"/>
+    <w:abstractNumId w:val="22"/>
   </w:num>
   <w:num w:numId="22">
     <w:abstractNumId w:val="20"/>
   </w:num>
   <w:num w:numId="23">
     <w:abstractNumId w:val="0"/>
+  </w:num>
+  <w:num w:numId="24">
+    <w:abstractNumId w:val="21"/>
   </w:num>
   <w:numIdMacAtCleanup w:val="23"/>
 </w:numbering>
@@ -56349,6 +56051,7 @@
     <w:lsdException w:name="Normal (Web)" w:uiPriority="99"/>
     <w:lsdException w:name="HTML Keyboard" w:semiHidden="1" w:unhideWhenUsed="1"/>
     <w:lsdException w:name="HTML Variable" w:semiHidden="1" w:unhideWhenUsed="1"/>
+    <w:lsdException w:name="Normal Table" w:semiHidden="1" w:unhideWhenUsed="1"/>
     <w:lsdException w:name="annotation subject" w:semiHidden="1" w:unhideWhenUsed="1"/>
     <w:lsdException w:name="No List" w:semiHidden="1" w:unhideWhenUsed="1"/>
     <w:lsdException w:name="Outline List 1" w:semiHidden="1" w:unhideWhenUsed="1"/>
@@ -56395,8 +56098,10 @@
     <w:lsdException w:name="Table Subtle 2" w:semiHidden="1" w:unhideWhenUsed="1"/>
     <w:lsdException w:name="Table Web 1" w:semiHidden="1" w:unhideWhenUsed="1"/>
     <w:lsdException w:name="Table Web 2" w:semiHidden="1" w:unhideWhenUsed="1"/>
+    <w:lsdException w:name="Table Web 3" w:semiHidden="1" w:unhideWhenUsed="1"/>
     <w:lsdException w:name="Balloon Text" w:semiHidden="1" w:unhideWhenUsed="1"/>
     <w:lsdException w:name="Table Grid" w:uiPriority="39"/>
+    <w:lsdException w:name="Table Theme" w:semiHidden="1" w:unhideWhenUsed="1"/>
     <w:lsdException w:name="Placeholder Text" w:semiHidden="1" w:uiPriority="99"/>
     <w:lsdException w:name="No Spacing" w:uiPriority="1" w:qFormat="1"/>
     <w:lsdException w:name="Light Shading" w:uiPriority="60"/>
@@ -57537,7 +57242,7 @@
 </file>
 
 <file path=customXml/itemProps1.xml><?xml version="1.0" encoding="utf-8"?>
-<ds:datastoreItem xmlns:ds="http://schemas.openxmlformats.org/officeDocument/2006/customXml" ds:itemID="{9B080F70-5A64-4039-B513-6C4D7393643C}">
+<ds:datastoreItem xmlns:ds="http://schemas.openxmlformats.org/officeDocument/2006/customXml" ds:itemID="{13965ABF-31CF-4463-9B0F-7C7E187D543A}">
   <ds:schemaRefs>
     <ds:schemaRef ds:uri="http://schemas.openxmlformats.org/officeDocument/2006/bibliography"/>
   </ds:schemaRefs>

--- a/Loyiha kriptografiya/1. Asimmetrik kriptotizimlar bo'yicha/Tanlov loyihasi.docx
+++ b/Loyiha kriptografiya/1. Asimmetrik kriptotizimlar bo'yicha/Tanlov loyihasi.docx
@@ -1038,1838 +1038,418 @@
         <w:t>HUJJATLAR</w:t>
       </w:r>
     </w:p>
-    <w:sdt>
-      <w:sdtPr>
-        <w:rPr>
-          <w:rFonts w:ascii="Times New Roman" w:eastAsia="SimSun" w:hAnsi="Times New Roman" w:cs="Times New Roman"/>
-          <w:color w:val="auto"/>
-          <w:sz w:val="28"/>
-          <w:szCs w:val="28"/>
-          <w:lang w:eastAsia="zh-CN"/>
-        </w:rPr>
-        <w:id w:val="1453976573"/>
-        <w:docPartObj>
-          <w:docPartGallery w:val="Table of Contents"/>
-          <w:docPartUnique/>
-        </w:docPartObj>
-      </w:sdtPr>
-      <w:sdtEndPr>
+    <w:p>
+      <w:pPr>
+        <w:jc w:val="center"/>
         <w:rPr>
           <w:b/>
-          <w:bCs/>
-        </w:rPr>
-      </w:sdtEndPr>
-      <w:sdtContent>
-        <w:p>
-          <w:pPr>
-            <w:pStyle w:val="af6"/>
-            <w:rPr>
-              <w:color w:val="auto"/>
-            </w:rPr>
-          </w:pPr>
-        </w:p>
-        <w:p>
-          <w:pPr>
-            <w:pStyle w:val="14"/>
-            <w:tabs>
-              <w:tab w:val="right" w:leader="dot" w:pos="9344"/>
-            </w:tabs>
-            <w:rPr>
-              <w:rFonts w:asciiTheme="minorHAnsi" w:eastAsiaTheme="minorEastAsia" w:hAnsiTheme="minorHAnsi" w:cstheme="minorBidi"/>
-              <w:noProof/>
-              <w:sz w:val="22"/>
-              <w:szCs w:val="22"/>
-              <w:lang w:eastAsia="ru-RU"/>
-            </w:rPr>
-          </w:pPr>
-          <w:r>
-            <w:fldChar w:fldCharType="begin"/>
-          </w:r>
-          <w:r>
-            <w:instrText xml:space="preserve"> TOC \o "1-3" \h \z \u </w:instrText>
-          </w:r>
-          <w:r>
-            <w:fldChar w:fldCharType="separate"/>
-          </w:r>
-          <w:hyperlink w:anchor="_Toc214563793" w:history="1">
-            <w:r>
-              <w:rPr>
-                <w:rStyle w:val="ae"/>
-                <w:iCs/>
-                <w:noProof/>
-                <w:lang w:val="uz-Cyrl-UZ"/>
-              </w:rPr>
-              <w:t>1-shakl</w:t>
-            </w:r>
-            <w:r>
-              <w:rPr>
-                <w:noProof/>
-                <w:webHidden/>
-              </w:rPr>
-              <w:tab/>
-            </w:r>
-            <w:r>
-              <w:rPr>
-                <w:noProof/>
-                <w:webHidden/>
-              </w:rPr>
-              <w:fldChar w:fldCharType="begin"/>
-            </w:r>
-            <w:r>
-              <w:rPr>
-                <w:noProof/>
-                <w:webHidden/>
-              </w:rPr>
-              <w:instrText xml:space="preserve"> PAGEREF _Toc214563793 \h </w:instrText>
-            </w:r>
-            <w:r>
-              <w:rPr>
-                <w:noProof/>
-                <w:webHidden/>
-              </w:rPr>
-            </w:r>
-            <w:r>
-              <w:rPr>
-                <w:noProof/>
-                <w:webHidden/>
-              </w:rPr>
-              <w:fldChar w:fldCharType="separate"/>
-            </w:r>
-            <w:r>
-              <w:rPr>
-                <w:noProof/>
-                <w:webHidden/>
-              </w:rPr>
-              <w:t>3</w:t>
-            </w:r>
-            <w:r>
-              <w:rPr>
-                <w:noProof/>
-                <w:webHidden/>
-              </w:rPr>
-              <w:fldChar w:fldCharType="end"/>
-            </w:r>
-          </w:hyperlink>
-        </w:p>
-        <w:p>
-          <w:pPr>
-            <w:pStyle w:val="14"/>
-            <w:tabs>
-              <w:tab w:val="right" w:leader="dot" w:pos="9344"/>
-            </w:tabs>
-            <w:rPr>
-              <w:rFonts w:asciiTheme="minorHAnsi" w:eastAsiaTheme="minorEastAsia" w:hAnsiTheme="minorHAnsi" w:cstheme="minorBidi"/>
-              <w:noProof/>
-              <w:sz w:val="22"/>
-              <w:szCs w:val="22"/>
-              <w:lang w:eastAsia="ru-RU"/>
-            </w:rPr>
-          </w:pPr>
-          <w:hyperlink w:anchor="_Toc214563794" w:history="1">
-            <w:r>
-              <w:rPr>
-                <w:rStyle w:val="ae"/>
-                <w:iCs/>
-                <w:noProof/>
-                <w:lang w:val="uz-Cyrl-UZ"/>
-              </w:rPr>
-              <w:t>2-shakl</w:t>
-            </w:r>
-            <w:r>
-              <w:rPr>
-                <w:noProof/>
-                <w:webHidden/>
-              </w:rPr>
-              <w:tab/>
-            </w:r>
-            <w:r>
-              <w:rPr>
-                <w:noProof/>
-                <w:webHidden/>
-              </w:rPr>
-              <w:fldChar w:fldCharType="begin"/>
-            </w:r>
-            <w:r>
-              <w:rPr>
-                <w:noProof/>
-                <w:webHidden/>
-              </w:rPr>
-              <w:instrText xml:space="preserve"> PAGEREF _Toc214563794 \h </w:instrText>
-            </w:r>
-            <w:r>
-              <w:rPr>
-                <w:noProof/>
-                <w:webHidden/>
-              </w:rPr>
-            </w:r>
-            <w:r>
-              <w:rPr>
-                <w:noProof/>
-                <w:webHidden/>
-              </w:rPr>
-              <w:fldChar w:fldCharType="separate"/>
-            </w:r>
-            <w:r>
-              <w:rPr>
-                <w:noProof/>
-                <w:webHidden/>
-              </w:rPr>
-              <w:t>5</w:t>
-            </w:r>
-            <w:r>
-              <w:rPr>
-                <w:noProof/>
-                <w:webHidden/>
-              </w:rPr>
-              <w:fldChar w:fldCharType="end"/>
-            </w:r>
-          </w:hyperlink>
-        </w:p>
-        <w:p>
-          <w:pPr>
-            <w:pStyle w:val="14"/>
-            <w:tabs>
-              <w:tab w:val="right" w:leader="dot" w:pos="9344"/>
-            </w:tabs>
-            <w:rPr>
-              <w:rFonts w:asciiTheme="minorHAnsi" w:eastAsiaTheme="minorEastAsia" w:hAnsiTheme="minorHAnsi" w:cstheme="minorBidi"/>
-              <w:noProof/>
-              <w:sz w:val="22"/>
-              <w:szCs w:val="22"/>
-              <w:lang w:eastAsia="ru-RU"/>
-            </w:rPr>
-          </w:pPr>
-          <w:hyperlink w:anchor="_Toc214563795" w:history="1">
-            <w:r>
-              <w:rPr>
-                <w:rStyle w:val="ae"/>
-                <w:iCs/>
-                <w:noProof/>
-                <w:lang w:val="uz-Cyrl-UZ"/>
-              </w:rPr>
-              <w:t>3-shakl</w:t>
-            </w:r>
-            <w:r>
-              <w:rPr>
-                <w:noProof/>
-                <w:webHidden/>
-              </w:rPr>
-              <w:tab/>
-            </w:r>
-            <w:r>
-              <w:rPr>
-                <w:noProof/>
-                <w:webHidden/>
-              </w:rPr>
-              <w:fldChar w:fldCharType="begin"/>
-            </w:r>
-            <w:r>
-              <w:rPr>
-                <w:noProof/>
-                <w:webHidden/>
-              </w:rPr>
-              <w:instrText xml:space="preserve"> PAGEREF _Toc214563795 \h </w:instrText>
-            </w:r>
-            <w:r>
-              <w:rPr>
-                <w:noProof/>
-                <w:webHidden/>
-              </w:rPr>
-            </w:r>
-            <w:r>
-              <w:rPr>
-                <w:noProof/>
-                <w:webHidden/>
-              </w:rPr>
-              <w:fldChar w:fldCharType="separate"/>
-            </w:r>
-            <w:r>
-              <w:rPr>
-                <w:noProof/>
-                <w:webHidden/>
-              </w:rPr>
-              <w:t>7</w:t>
-            </w:r>
-            <w:r>
-              <w:rPr>
-                <w:noProof/>
-                <w:webHidden/>
-              </w:rPr>
-              <w:fldChar w:fldCharType="end"/>
-            </w:r>
-          </w:hyperlink>
-        </w:p>
-        <w:p>
-          <w:pPr>
-            <w:pStyle w:val="14"/>
-            <w:tabs>
-              <w:tab w:val="right" w:leader="dot" w:pos="9344"/>
-            </w:tabs>
-            <w:rPr>
-              <w:rFonts w:asciiTheme="minorHAnsi" w:eastAsiaTheme="minorEastAsia" w:hAnsiTheme="minorHAnsi" w:cstheme="minorBidi"/>
-              <w:noProof/>
-              <w:sz w:val="22"/>
-              <w:szCs w:val="22"/>
-              <w:lang w:eastAsia="ru-RU"/>
-            </w:rPr>
-          </w:pPr>
-          <w:hyperlink w:anchor="_Toc214563796" w:history="1">
-            <w:r>
-              <w:rPr>
-                <w:rStyle w:val="ae"/>
-                <w:iCs/>
-                <w:noProof/>
-                <w:lang w:val="uz-Cyrl-UZ"/>
-              </w:rPr>
-              <w:t>4-shakl</w:t>
-            </w:r>
-            <w:r>
-              <w:rPr>
-                <w:noProof/>
-                <w:webHidden/>
-              </w:rPr>
-              <w:tab/>
-            </w:r>
-            <w:r>
-              <w:rPr>
-                <w:noProof/>
-                <w:webHidden/>
-              </w:rPr>
-              <w:fldChar w:fldCharType="begin"/>
-            </w:r>
-            <w:r>
-              <w:rPr>
-                <w:noProof/>
-                <w:webHidden/>
-              </w:rPr>
-              <w:instrText xml:space="preserve"> PAGEREF _Toc214563796 \h </w:instrText>
-            </w:r>
-            <w:r>
-              <w:rPr>
-                <w:noProof/>
-                <w:webHidden/>
-              </w:rPr>
-            </w:r>
-            <w:r>
-              <w:rPr>
-                <w:noProof/>
-                <w:webHidden/>
-              </w:rPr>
-              <w:fldChar w:fldCharType="separate"/>
-            </w:r>
-            <w:r>
-              <w:rPr>
-                <w:noProof/>
-                <w:webHidden/>
-              </w:rPr>
-              <w:t>8</w:t>
-            </w:r>
-            <w:r>
-              <w:rPr>
-                <w:noProof/>
-                <w:webHidden/>
-              </w:rPr>
-              <w:fldChar w:fldCharType="end"/>
-            </w:r>
-          </w:hyperlink>
-        </w:p>
-        <w:p>
-          <w:pPr>
-            <w:pStyle w:val="31"/>
-            <w:tabs>
-              <w:tab w:val="right" w:leader="dot" w:pos="9344"/>
-            </w:tabs>
-            <w:rPr>
-              <w:rFonts w:asciiTheme="minorHAnsi" w:eastAsiaTheme="minorEastAsia" w:hAnsiTheme="minorHAnsi" w:cstheme="minorBidi"/>
-              <w:noProof/>
-              <w:sz w:val="22"/>
-              <w:szCs w:val="22"/>
-              <w:lang w:eastAsia="ru-RU"/>
-            </w:rPr>
-          </w:pPr>
-          <w:hyperlink w:anchor="_Toc214563797" w:history="1">
-            <w:r>
-              <w:rPr>
-                <w:rStyle w:val="ae"/>
-                <w:noProof/>
-                <w:lang w:val="en-US"/>
-              </w:rPr>
-              <w:t>2. Loyihada yechiladigan muammo</w:t>
-            </w:r>
-            <w:r>
-              <w:rPr>
-                <w:noProof/>
-                <w:webHidden/>
-              </w:rPr>
-              <w:tab/>
-            </w:r>
-            <w:r>
-              <w:rPr>
-                <w:noProof/>
-                <w:webHidden/>
-              </w:rPr>
-              <w:fldChar w:fldCharType="begin"/>
-            </w:r>
-            <w:r>
-              <w:rPr>
-                <w:noProof/>
-                <w:webHidden/>
-              </w:rPr>
-              <w:instrText xml:space="preserve"> PAGEREF _Toc214563797 \h </w:instrText>
-            </w:r>
-            <w:r>
-              <w:rPr>
-                <w:noProof/>
-                <w:webHidden/>
-              </w:rPr>
-            </w:r>
-            <w:r>
-              <w:rPr>
-                <w:noProof/>
-                <w:webHidden/>
-              </w:rPr>
-              <w:fldChar w:fldCharType="separate"/>
-            </w:r>
-            <w:r>
-              <w:rPr>
-                <w:noProof/>
-                <w:webHidden/>
-              </w:rPr>
-              <w:t>8</w:t>
-            </w:r>
-            <w:r>
-              <w:rPr>
-                <w:noProof/>
-                <w:webHidden/>
-              </w:rPr>
-              <w:fldChar w:fldCharType="end"/>
-            </w:r>
-          </w:hyperlink>
-        </w:p>
-        <w:p>
-          <w:pPr>
-            <w:pStyle w:val="14"/>
-            <w:tabs>
-              <w:tab w:val="right" w:leader="dot" w:pos="9344"/>
-            </w:tabs>
-            <w:rPr>
-              <w:rFonts w:asciiTheme="minorHAnsi" w:eastAsiaTheme="minorEastAsia" w:hAnsiTheme="minorHAnsi" w:cstheme="minorBidi"/>
-              <w:noProof/>
-              <w:sz w:val="22"/>
-              <w:szCs w:val="22"/>
-              <w:lang w:eastAsia="ru-RU"/>
-            </w:rPr>
-          </w:pPr>
-          <w:hyperlink w:anchor="_Toc214563798" w:history="1">
-            <w:r>
-              <w:rPr>
-                <w:rStyle w:val="ae"/>
-                <w:noProof/>
-                <w:lang w:val="uz-Cyrl-UZ"/>
-              </w:rPr>
-              <w:t>Tadqiqotning kutila</w:t>
-            </w:r>
-            <w:r>
-              <w:rPr>
-                <w:rStyle w:val="ae"/>
-                <w:noProof/>
-                <w:lang w:val="uz-Cyrl-UZ"/>
-              </w:rPr>
-              <w:t>y</w:t>
-            </w:r>
-            <w:r>
-              <w:rPr>
-                <w:rStyle w:val="ae"/>
-                <w:noProof/>
-                <w:lang w:val="uz-Cyrl-UZ"/>
-              </w:rPr>
-              <w:t>otgan natijalarini jahon miqyosidagi ilmiy yutuqlar bilan taqqoslash va loyihani ishlab chiqishning dolzarbligini asoslash</w:t>
-            </w:r>
-            <w:r>
-              <w:rPr>
-                <w:noProof/>
-                <w:webHidden/>
-              </w:rPr>
-              <w:tab/>
-            </w:r>
-            <w:r>
-              <w:rPr>
-                <w:noProof/>
-                <w:webHidden/>
-              </w:rPr>
-              <w:fldChar w:fldCharType="begin"/>
-            </w:r>
-            <w:r>
-              <w:rPr>
-                <w:noProof/>
-                <w:webHidden/>
-              </w:rPr>
-              <w:instrText xml:space="preserve"> PAGEREF _Toc214563798 \h </w:instrText>
-            </w:r>
-            <w:r>
-              <w:rPr>
-                <w:noProof/>
-                <w:webHidden/>
-              </w:rPr>
-            </w:r>
-            <w:r>
-              <w:rPr>
-                <w:noProof/>
-                <w:webHidden/>
-              </w:rPr>
-              <w:fldChar w:fldCharType="separate"/>
-            </w:r>
-            <w:r>
-              <w:rPr>
-                <w:noProof/>
-                <w:webHidden/>
-              </w:rPr>
-              <w:t>11</w:t>
-            </w:r>
-            <w:r>
-              <w:rPr>
-                <w:noProof/>
-                <w:webHidden/>
-              </w:rPr>
-              <w:fldChar w:fldCharType="end"/>
-            </w:r>
-          </w:hyperlink>
-        </w:p>
-        <w:p>
-          <w:pPr>
-            <w:pStyle w:val="21"/>
-            <w:tabs>
-              <w:tab w:val="right" w:leader="dot" w:pos="9344"/>
-            </w:tabs>
-            <w:rPr>
-              <w:rFonts w:asciiTheme="minorHAnsi" w:eastAsiaTheme="minorEastAsia" w:hAnsiTheme="minorHAnsi" w:cstheme="minorBidi"/>
-              <w:noProof/>
-              <w:sz w:val="22"/>
-              <w:szCs w:val="22"/>
-              <w:lang w:eastAsia="ru-RU"/>
-            </w:rPr>
-          </w:pPr>
-          <w:hyperlink w:anchor="_Toc214563799" w:history="1">
-            <w:r>
-              <w:rPr>
-                <w:rStyle w:val="ae"/>
-                <w:noProof/>
-                <w:lang w:val="uz-Cyrl-UZ"/>
-              </w:rPr>
-              <w:t>Jahon miqyosidagi ilmiy yutuqlar</w:t>
-            </w:r>
-            <w:r>
-              <w:rPr>
-                <w:noProof/>
-                <w:webHidden/>
-              </w:rPr>
-              <w:tab/>
-            </w:r>
-            <w:r>
-              <w:rPr>
-                <w:noProof/>
-                <w:webHidden/>
-              </w:rPr>
-              <w:fldChar w:fldCharType="begin"/>
-            </w:r>
-            <w:r>
-              <w:rPr>
-                <w:noProof/>
-                <w:webHidden/>
-              </w:rPr>
-              <w:instrText xml:space="preserve"> PAGEREF _Toc214563799 \h </w:instrText>
-            </w:r>
-            <w:r>
-              <w:rPr>
-                <w:noProof/>
-                <w:webHidden/>
-              </w:rPr>
-            </w:r>
-            <w:r>
-              <w:rPr>
-                <w:noProof/>
-                <w:webHidden/>
-              </w:rPr>
-              <w:fldChar w:fldCharType="separate"/>
-            </w:r>
-            <w:r>
-              <w:rPr>
-                <w:noProof/>
-                <w:webHidden/>
-              </w:rPr>
-              <w:t>11</w:t>
-            </w:r>
-            <w:r>
-              <w:rPr>
-                <w:noProof/>
-                <w:webHidden/>
-              </w:rPr>
-              <w:fldChar w:fldCharType="end"/>
-            </w:r>
-          </w:hyperlink>
-        </w:p>
-        <w:p>
-          <w:pPr>
-            <w:pStyle w:val="31"/>
-            <w:tabs>
-              <w:tab w:val="right" w:leader="dot" w:pos="9344"/>
-            </w:tabs>
-            <w:rPr>
-              <w:rFonts w:asciiTheme="minorHAnsi" w:eastAsiaTheme="minorEastAsia" w:hAnsiTheme="minorHAnsi" w:cstheme="minorBidi"/>
-              <w:noProof/>
-              <w:sz w:val="22"/>
-              <w:szCs w:val="22"/>
-              <w:lang w:eastAsia="ru-RU"/>
-            </w:rPr>
-          </w:pPr>
-          <w:hyperlink w:anchor="_Toc214563800" w:history="1">
-            <w:r>
-              <w:rPr>
-                <w:rStyle w:val="ae"/>
-                <w:noProof/>
-                <w:lang w:val="en-US"/>
-              </w:rPr>
-              <w:t>NIST tomonidan tavsiya etilgan Elliptik egri chiziqlari:</w:t>
-            </w:r>
-            <w:r>
-              <w:rPr>
-                <w:noProof/>
-                <w:webHidden/>
-              </w:rPr>
-              <w:tab/>
-            </w:r>
-            <w:r>
-              <w:rPr>
-                <w:noProof/>
-                <w:webHidden/>
-              </w:rPr>
-              <w:fldChar w:fldCharType="begin"/>
-            </w:r>
-            <w:r>
-              <w:rPr>
-                <w:noProof/>
-                <w:webHidden/>
-              </w:rPr>
-              <w:instrText xml:space="preserve"> PAGEREF _Toc214563800 \h </w:instrText>
-            </w:r>
-            <w:r>
-              <w:rPr>
-                <w:noProof/>
-                <w:webHidden/>
-              </w:rPr>
-            </w:r>
-            <w:r>
-              <w:rPr>
-                <w:noProof/>
-                <w:webHidden/>
-              </w:rPr>
-              <w:fldChar w:fldCharType="separate"/>
-            </w:r>
-            <w:r>
-              <w:rPr>
-                <w:noProof/>
-                <w:webHidden/>
-              </w:rPr>
-              <w:t>11</w:t>
-            </w:r>
-            <w:r>
-              <w:rPr>
-                <w:noProof/>
-                <w:webHidden/>
-              </w:rPr>
-              <w:fldChar w:fldCharType="end"/>
-            </w:r>
-          </w:hyperlink>
-        </w:p>
-        <w:p>
-          <w:pPr>
-            <w:pStyle w:val="31"/>
-            <w:tabs>
-              <w:tab w:val="right" w:leader="dot" w:pos="9344"/>
-            </w:tabs>
-            <w:rPr>
-              <w:rFonts w:asciiTheme="minorHAnsi" w:eastAsiaTheme="minorEastAsia" w:hAnsiTheme="minorHAnsi" w:cstheme="minorBidi"/>
-              <w:noProof/>
-              <w:sz w:val="22"/>
-              <w:szCs w:val="22"/>
-              <w:lang w:eastAsia="ru-RU"/>
-            </w:rPr>
-          </w:pPr>
-          <w:hyperlink w:anchor="_Toc214563801" w:history="1">
-            <w:r>
-              <w:rPr>
-                <w:rStyle w:val="ae"/>
-                <w:noProof/>
-                <w:lang w:val="en-US"/>
-              </w:rPr>
-              <w:t>Yangi avlod shaffof egri chiziqlari</w:t>
-            </w:r>
-            <w:r>
-              <w:rPr>
-                <w:noProof/>
-                <w:webHidden/>
-              </w:rPr>
-              <w:tab/>
-            </w:r>
-            <w:r>
-              <w:rPr>
-                <w:noProof/>
-                <w:webHidden/>
-              </w:rPr>
-              <w:fldChar w:fldCharType="begin"/>
-            </w:r>
-            <w:r>
-              <w:rPr>
-                <w:noProof/>
-                <w:webHidden/>
-              </w:rPr>
-              <w:instrText xml:space="preserve"> PAGEREF _Toc214563801 \h </w:instrText>
-            </w:r>
-            <w:r>
-              <w:rPr>
-                <w:noProof/>
-                <w:webHidden/>
-              </w:rPr>
-            </w:r>
-            <w:r>
-              <w:rPr>
-                <w:noProof/>
-                <w:webHidden/>
-              </w:rPr>
-              <w:fldChar w:fldCharType="separate"/>
-            </w:r>
-            <w:r>
-              <w:rPr>
-                <w:noProof/>
-                <w:webHidden/>
-              </w:rPr>
-              <w:t>12</w:t>
-            </w:r>
-            <w:r>
-              <w:rPr>
-                <w:noProof/>
-                <w:webHidden/>
-              </w:rPr>
-              <w:fldChar w:fldCharType="end"/>
-            </w:r>
-          </w:hyperlink>
-        </w:p>
-        <w:p>
-          <w:pPr>
-            <w:pStyle w:val="14"/>
-            <w:tabs>
-              <w:tab w:val="right" w:leader="dot" w:pos="9344"/>
-            </w:tabs>
-            <w:rPr>
-              <w:rFonts w:asciiTheme="minorHAnsi" w:eastAsiaTheme="minorEastAsia" w:hAnsiTheme="minorHAnsi" w:cstheme="minorBidi"/>
-              <w:noProof/>
-              <w:sz w:val="22"/>
-              <w:szCs w:val="22"/>
-              <w:lang w:eastAsia="ru-RU"/>
-            </w:rPr>
-          </w:pPr>
-          <w:hyperlink w:anchor="_Toc214563802" w:history="1">
-            <w:r>
-              <w:rPr>
-                <w:rStyle w:val="ae"/>
-                <w:noProof/>
-                <w:lang w:val="en-US"/>
-              </w:rPr>
-              <w:t>Loyiha doirasida ishlab chiqiladigan parametr-generatsiya algoritmlarining jahon yutuqlari bilan taqqoslangandagi ustun jihatlari</w:t>
-            </w:r>
-            <w:r>
-              <w:rPr>
-                <w:noProof/>
-                <w:webHidden/>
-              </w:rPr>
-              <w:tab/>
-            </w:r>
-            <w:r>
-              <w:rPr>
-                <w:noProof/>
-                <w:webHidden/>
-              </w:rPr>
-              <w:fldChar w:fldCharType="begin"/>
-            </w:r>
-            <w:r>
-              <w:rPr>
-                <w:noProof/>
-                <w:webHidden/>
-              </w:rPr>
-              <w:instrText xml:space="preserve"> PAGEREF _Toc214563802 \h </w:instrText>
-            </w:r>
-            <w:r>
-              <w:rPr>
-                <w:noProof/>
-                <w:webHidden/>
-              </w:rPr>
-            </w:r>
-            <w:r>
-              <w:rPr>
-                <w:noProof/>
-                <w:webHidden/>
-              </w:rPr>
-              <w:fldChar w:fldCharType="separate"/>
-            </w:r>
-            <w:r>
-              <w:rPr>
-                <w:noProof/>
-                <w:webHidden/>
-              </w:rPr>
-              <w:t>12</w:t>
-            </w:r>
-            <w:r>
-              <w:rPr>
-                <w:noProof/>
-                <w:webHidden/>
-              </w:rPr>
-              <w:fldChar w:fldCharType="end"/>
-            </w:r>
-          </w:hyperlink>
-        </w:p>
-        <w:p>
-          <w:pPr>
-            <w:pStyle w:val="31"/>
-            <w:tabs>
-              <w:tab w:val="right" w:leader="dot" w:pos="9344"/>
-            </w:tabs>
-            <w:rPr>
-              <w:rFonts w:asciiTheme="minorHAnsi" w:eastAsiaTheme="minorEastAsia" w:hAnsiTheme="minorHAnsi" w:cstheme="minorBidi"/>
-              <w:noProof/>
-              <w:sz w:val="22"/>
-              <w:szCs w:val="22"/>
-              <w:lang w:eastAsia="ru-RU"/>
-            </w:rPr>
-          </w:pPr>
-          <w:hyperlink w:anchor="_Toc214563803" w:history="1">
-            <w:r>
-              <w:rPr>
-                <w:rStyle w:val="ae"/>
-                <w:noProof/>
-                <w:lang w:val="en-US"/>
-              </w:rPr>
-              <w:t>1. Shaffof (deterministik) generatsiya jarayoni</w:t>
-            </w:r>
-            <w:r>
-              <w:rPr>
-                <w:noProof/>
-                <w:webHidden/>
-              </w:rPr>
-              <w:tab/>
-            </w:r>
-            <w:r>
-              <w:rPr>
-                <w:noProof/>
-                <w:webHidden/>
-              </w:rPr>
-              <w:fldChar w:fldCharType="begin"/>
-            </w:r>
-            <w:r>
-              <w:rPr>
-                <w:noProof/>
-                <w:webHidden/>
-              </w:rPr>
-              <w:instrText xml:space="preserve"> PAGEREF _Toc214563803 \h </w:instrText>
-            </w:r>
-            <w:r>
-              <w:rPr>
-                <w:noProof/>
-                <w:webHidden/>
-              </w:rPr>
-            </w:r>
-            <w:r>
-              <w:rPr>
-                <w:noProof/>
-                <w:webHidden/>
-              </w:rPr>
-              <w:fldChar w:fldCharType="separate"/>
-            </w:r>
-            <w:r>
-              <w:rPr>
-                <w:noProof/>
-                <w:webHidden/>
-              </w:rPr>
-              <w:t>12</w:t>
-            </w:r>
-            <w:r>
-              <w:rPr>
-                <w:noProof/>
-                <w:webHidden/>
-              </w:rPr>
-              <w:fldChar w:fldCharType="end"/>
-            </w:r>
-          </w:hyperlink>
-        </w:p>
-        <w:p>
-          <w:pPr>
-            <w:pStyle w:val="31"/>
-            <w:tabs>
-              <w:tab w:val="right" w:leader="dot" w:pos="9344"/>
-            </w:tabs>
-            <w:rPr>
-              <w:rFonts w:asciiTheme="minorHAnsi" w:eastAsiaTheme="minorEastAsia" w:hAnsiTheme="minorHAnsi" w:cstheme="minorBidi"/>
-              <w:noProof/>
-              <w:sz w:val="22"/>
-              <w:szCs w:val="22"/>
-              <w:lang w:eastAsia="ru-RU"/>
-            </w:rPr>
-          </w:pPr>
-          <w:hyperlink w:anchor="_Toc214563804" w:history="1">
-            <w:r>
-              <w:rPr>
-                <w:rStyle w:val="ae"/>
-                <w:noProof/>
-                <w:lang w:val="en-US"/>
-              </w:rPr>
-              <w:t>2. Ehtimoliy parametr generatsiyasi</w:t>
-            </w:r>
-            <w:r>
-              <w:rPr>
-                <w:noProof/>
-                <w:webHidden/>
-              </w:rPr>
-              <w:tab/>
-            </w:r>
-            <w:r>
-              <w:rPr>
-                <w:noProof/>
-                <w:webHidden/>
-              </w:rPr>
-              <w:fldChar w:fldCharType="begin"/>
-            </w:r>
-            <w:r>
-              <w:rPr>
-                <w:noProof/>
-                <w:webHidden/>
-              </w:rPr>
-              <w:instrText xml:space="preserve"> PAGEREF _Toc214563804 \h </w:instrText>
-            </w:r>
-            <w:r>
-              <w:rPr>
-                <w:noProof/>
-                <w:webHidden/>
-              </w:rPr>
-            </w:r>
-            <w:r>
-              <w:rPr>
-                <w:noProof/>
-                <w:webHidden/>
-              </w:rPr>
-              <w:fldChar w:fldCharType="separate"/>
-            </w:r>
-            <w:r>
-              <w:rPr>
-                <w:noProof/>
-                <w:webHidden/>
-              </w:rPr>
-              <w:t>13</w:t>
-            </w:r>
-            <w:r>
-              <w:rPr>
-                <w:noProof/>
-                <w:webHidden/>
-              </w:rPr>
-              <w:fldChar w:fldCharType="end"/>
-            </w:r>
-          </w:hyperlink>
-        </w:p>
-        <w:p>
-          <w:pPr>
-            <w:pStyle w:val="31"/>
-            <w:tabs>
-              <w:tab w:val="right" w:leader="dot" w:pos="9344"/>
-            </w:tabs>
-            <w:rPr>
-              <w:rFonts w:asciiTheme="minorHAnsi" w:eastAsiaTheme="minorEastAsia" w:hAnsiTheme="minorHAnsi" w:cstheme="minorBidi"/>
-              <w:noProof/>
-              <w:sz w:val="22"/>
-              <w:szCs w:val="22"/>
-              <w:lang w:eastAsia="ru-RU"/>
-            </w:rPr>
-          </w:pPr>
-          <w:hyperlink w:anchor="_Toc214563805" w:history="1">
-            <w:r>
-              <w:rPr>
-                <w:rStyle w:val="ae"/>
-                <w:noProof/>
-                <w:lang w:val="en-US"/>
-              </w:rPr>
-              <w:t>3. Apparativ moslashuvchanlik</w:t>
-            </w:r>
-            <w:r>
-              <w:rPr>
-                <w:noProof/>
-                <w:webHidden/>
-              </w:rPr>
-              <w:tab/>
-            </w:r>
-            <w:r>
-              <w:rPr>
-                <w:noProof/>
-                <w:webHidden/>
-              </w:rPr>
-              <w:fldChar w:fldCharType="begin"/>
-            </w:r>
-            <w:r>
-              <w:rPr>
-                <w:noProof/>
-                <w:webHidden/>
-              </w:rPr>
-              <w:instrText xml:space="preserve"> PAGEREF _Toc214563805 \h </w:instrText>
-            </w:r>
-            <w:r>
-              <w:rPr>
-                <w:noProof/>
-                <w:webHidden/>
-              </w:rPr>
-            </w:r>
-            <w:r>
-              <w:rPr>
-                <w:noProof/>
-                <w:webHidden/>
-              </w:rPr>
-              <w:fldChar w:fldCharType="separate"/>
-            </w:r>
-            <w:r>
-              <w:rPr>
-                <w:noProof/>
-                <w:webHidden/>
-              </w:rPr>
-              <w:t>13</w:t>
-            </w:r>
-            <w:r>
-              <w:rPr>
-                <w:noProof/>
-                <w:webHidden/>
-              </w:rPr>
-              <w:fldChar w:fldCharType="end"/>
-            </w:r>
-          </w:hyperlink>
-        </w:p>
-        <w:p>
-          <w:pPr>
-            <w:pStyle w:val="31"/>
-            <w:tabs>
-              <w:tab w:val="right" w:leader="dot" w:pos="9344"/>
-            </w:tabs>
-            <w:rPr>
-              <w:rFonts w:asciiTheme="minorHAnsi" w:eastAsiaTheme="minorEastAsia" w:hAnsiTheme="minorHAnsi" w:cstheme="minorBidi"/>
-              <w:noProof/>
-              <w:sz w:val="22"/>
-              <w:szCs w:val="22"/>
-              <w:lang w:eastAsia="ru-RU"/>
-            </w:rPr>
-          </w:pPr>
-          <w:hyperlink w:anchor="_Toc214563806" w:history="1">
-            <w:r>
-              <w:rPr>
-                <w:rStyle w:val="ae"/>
-                <w:noProof/>
-              </w:rPr>
-              <w:t>4. Xavfsizlik talablariga mosligi</w:t>
-            </w:r>
-            <w:r>
-              <w:rPr>
-                <w:noProof/>
-                <w:webHidden/>
-              </w:rPr>
-              <w:tab/>
-            </w:r>
-            <w:r>
-              <w:rPr>
-                <w:noProof/>
-                <w:webHidden/>
-              </w:rPr>
-              <w:fldChar w:fldCharType="begin"/>
-            </w:r>
-            <w:r>
-              <w:rPr>
-                <w:noProof/>
-                <w:webHidden/>
-              </w:rPr>
-              <w:instrText xml:space="preserve"> PAGEREF _Toc214563806 \h </w:instrText>
-            </w:r>
-            <w:r>
-              <w:rPr>
-                <w:noProof/>
-                <w:webHidden/>
-              </w:rPr>
-            </w:r>
-            <w:r>
-              <w:rPr>
-                <w:noProof/>
-                <w:webHidden/>
-              </w:rPr>
-              <w:fldChar w:fldCharType="separate"/>
-            </w:r>
-            <w:r>
-              <w:rPr>
-                <w:noProof/>
-                <w:webHidden/>
-              </w:rPr>
-              <w:t>13</w:t>
-            </w:r>
-            <w:r>
-              <w:rPr>
-                <w:noProof/>
-                <w:webHidden/>
-              </w:rPr>
-              <w:fldChar w:fldCharType="end"/>
-            </w:r>
-          </w:hyperlink>
-        </w:p>
-        <w:p>
-          <w:pPr>
-            <w:pStyle w:val="31"/>
-            <w:tabs>
-              <w:tab w:val="right" w:leader="dot" w:pos="9344"/>
-            </w:tabs>
-            <w:rPr>
-              <w:rFonts w:asciiTheme="minorHAnsi" w:eastAsiaTheme="minorEastAsia" w:hAnsiTheme="minorHAnsi" w:cstheme="minorBidi"/>
-              <w:noProof/>
-              <w:sz w:val="22"/>
-              <w:szCs w:val="22"/>
-              <w:lang w:eastAsia="ru-RU"/>
-            </w:rPr>
-          </w:pPr>
-          <w:hyperlink w:anchor="_Toc214563807" w:history="1">
-            <w:r>
-              <w:rPr>
-                <w:rStyle w:val="ae"/>
-                <w:noProof/>
-                <w:lang w:val="en-US"/>
-              </w:rPr>
-              <w:t>5. Milliy EECH parametrlar bazasini yaratish</w:t>
-            </w:r>
-            <w:r>
-              <w:rPr>
-                <w:noProof/>
-                <w:webHidden/>
-              </w:rPr>
-              <w:tab/>
-            </w:r>
-            <w:r>
-              <w:rPr>
-                <w:noProof/>
-                <w:webHidden/>
-              </w:rPr>
-              <w:fldChar w:fldCharType="begin"/>
-            </w:r>
-            <w:r>
-              <w:rPr>
-                <w:noProof/>
-                <w:webHidden/>
-              </w:rPr>
-              <w:instrText xml:space="preserve"> PAGEREF _Toc214563807 \h </w:instrText>
-            </w:r>
-            <w:r>
-              <w:rPr>
-                <w:noProof/>
-                <w:webHidden/>
-              </w:rPr>
-            </w:r>
-            <w:r>
-              <w:rPr>
-                <w:noProof/>
-                <w:webHidden/>
-              </w:rPr>
-              <w:fldChar w:fldCharType="separate"/>
-            </w:r>
-            <w:r>
-              <w:rPr>
-                <w:noProof/>
-                <w:webHidden/>
-              </w:rPr>
-              <w:t>13</w:t>
-            </w:r>
-            <w:r>
-              <w:rPr>
-                <w:noProof/>
-                <w:webHidden/>
-              </w:rPr>
-              <w:fldChar w:fldCharType="end"/>
-            </w:r>
-          </w:hyperlink>
-        </w:p>
-        <w:p>
-          <w:pPr>
-            <w:pStyle w:val="14"/>
-            <w:tabs>
-              <w:tab w:val="right" w:leader="dot" w:pos="9344"/>
-            </w:tabs>
-            <w:rPr>
-              <w:rFonts w:asciiTheme="minorHAnsi" w:eastAsiaTheme="minorEastAsia" w:hAnsiTheme="minorHAnsi" w:cstheme="minorBidi"/>
-              <w:noProof/>
-              <w:sz w:val="22"/>
-              <w:szCs w:val="22"/>
-              <w:lang w:eastAsia="ru-RU"/>
-            </w:rPr>
-          </w:pPr>
-          <w:hyperlink w:anchor="_Toc214563808" w:history="1">
-            <w:r>
-              <w:rPr>
-                <w:rStyle w:val="ae"/>
-                <w:noProof/>
-                <w:lang w:val="en-US"/>
-              </w:rPr>
-              <w:t>Loyiha dolzarbligini asoslash</w:t>
-            </w:r>
-            <w:r>
-              <w:rPr>
-                <w:noProof/>
-                <w:webHidden/>
-              </w:rPr>
-              <w:tab/>
-            </w:r>
-            <w:r>
-              <w:rPr>
-                <w:noProof/>
-                <w:webHidden/>
-              </w:rPr>
-              <w:fldChar w:fldCharType="begin"/>
-            </w:r>
-            <w:r>
-              <w:rPr>
-                <w:noProof/>
-                <w:webHidden/>
-              </w:rPr>
-              <w:instrText xml:space="preserve"> PAGEREF _Toc214563808 \h </w:instrText>
-            </w:r>
-            <w:r>
-              <w:rPr>
-                <w:noProof/>
-                <w:webHidden/>
-              </w:rPr>
-            </w:r>
-            <w:r>
-              <w:rPr>
-                <w:noProof/>
-                <w:webHidden/>
-              </w:rPr>
-              <w:fldChar w:fldCharType="separate"/>
-            </w:r>
-            <w:r>
-              <w:rPr>
-                <w:noProof/>
-                <w:webHidden/>
-              </w:rPr>
-              <w:t>14</w:t>
-            </w:r>
-            <w:r>
-              <w:rPr>
-                <w:noProof/>
-                <w:webHidden/>
-              </w:rPr>
-              <w:fldChar w:fldCharType="end"/>
-            </w:r>
-          </w:hyperlink>
-        </w:p>
-        <w:p>
-          <w:pPr>
-            <w:pStyle w:val="21"/>
-            <w:tabs>
-              <w:tab w:val="right" w:leader="dot" w:pos="9344"/>
-            </w:tabs>
-            <w:rPr>
-              <w:rFonts w:asciiTheme="minorHAnsi" w:eastAsiaTheme="minorEastAsia" w:hAnsiTheme="minorHAnsi" w:cstheme="minorBidi"/>
-              <w:noProof/>
-              <w:sz w:val="22"/>
-              <w:szCs w:val="22"/>
-              <w:lang w:eastAsia="ru-RU"/>
-            </w:rPr>
-          </w:pPr>
-          <w:hyperlink w:anchor="_Toc214563809" w:history="1">
-            <w:r>
-              <w:rPr>
-                <w:rStyle w:val="ae"/>
-                <w:noProof/>
-                <w:lang w:val="en-US"/>
-              </w:rPr>
-              <w:t>1. Axborot xavfsizligi bo‘yicha global ehtiyoj</w:t>
-            </w:r>
-            <w:r>
-              <w:rPr>
-                <w:noProof/>
-                <w:webHidden/>
-              </w:rPr>
-              <w:tab/>
-            </w:r>
-            <w:r>
-              <w:rPr>
-                <w:noProof/>
-                <w:webHidden/>
-              </w:rPr>
-              <w:fldChar w:fldCharType="begin"/>
-            </w:r>
-            <w:r>
-              <w:rPr>
-                <w:noProof/>
-                <w:webHidden/>
-              </w:rPr>
-              <w:instrText xml:space="preserve"> PAGEREF _Toc214563809 \h </w:instrText>
-            </w:r>
-            <w:r>
-              <w:rPr>
-                <w:noProof/>
-                <w:webHidden/>
-              </w:rPr>
-            </w:r>
-            <w:r>
-              <w:rPr>
-                <w:noProof/>
-                <w:webHidden/>
-              </w:rPr>
-              <w:fldChar w:fldCharType="separate"/>
-            </w:r>
-            <w:r>
-              <w:rPr>
-                <w:noProof/>
-                <w:webHidden/>
-              </w:rPr>
-              <w:t>14</w:t>
-            </w:r>
-            <w:r>
-              <w:rPr>
-                <w:noProof/>
-                <w:webHidden/>
-              </w:rPr>
-              <w:fldChar w:fldCharType="end"/>
-            </w:r>
-          </w:hyperlink>
-        </w:p>
-        <w:p>
-          <w:pPr>
-            <w:pStyle w:val="21"/>
-            <w:tabs>
-              <w:tab w:val="right" w:leader="dot" w:pos="9344"/>
-            </w:tabs>
-            <w:rPr>
-              <w:rFonts w:asciiTheme="minorHAnsi" w:eastAsiaTheme="minorEastAsia" w:hAnsiTheme="minorHAnsi" w:cstheme="minorBidi"/>
-              <w:noProof/>
-              <w:sz w:val="22"/>
-              <w:szCs w:val="22"/>
-              <w:lang w:eastAsia="ru-RU"/>
-            </w:rPr>
-          </w:pPr>
-          <w:hyperlink w:anchor="_Toc214563810" w:history="1">
-            <w:r>
-              <w:rPr>
-                <w:rStyle w:val="ae"/>
-                <w:noProof/>
-                <w:lang w:val="en-US"/>
-              </w:rPr>
-              <w:t>2. O‘zbekistonda EECH parametrlarini generatsiya qilish bo‘yicha milliy standart yo‘qligi</w:t>
-            </w:r>
-            <w:r>
-              <w:rPr>
-                <w:noProof/>
-                <w:webHidden/>
-              </w:rPr>
-              <w:tab/>
-            </w:r>
-            <w:r>
-              <w:rPr>
-                <w:noProof/>
-                <w:webHidden/>
-              </w:rPr>
-              <w:fldChar w:fldCharType="begin"/>
-            </w:r>
-            <w:r>
-              <w:rPr>
-                <w:noProof/>
-                <w:webHidden/>
-              </w:rPr>
-              <w:instrText xml:space="preserve"> PAGEREF _Toc214563810 \h </w:instrText>
-            </w:r>
-            <w:r>
-              <w:rPr>
-                <w:noProof/>
-                <w:webHidden/>
-              </w:rPr>
-            </w:r>
-            <w:r>
-              <w:rPr>
-                <w:noProof/>
-                <w:webHidden/>
-              </w:rPr>
-              <w:fldChar w:fldCharType="separate"/>
-            </w:r>
-            <w:r>
-              <w:rPr>
-                <w:noProof/>
-                <w:webHidden/>
-              </w:rPr>
-              <w:t>14</w:t>
-            </w:r>
-            <w:r>
-              <w:rPr>
-                <w:noProof/>
-                <w:webHidden/>
-              </w:rPr>
-              <w:fldChar w:fldCharType="end"/>
-            </w:r>
-          </w:hyperlink>
-        </w:p>
-        <w:p>
-          <w:pPr>
-            <w:pStyle w:val="21"/>
-            <w:tabs>
-              <w:tab w:val="right" w:leader="dot" w:pos="9344"/>
-            </w:tabs>
-            <w:rPr>
-              <w:rFonts w:asciiTheme="minorHAnsi" w:eastAsiaTheme="minorEastAsia" w:hAnsiTheme="minorHAnsi" w:cstheme="minorBidi"/>
-              <w:noProof/>
-              <w:sz w:val="22"/>
-              <w:szCs w:val="22"/>
-              <w:lang w:eastAsia="ru-RU"/>
-            </w:rPr>
-          </w:pPr>
-          <w:hyperlink w:anchor="_Toc214563811" w:history="1">
-            <w:r>
-              <w:rPr>
-                <w:rStyle w:val="ae"/>
-                <w:noProof/>
-                <w:lang w:val="en-US"/>
-              </w:rPr>
-              <w:t>3. Harbiy va maxsus aloqa tizimlari uchun dolzarbligi</w:t>
-            </w:r>
-            <w:r>
-              <w:rPr>
-                <w:noProof/>
-                <w:webHidden/>
-              </w:rPr>
-              <w:tab/>
-            </w:r>
-            <w:r>
-              <w:rPr>
-                <w:noProof/>
-                <w:webHidden/>
-              </w:rPr>
-              <w:fldChar w:fldCharType="begin"/>
-            </w:r>
-            <w:r>
-              <w:rPr>
-                <w:noProof/>
-                <w:webHidden/>
-              </w:rPr>
-              <w:instrText xml:space="preserve"> PAGEREF _Toc214563811 \h </w:instrText>
-            </w:r>
-            <w:r>
-              <w:rPr>
-                <w:noProof/>
-                <w:webHidden/>
-              </w:rPr>
-            </w:r>
-            <w:r>
-              <w:rPr>
-                <w:noProof/>
-                <w:webHidden/>
-              </w:rPr>
-              <w:fldChar w:fldCharType="separate"/>
-            </w:r>
-            <w:r>
-              <w:rPr>
-                <w:noProof/>
-                <w:webHidden/>
-              </w:rPr>
-              <w:t>14</w:t>
-            </w:r>
-            <w:r>
-              <w:rPr>
-                <w:noProof/>
-                <w:webHidden/>
-              </w:rPr>
-              <w:fldChar w:fldCharType="end"/>
-            </w:r>
-          </w:hyperlink>
-        </w:p>
-        <w:p>
-          <w:pPr>
-            <w:pStyle w:val="21"/>
-            <w:tabs>
-              <w:tab w:val="right" w:leader="dot" w:pos="9344"/>
-            </w:tabs>
-            <w:rPr>
-              <w:rFonts w:asciiTheme="minorHAnsi" w:eastAsiaTheme="minorEastAsia" w:hAnsiTheme="minorHAnsi" w:cstheme="minorBidi"/>
-              <w:noProof/>
-              <w:sz w:val="22"/>
-              <w:szCs w:val="22"/>
-              <w:lang w:eastAsia="ru-RU"/>
-            </w:rPr>
-          </w:pPr>
-          <w:hyperlink w:anchor="_Toc214563812" w:history="1">
-            <w:r>
-              <w:rPr>
-                <w:rStyle w:val="ae"/>
-                <w:noProof/>
-                <w:lang w:val="en-US"/>
-              </w:rPr>
-              <w:t>4. Ilmiy texnik rivojlanish va iqtisodiy samara</w:t>
-            </w:r>
-            <w:r>
-              <w:rPr>
-                <w:noProof/>
-                <w:webHidden/>
-              </w:rPr>
-              <w:tab/>
-            </w:r>
-            <w:r>
-              <w:rPr>
-                <w:noProof/>
-                <w:webHidden/>
-              </w:rPr>
-              <w:fldChar w:fldCharType="begin"/>
-            </w:r>
-            <w:r>
-              <w:rPr>
-                <w:noProof/>
-                <w:webHidden/>
-              </w:rPr>
-              <w:instrText xml:space="preserve"> PAGEREF _Toc214563812 \h </w:instrText>
-            </w:r>
-            <w:r>
-              <w:rPr>
-                <w:noProof/>
-                <w:webHidden/>
-              </w:rPr>
-            </w:r>
-            <w:r>
-              <w:rPr>
-                <w:noProof/>
-                <w:webHidden/>
-              </w:rPr>
-              <w:fldChar w:fldCharType="separate"/>
-            </w:r>
-            <w:r>
-              <w:rPr>
-                <w:noProof/>
-                <w:webHidden/>
-              </w:rPr>
-              <w:t>14</w:t>
-            </w:r>
-            <w:r>
-              <w:rPr>
-                <w:noProof/>
-                <w:webHidden/>
-              </w:rPr>
-              <w:fldChar w:fldCharType="end"/>
-            </w:r>
-          </w:hyperlink>
-        </w:p>
-        <w:p>
-          <w:pPr>
-            <w:pStyle w:val="31"/>
-            <w:tabs>
-              <w:tab w:val="right" w:leader="dot" w:pos="9344"/>
-            </w:tabs>
-            <w:rPr>
-              <w:rFonts w:asciiTheme="minorHAnsi" w:eastAsiaTheme="minorEastAsia" w:hAnsiTheme="minorHAnsi" w:cstheme="minorBidi"/>
-              <w:noProof/>
-              <w:sz w:val="22"/>
-              <w:szCs w:val="22"/>
-              <w:lang w:eastAsia="ru-RU"/>
-            </w:rPr>
-          </w:pPr>
-          <w:hyperlink w:anchor="_Toc214563813" w:history="1">
-            <w:r>
-              <w:rPr>
-                <w:rStyle w:val="ae"/>
-                <w:noProof/>
-                <w:lang w:val="en-US"/>
-              </w:rPr>
-              <w:t>3. Loyihani amalga oshirishning asosiy bosqichlari, oraliq va yakuniy natijalar</w:t>
-            </w:r>
-            <w:r>
-              <w:rPr>
-                <w:noProof/>
-                <w:webHidden/>
-              </w:rPr>
-              <w:tab/>
-            </w:r>
-            <w:r>
-              <w:rPr>
-                <w:noProof/>
-                <w:webHidden/>
-              </w:rPr>
-              <w:fldChar w:fldCharType="begin"/>
-            </w:r>
-            <w:r>
-              <w:rPr>
-                <w:noProof/>
-                <w:webHidden/>
-              </w:rPr>
-              <w:instrText xml:space="preserve"> PAGEREF _Toc214563813 \h </w:instrText>
-            </w:r>
-            <w:r>
-              <w:rPr>
-                <w:noProof/>
-                <w:webHidden/>
-              </w:rPr>
-            </w:r>
-            <w:r>
-              <w:rPr>
-                <w:noProof/>
-                <w:webHidden/>
-              </w:rPr>
-              <w:fldChar w:fldCharType="separate"/>
-            </w:r>
-            <w:r>
-              <w:rPr>
-                <w:noProof/>
-                <w:webHidden/>
-              </w:rPr>
-              <w:t>15</w:t>
-            </w:r>
-            <w:r>
-              <w:rPr>
-                <w:noProof/>
-                <w:webHidden/>
-              </w:rPr>
-              <w:fldChar w:fldCharType="end"/>
-            </w:r>
-          </w:hyperlink>
-        </w:p>
-        <w:p>
-          <w:pPr>
-            <w:pStyle w:val="31"/>
-            <w:tabs>
-              <w:tab w:val="right" w:leader="dot" w:pos="9344"/>
-            </w:tabs>
-            <w:rPr>
-              <w:rFonts w:asciiTheme="minorHAnsi" w:eastAsiaTheme="minorEastAsia" w:hAnsiTheme="minorHAnsi" w:cstheme="minorBidi"/>
-              <w:noProof/>
-              <w:sz w:val="22"/>
-              <w:szCs w:val="22"/>
-              <w:lang w:eastAsia="ru-RU"/>
-            </w:rPr>
-          </w:pPr>
-          <w:hyperlink w:anchor="_Toc214563814" w:history="1">
-            <w:r>
-              <w:rPr>
-                <w:rStyle w:val="ae"/>
-                <w:noProof/>
-                <w:lang w:val="en-US"/>
-              </w:rPr>
-              <w:t>4. Loyiha mavzusi bo‘yicha ijrochi (guruh) tomonidan hozirgacha olingan aniq mustaqil tadqiqot natijalari</w:t>
-            </w:r>
-            <w:r>
-              <w:rPr>
-                <w:noProof/>
-                <w:webHidden/>
-              </w:rPr>
-              <w:tab/>
-            </w:r>
-            <w:r>
-              <w:rPr>
-                <w:noProof/>
-                <w:webHidden/>
-              </w:rPr>
-              <w:fldChar w:fldCharType="begin"/>
-            </w:r>
-            <w:r>
-              <w:rPr>
-                <w:noProof/>
-                <w:webHidden/>
-              </w:rPr>
-              <w:instrText xml:space="preserve"> PAGEREF _Toc214563814 \h </w:instrText>
-            </w:r>
-            <w:r>
-              <w:rPr>
-                <w:noProof/>
-                <w:webHidden/>
-              </w:rPr>
-            </w:r>
-            <w:r>
-              <w:rPr>
-                <w:noProof/>
-                <w:webHidden/>
-              </w:rPr>
-              <w:fldChar w:fldCharType="separate"/>
-            </w:r>
-            <w:r>
-              <w:rPr>
-                <w:noProof/>
-                <w:webHidden/>
-              </w:rPr>
-              <w:t>18</w:t>
-            </w:r>
-            <w:r>
-              <w:rPr>
-                <w:noProof/>
-                <w:webHidden/>
-              </w:rPr>
-              <w:fldChar w:fldCharType="end"/>
-            </w:r>
-          </w:hyperlink>
-        </w:p>
-        <w:p>
-          <w:pPr>
-            <w:pStyle w:val="14"/>
-            <w:tabs>
-              <w:tab w:val="right" w:leader="dot" w:pos="9344"/>
-            </w:tabs>
-            <w:rPr>
-              <w:rFonts w:asciiTheme="minorHAnsi" w:eastAsiaTheme="minorEastAsia" w:hAnsiTheme="minorHAnsi" w:cstheme="minorBidi"/>
-              <w:noProof/>
-              <w:sz w:val="22"/>
-              <w:szCs w:val="22"/>
-              <w:lang w:eastAsia="ru-RU"/>
-            </w:rPr>
-          </w:pPr>
-          <w:hyperlink w:anchor="_Toc214563815" w:history="1">
-            <w:r>
-              <w:rPr>
-                <w:rStyle w:val="ae"/>
-                <w:iCs/>
-                <w:noProof/>
-                <w:lang w:val="uz-Cyrl-UZ"/>
-              </w:rPr>
-              <w:t>5-sh</w:t>
-            </w:r>
-            <w:r>
-              <w:rPr>
-                <w:rStyle w:val="ae"/>
-                <w:iCs/>
-                <w:noProof/>
-              </w:rPr>
-              <w:t>akl</w:t>
-            </w:r>
-            <w:r>
-              <w:rPr>
-                <w:noProof/>
-                <w:webHidden/>
-              </w:rPr>
-              <w:tab/>
-            </w:r>
-            <w:r>
-              <w:rPr>
-                <w:noProof/>
-                <w:webHidden/>
-              </w:rPr>
-              <w:fldChar w:fldCharType="begin"/>
-            </w:r>
-            <w:r>
-              <w:rPr>
-                <w:noProof/>
-                <w:webHidden/>
-              </w:rPr>
-              <w:instrText xml:space="preserve"> PAGEREF _Toc214563815 \h </w:instrText>
-            </w:r>
-            <w:r>
-              <w:rPr>
-                <w:noProof/>
-                <w:webHidden/>
-              </w:rPr>
-            </w:r>
-            <w:r>
-              <w:rPr>
-                <w:noProof/>
-                <w:webHidden/>
-              </w:rPr>
-              <w:fldChar w:fldCharType="separate"/>
-            </w:r>
-            <w:r>
-              <w:rPr>
-                <w:noProof/>
-                <w:webHidden/>
-              </w:rPr>
-              <w:t>22</w:t>
-            </w:r>
-            <w:r>
-              <w:rPr>
-                <w:noProof/>
-                <w:webHidden/>
-              </w:rPr>
-              <w:fldChar w:fldCharType="end"/>
-            </w:r>
-          </w:hyperlink>
-        </w:p>
-        <w:p>
-          <w:pPr>
-            <w:pStyle w:val="31"/>
-            <w:tabs>
-              <w:tab w:val="right" w:leader="dot" w:pos="9344"/>
-            </w:tabs>
-            <w:rPr>
-              <w:rFonts w:asciiTheme="minorHAnsi" w:eastAsiaTheme="minorEastAsia" w:hAnsiTheme="minorHAnsi" w:cstheme="minorBidi"/>
-              <w:noProof/>
-              <w:sz w:val="22"/>
-              <w:szCs w:val="22"/>
-              <w:lang w:eastAsia="ru-RU"/>
-            </w:rPr>
-          </w:pPr>
-          <w:hyperlink w:anchor="_Toc214563816" w:history="1">
-            <w:r>
-              <w:rPr>
-                <w:rStyle w:val="ae"/>
-                <w:noProof/>
-              </w:rPr>
-              <w:t>Xarajatlar smetasi (so‘m)</w:t>
-            </w:r>
-            <w:r>
-              <w:rPr>
-                <w:noProof/>
-                <w:webHidden/>
-              </w:rPr>
-              <w:tab/>
-            </w:r>
-            <w:r>
-              <w:rPr>
-                <w:noProof/>
-                <w:webHidden/>
-              </w:rPr>
-              <w:fldChar w:fldCharType="begin"/>
-            </w:r>
-            <w:r>
-              <w:rPr>
-                <w:noProof/>
-                <w:webHidden/>
-              </w:rPr>
-              <w:instrText xml:space="preserve"> PAGEREF _Toc214563816 \h </w:instrText>
-            </w:r>
-            <w:r>
-              <w:rPr>
-                <w:noProof/>
-                <w:webHidden/>
-              </w:rPr>
-            </w:r>
-            <w:r>
-              <w:rPr>
-                <w:noProof/>
-                <w:webHidden/>
-              </w:rPr>
-              <w:fldChar w:fldCharType="separate"/>
-            </w:r>
-            <w:r>
-              <w:rPr>
-                <w:noProof/>
-                <w:webHidden/>
-              </w:rPr>
-              <w:t>22</w:t>
-            </w:r>
-            <w:r>
-              <w:rPr>
-                <w:noProof/>
-                <w:webHidden/>
-              </w:rPr>
-              <w:fldChar w:fldCharType="end"/>
-            </w:r>
-          </w:hyperlink>
-        </w:p>
-        <w:p>
-          <w:r>
-            <w:rPr>
-              <w:b/>
-              <w:bCs/>
-            </w:rPr>
-            <w:fldChar w:fldCharType="end"/>
-          </w:r>
-        </w:p>
-      </w:sdtContent>
-    </w:sdt>
+          <w:lang w:val="uz-Cyrl-UZ"/>
+        </w:rPr>
+      </w:pPr>
+    </w:p>
+    <w:p>
+      <w:pPr>
+        <w:pStyle w:val="14"/>
+        <w:tabs>
+          <w:tab w:val="right" w:leader="dot" w:pos="9344"/>
+        </w:tabs>
+        <w:rPr>
+          <w:rFonts w:asciiTheme="minorHAnsi" w:eastAsiaTheme="minorEastAsia" w:hAnsiTheme="minorHAnsi" w:cstheme="minorBidi"/>
+          <w:noProof/>
+          <w:sz w:val="22"/>
+          <w:szCs w:val="22"/>
+          <w:lang w:eastAsia="ru-RU"/>
+        </w:rPr>
+      </w:pPr>
+      <w:r>
+        <w:rPr>
+          <w:b/>
+          <w:lang w:val="uz-Cyrl-UZ"/>
+        </w:rPr>
+        <w:fldChar w:fldCharType="begin"/>
+      </w:r>
+      <w:r>
+        <w:rPr>
+          <w:b/>
+          <w:lang w:val="uz-Cyrl-UZ"/>
+        </w:rPr>
+        <w:instrText xml:space="preserve"> TOC \h \z \u \t "Shakl;1" </w:instrText>
+      </w:r>
+      <w:r>
+        <w:rPr>
+          <w:b/>
+          <w:lang w:val="uz-Cyrl-UZ"/>
+        </w:rPr>
+        <w:fldChar w:fldCharType="separate"/>
+      </w:r>
+      <w:hyperlink w:anchor="_Toc214567420" w:history="1">
+        <w:r>
+          <w:rPr>
+            <w:rStyle w:val="ae"/>
+            <w:noProof/>
+          </w:rPr>
+          <w:t>1-shakl</w:t>
+        </w:r>
+        <w:r>
+          <w:rPr>
+            <w:noProof/>
+            <w:webHidden/>
+          </w:rPr>
+          <w:tab/>
+        </w:r>
+        <w:r>
+          <w:rPr>
+            <w:noProof/>
+            <w:webHidden/>
+          </w:rPr>
+          <w:fldChar w:fldCharType="begin"/>
+        </w:r>
+        <w:r>
+          <w:rPr>
+            <w:noProof/>
+            <w:webHidden/>
+          </w:rPr>
+          <w:instrText xml:space="preserve"> PAGEREF _Toc214567420 \h </w:instrText>
+        </w:r>
+        <w:r>
+          <w:rPr>
+            <w:noProof/>
+            <w:webHidden/>
+          </w:rPr>
+        </w:r>
+        <w:r>
+          <w:rPr>
+            <w:noProof/>
+            <w:webHidden/>
+          </w:rPr>
+          <w:fldChar w:fldCharType="separate"/>
+        </w:r>
+        <w:r>
+          <w:rPr>
+            <w:noProof/>
+            <w:webHidden/>
+          </w:rPr>
+          <w:t>2</w:t>
+        </w:r>
+        <w:r>
+          <w:rPr>
+            <w:noProof/>
+            <w:webHidden/>
+          </w:rPr>
+          <w:fldChar w:fldCharType="end"/>
+        </w:r>
+      </w:hyperlink>
+    </w:p>
+    <w:p>
+      <w:pPr>
+        <w:pStyle w:val="14"/>
+        <w:tabs>
+          <w:tab w:val="right" w:leader="dot" w:pos="9344"/>
+        </w:tabs>
+        <w:rPr>
+          <w:rFonts w:asciiTheme="minorHAnsi" w:eastAsiaTheme="minorEastAsia" w:hAnsiTheme="minorHAnsi" w:cstheme="minorBidi"/>
+          <w:noProof/>
+          <w:sz w:val="22"/>
+          <w:szCs w:val="22"/>
+          <w:lang w:eastAsia="ru-RU"/>
+        </w:rPr>
+      </w:pPr>
+      <w:hyperlink w:anchor="_Toc214567421" w:history="1">
+        <w:r>
+          <w:rPr>
+            <w:rStyle w:val="ae"/>
+            <w:noProof/>
+          </w:rPr>
+          <w:t>2-shakl</w:t>
+        </w:r>
+        <w:r>
+          <w:rPr>
+            <w:noProof/>
+            <w:webHidden/>
+          </w:rPr>
+          <w:tab/>
+        </w:r>
+        <w:r>
+          <w:rPr>
+            <w:noProof/>
+            <w:webHidden/>
+          </w:rPr>
+          <w:fldChar w:fldCharType="begin"/>
+        </w:r>
+        <w:r>
+          <w:rPr>
+            <w:noProof/>
+            <w:webHidden/>
+          </w:rPr>
+          <w:instrText xml:space="preserve"> PAGEREF _Toc214567421 \h </w:instrText>
+        </w:r>
+        <w:r>
+          <w:rPr>
+            <w:noProof/>
+            <w:webHidden/>
+          </w:rPr>
+        </w:r>
+        <w:r>
+          <w:rPr>
+            <w:noProof/>
+            <w:webHidden/>
+          </w:rPr>
+          <w:fldChar w:fldCharType="separate"/>
+        </w:r>
+        <w:r>
+          <w:rPr>
+            <w:noProof/>
+            <w:webHidden/>
+          </w:rPr>
+          <w:t>4</w:t>
+        </w:r>
+        <w:r>
+          <w:rPr>
+            <w:noProof/>
+            <w:webHidden/>
+          </w:rPr>
+          <w:fldChar w:fldCharType="end"/>
+        </w:r>
+      </w:hyperlink>
+    </w:p>
+    <w:p>
+      <w:pPr>
+        <w:pStyle w:val="14"/>
+        <w:tabs>
+          <w:tab w:val="right" w:leader="dot" w:pos="9344"/>
+        </w:tabs>
+        <w:rPr>
+          <w:rFonts w:asciiTheme="minorHAnsi" w:eastAsiaTheme="minorEastAsia" w:hAnsiTheme="minorHAnsi" w:cstheme="minorBidi"/>
+          <w:noProof/>
+          <w:sz w:val="22"/>
+          <w:szCs w:val="22"/>
+          <w:lang w:eastAsia="ru-RU"/>
+        </w:rPr>
+      </w:pPr>
+      <w:hyperlink w:anchor="_Toc214567422" w:history="1">
+        <w:r>
+          <w:rPr>
+            <w:rStyle w:val="ae"/>
+            <w:noProof/>
+          </w:rPr>
+          <w:t>3-shakl</w:t>
+        </w:r>
+        <w:r>
+          <w:rPr>
+            <w:noProof/>
+            <w:webHidden/>
+          </w:rPr>
+          <w:tab/>
+        </w:r>
+        <w:r>
+          <w:rPr>
+            <w:noProof/>
+            <w:webHidden/>
+          </w:rPr>
+          <w:fldChar w:fldCharType="begin"/>
+        </w:r>
+        <w:r>
+          <w:rPr>
+            <w:noProof/>
+            <w:webHidden/>
+          </w:rPr>
+          <w:instrText xml:space="preserve"> PAGEREF _Toc214567422 \h </w:instrText>
+        </w:r>
+        <w:r>
+          <w:rPr>
+            <w:noProof/>
+            <w:webHidden/>
+          </w:rPr>
+        </w:r>
+        <w:r>
+          <w:rPr>
+            <w:noProof/>
+            <w:webHidden/>
+          </w:rPr>
+          <w:fldChar w:fldCharType="separate"/>
+        </w:r>
+        <w:r>
+          <w:rPr>
+            <w:noProof/>
+            <w:webHidden/>
+          </w:rPr>
+          <w:t>6</w:t>
+        </w:r>
+        <w:r>
+          <w:rPr>
+            <w:noProof/>
+            <w:webHidden/>
+          </w:rPr>
+          <w:fldChar w:fldCharType="end"/>
+        </w:r>
+      </w:hyperlink>
+    </w:p>
+    <w:p>
+      <w:pPr>
+        <w:pStyle w:val="14"/>
+        <w:tabs>
+          <w:tab w:val="right" w:leader="dot" w:pos="9344"/>
+        </w:tabs>
+        <w:rPr>
+          <w:rFonts w:asciiTheme="minorHAnsi" w:eastAsiaTheme="minorEastAsia" w:hAnsiTheme="minorHAnsi" w:cstheme="minorBidi"/>
+          <w:noProof/>
+          <w:sz w:val="22"/>
+          <w:szCs w:val="22"/>
+          <w:lang w:eastAsia="ru-RU"/>
+        </w:rPr>
+      </w:pPr>
+      <w:hyperlink w:anchor="_Toc214567423" w:history="1">
+        <w:r>
+          <w:rPr>
+            <w:rStyle w:val="ae"/>
+            <w:noProof/>
+          </w:rPr>
+          <w:t>4-shakl</w:t>
+        </w:r>
+        <w:r>
+          <w:rPr>
+            <w:noProof/>
+            <w:webHidden/>
+          </w:rPr>
+          <w:tab/>
+        </w:r>
+        <w:r>
+          <w:rPr>
+            <w:noProof/>
+            <w:webHidden/>
+          </w:rPr>
+          <w:fldChar w:fldCharType="begin"/>
+        </w:r>
+        <w:r>
+          <w:rPr>
+            <w:noProof/>
+            <w:webHidden/>
+          </w:rPr>
+          <w:instrText xml:space="preserve"> PAGEREF _Toc214567423 \h </w:instrText>
+        </w:r>
+        <w:r>
+          <w:rPr>
+            <w:noProof/>
+            <w:webHidden/>
+          </w:rPr>
+        </w:r>
+        <w:r>
+          <w:rPr>
+            <w:noProof/>
+            <w:webHidden/>
+          </w:rPr>
+          <w:fldChar w:fldCharType="separate"/>
+        </w:r>
+        <w:r>
+          <w:rPr>
+            <w:noProof/>
+            <w:webHidden/>
+          </w:rPr>
+          <w:t>7</w:t>
+        </w:r>
+        <w:r>
+          <w:rPr>
+            <w:noProof/>
+            <w:webHidden/>
+          </w:rPr>
+          <w:fldChar w:fldCharType="end"/>
+        </w:r>
+      </w:hyperlink>
+    </w:p>
+    <w:p>
+      <w:pPr>
+        <w:pStyle w:val="14"/>
+        <w:tabs>
+          <w:tab w:val="right" w:leader="dot" w:pos="9344"/>
+        </w:tabs>
+        <w:rPr>
+          <w:rFonts w:asciiTheme="minorHAnsi" w:eastAsiaTheme="minorEastAsia" w:hAnsiTheme="minorHAnsi" w:cstheme="minorBidi"/>
+          <w:noProof/>
+          <w:sz w:val="22"/>
+          <w:szCs w:val="22"/>
+          <w:lang w:eastAsia="ru-RU"/>
+        </w:rPr>
+      </w:pPr>
+      <w:hyperlink w:anchor="_Toc214567424" w:history="1">
+        <w:r>
+          <w:rPr>
+            <w:rStyle w:val="ae"/>
+            <w:noProof/>
+          </w:rPr>
+          <w:t>5-shakl</w:t>
+        </w:r>
+        <w:r>
+          <w:rPr>
+            <w:noProof/>
+            <w:webHidden/>
+          </w:rPr>
+          <w:tab/>
+        </w:r>
+        <w:r>
+          <w:rPr>
+            <w:noProof/>
+            <w:webHidden/>
+          </w:rPr>
+          <w:fldChar w:fldCharType="begin"/>
+        </w:r>
+        <w:r>
+          <w:rPr>
+            <w:noProof/>
+            <w:webHidden/>
+          </w:rPr>
+          <w:instrText xml:space="preserve"> PAGEREF _Toc214567424 \h </w:instrText>
+        </w:r>
+        <w:r>
+          <w:rPr>
+            <w:noProof/>
+            <w:webHidden/>
+          </w:rPr>
+        </w:r>
+        <w:r>
+          <w:rPr>
+            <w:noProof/>
+            <w:webHidden/>
+          </w:rPr>
+          <w:fldChar w:fldCharType="separate"/>
+        </w:r>
+        <w:r>
+          <w:rPr>
+            <w:noProof/>
+            <w:webHidden/>
+          </w:rPr>
+          <w:t>22</w:t>
+        </w:r>
+        <w:r>
+          <w:rPr>
+            <w:noProof/>
+            <w:webHidden/>
+          </w:rPr>
+          <w:fldChar w:fldCharType="end"/>
+        </w:r>
+      </w:hyperlink>
+    </w:p>
     <w:p>
       <w:pPr>
         <w:jc w:val="both"/>
+        <w:rPr>
+          <w:b/>
+          <w:lang w:val="uz-Cyrl-UZ"/>
+        </w:rPr>
+      </w:pPr>
+      <w:r>
+        <w:rPr>
+          <w:b/>
+          <w:lang w:val="uz-Cyrl-UZ"/>
+        </w:rPr>
+        <w:fldChar w:fldCharType="end"/>
+      </w:r>
+    </w:p>
+    <w:p>
+      <w:pPr>
+        <w:widowControl/>
+        <w:autoSpaceDE/>
+        <w:autoSpaceDN/>
+        <w:jc w:val="center"/>
         <w:rPr>
           <w:b/>
           <w:lang w:val="uz-Cyrl-UZ"/>
@@ -2883,7 +1463,122 @@
         <w:autoSpaceDN/>
         <w:jc w:val="center"/>
         <w:rPr>
+          <w:i/>
+          <w:iCs/>
+          <w:noProof/>
+          <w:lang w:val="en-US"/>
+        </w:rPr>
+      </w:pPr>
+      <w:r>
+        <w:rPr>
           <w:b/>
+          <w:lang w:val="uz-Cyrl-UZ"/>
+        </w:rPr>
+        <w:t>Loyiha</w:t>
+      </w:r>
+      <w:r>
+        <w:rPr>
+          <w:b/>
+          <w:lang w:val="uz-Cyrl-UZ"/>
+        </w:rPr>
+        <w:t xml:space="preserve"> </w:t>
+      </w:r>
+      <w:r>
+        <w:rPr>
+          <w:b/>
+          <w:lang w:val="uz-Cyrl-UZ"/>
+        </w:rPr>
+        <w:t>rahbari</w:t>
+      </w:r>
+      <w:r>
+        <w:rPr>
+          <w:b/>
+          <w:lang w:val="uz-Cyrl-UZ"/>
+        </w:rPr>
+        <w:t xml:space="preserve"> </w:t>
+      </w:r>
+      <w:r>
+        <w:rPr>
+          <w:b/>
+          <w:lang w:val="uz-Cyrl-UZ"/>
+        </w:rPr>
+        <w:tab/>
+      </w:r>
+      <w:r>
+        <w:rPr>
+          <w:b/>
+          <w:lang w:val="uz-Cyrl-UZ"/>
+        </w:rPr>
+        <w:tab/>
+      </w:r>
+      <w:r>
+        <w:rPr>
+          <w:b/>
+          <w:lang w:val="uz-Cyrl-UZ"/>
+        </w:rPr>
+        <w:tab/>
+      </w:r>
+      <w:r>
+        <w:rPr>
+          <w:b/>
+          <w:lang w:val="uz-Cyrl-UZ"/>
+        </w:rPr>
+        <w:tab/>
+      </w:r>
+      <w:r>
+        <w:rPr>
+          <w:b/>
+          <w:lang w:val="uz-Cyrl-UZ"/>
+        </w:rPr>
+        <w:tab/>
+      </w:r>
+      <w:proofErr w:type="spellStart"/>
+      <w:r>
+        <w:rPr>
+          <w:lang w:val="en-US"/>
+        </w:rPr>
+        <w:t>Turapov</w:t>
+      </w:r>
+      <w:proofErr w:type="spellEnd"/>
+      <w:r>
+        <w:rPr>
+          <w:lang w:val="uz-Cyrl-UZ"/>
+        </w:rPr>
+        <w:t xml:space="preserve"> </w:t>
+      </w:r>
+      <w:proofErr w:type="spellStart"/>
+      <w:r>
+        <w:rPr>
+          <w:lang w:val="en-US"/>
+        </w:rPr>
+        <w:t>Sherzod</w:t>
+      </w:r>
+      <w:proofErr w:type="spellEnd"/>
+      <w:r>
+        <w:rPr>
+          <w:lang w:val="en-US"/>
+        </w:rPr>
+        <w:t xml:space="preserve"> </w:t>
+      </w:r>
+      <w:proofErr w:type="spellStart"/>
+      <w:r>
+        <w:rPr>
+          <w:lang w:val="en-US"/>
+        </w:rPr>
+        <w:t>Nurmatovich</w:t>
+      </w:r>
+      <w:proofErr w:type="spellEnd"/>
+    </w:p>
+    <w:p>
+      <w:pPr>
+        <w:widowControl/>
+        <w:autoSpaceDE/>
+        <w:autoSpaceDN/>
+        <w:jc w:val="center"/>
+        <w:rPr>
+          <w:i/>
+          <w:iCs/>
+          <w:noProof/>
           <w:lang w:val="uz-Cyrl-UZ"/>
         </w:rPr>
       </w:pPr>
@@ -2898,119 +1593,6 @@
           <w:i/>
           <w:iCs/>
           <w:noProof/>
-          <w:lang w:val="en-US"/>
-        </w:rPr>
-      </w:pPr>
-      <w:r>
-        <w:rPr>
-          <w:b/>
-          <w:lang w:val="uz-Cyrl-UZ"/>
-        </w:rPr>
-        <w:t>Loyiha</w:t>
-      </w:r>
-      <w:r>
-        <w:rPr>
-          <w:b/>
-          <w:lang w:val="uz-Cyrl-UZ"/>
-        </w:rPr>
-        <w:t xml:space="preserve"> </w:t>
-      </w:r>
-      <w:r>
-        <w:rPr>
-          <w:b/>
-          <w:lang w:val="uz-Cyrl-UZ"/>
-        </w:rPr>
-        <w:t>rahbari</w:t>
-      </w:r>
-      <w:r>
-        <w:rPr>
-          <w:b/>
-          <w:lang w:val="uz-Cyrl-UZ"/>
-        </w:rPr>
-        <w:t xml:space="preserve"> </w:t>
-      </w:r>
-      <w:r>
-        <w:rPr>
-          <w:b/>
-          <w:lang w:val="uz-Cyrl-UZ"/>
-        </w:rPr>
-        <w:tab/>
-      </w:r>
-      <w:r>
-        <w:rPr>
-          <w:b/>
-          <w:lang w:val="uz-Cyrl-UZ"/>
-        </w:rPr>
-        <w:tab/>
-      </w:r>
-      <w:r>
-        <w:rPr>
-          <w:b/>
-          <w:lang w:val="uz-Cyrl-UZ"/>
-        </w:rPr>
-        <w:tab/>
-      </w:r>
-      <w:r>
-        <w:rPr>
-          <w:b/>
-          <w:lang w:val="uz-Cyrl-UZ"/>
-        </w:rPr>
-        <w:tab/>
-      </w:r>
-      <w:r>
-        <w:rPr>
-          <w:b/>
-          <w:lang w:val="uz-Cyrl-UZ"/>
-        </w:rPr>
-        <w:tab/>
-      </w:r>
-      <w:proofErr w:type="spellStart"/>
-      <w:r>
-        <w:rPr>
-          <w:lang w:val="en-US"/>
-        </w:rPr>
-        <w:t>Turapov</w:t>
-      </w:r>
-      <w:proofErr w:type="spellEnd"/>
-      <w:r>
-        <w:rPr>
-          <w:lang w:val="uz-Cyrl-UZ"/>
-        </w:rPr>
-        <w:t xml:space="preserve"> </w:t>
-      </w:r>
-      <w:proofErr w:type="spellStart"/>
-      <w:r>
-        <w:rPr>
-          <w:lang w:val="en-US"/>
-        </w:rPr>
-        <w:t>Sherzod</w:t>
-      </w:r>
-      <w:proofErr w:type="spellEnd"/>
-      <w:r>
-        <w:rPr>
-          <w:lang w:val="en-US"/>
-        </w:rPr>
-        <w:t xml:space="preserve"> </w:t>
-      </w:r>
-      <w:proofErr w:type="spellStart"/>
-      <w:r>
-        <w:rPr>
-          <w:lang w:val="en-US"/>
-        </w:rPr>
-        <w:t>Nurmatovich</w:t>
-      </w:r>
-      <w:proofErr w:type="spellEnd"/>
-    </w:p>
-    <w:p>
-      <w:pPr>
-        <w:widowControl/>
-        <w:autoSpaceDE/>
-        <w:autoSpaceDN/>
-        <w:jc w:val="center"/>
-        <w:rPr>
-          <w:i/>
-          <w:iCs/>
-          <w:noProof/>
           <w:lang w:val="uz-Cyrl-UZ"/>
         </w:rPr>
       </w:pPr>
@@ -3190,6 +1772,20 @@
         <w:autoSpaceDN/>
         <w:jc w:val="center"/>
         <w:rPr>
+          <w:i/>
+          <w:iCs/>
+          <w:noProof/>
+          <w:lang w:val="uz-Cyrl-UZ"/>
+        </w:rPr>
+      </w:pPr>
+    </w:p>
+    <w:p>
+      <w:pPr>
+        <w:widowControl/>
+        <w:autoSpaceDE/>
+        <w:autoSpaceDN/>
+        <w:jc w:val="center"/>
+        <w:rPr>
           <w:rFonts w:eastAsia="Times New Roman"/>
           <w:b/>
           <w:bCs/>
@@ -3200,6 +1796,84 @@
           <w:lang w:val="uz-Cyrl-UZ" w:eastAsia="ru-RU"/>
         </w:rPr>
       </w:pPr>
+      <w:bookmarkStart w:id="0" w:name="_GoBack"/>
+      <w:r>
+        <w:rPr>
+          <w:b/>
+          <w:noProof/>
+          <w:lang w:val="uz-Cyrl-UZ"/>
+        </w:rPr>
+        <mc:AlternateContent>
+          <mc:Choice Requires="wps">
+            <w:drawing>
+              <wp:anchor distT="0" distB="0" distL="114300" distR="114300" simplePos="0" relativeHeight="251659264" behindDoc="0" locked="0" layoutInCell="1" allowOverlap="1" wp14:anchorId="1FADE757" wp14:editId="05D6CE83">
+                <wp:simplePos x="0" y="0"/>
+                <wp:positionH relativeFrom="column">
+                  <wp:posOffset>2460234</wp:posOffset>
+                </wp:positionH>
+                <wp:positionV relativeFrom="paragraph">
+                  <wp:posOffset>287606</wp:posOffset>
+                </wp:positionV>
+                <wp:extent cx="1119554" cy="445477"/>
+                <wp:effectExtent l="0" t="0" r="4445" b="0"/>
+                <wp:wrapNone/>
+                <wp:docPr id="1" name="Прямоугольник 1"/>
+                <wp:cNvGraphicFramePr/>
+                <a:graphic xmlns:a="http://schemas.openxmlformats.org/drawingml/2006/main">
+                  <a:graphicData uri="http://schemas.microsoft.com/office/word/2010/wordprocessingShape">
+                    <wps:wsp>
+                      <wps:cNvSpPr/>
+                      <wps:spPr>
+                        <a:xfrm>
+                          <a:off x="0" y="0"/>
+                          <a:ext cx="1119554" cy="445477"/>
+                        </a:xfrm>
+                        <a:prstGeom prst="rect">
+                          <a:avLst/>
+                        </a:prstGeom>
+                        <a:solidFill>
+                          <a:schemeClr val="bg1"/>
+                        </a:solidFill>
+                        <a:ln>
+                          <a:noFill/>
+                        </a:ln>
+                      </wps:spPr>
+                      <wps:style>
+                        <a:lnRef idx="2">
+                          <a:schemeClr val="accent1">
+                            <a:shade val="50000"/>
+                          </a:schemeClr>
+                        </a:lnRef>
+                        <a:fillRef idx="1">
+                          <a:schemeClr val="accent1"/>
+                        </a:fillRef>
+                        <a:effectRef idx="0">
+                          <a:schemeClr val="accent1"/>
+                        </a:effectRef>
+                        <a:fontRef idx="minor">
+                          <a:schemeClr val="lt1"/>
+                        </a:fontRef>
+                      </wps:style>
+                      <wps:bodyPr rot="0" spcFirstLastPara="0" vertOverflow="overflow" horzOverflow="overflow" vert="horz" wrap="square" lIns="91440" tIns="45720" rIns="91440" bIns="45720" numCol="1" spcCol="0" rtlCol="0" fromWordArt="0" anchor="ctr" anchorCtr="0" forceAA="0" compatLnSpc="1">
+                        <a:prstTxWarp prst="textNoShape">
+                          <a:avLst/>
+                        </a:prstTxWarp>
+                        <a:noAutofit/>
+                      </wps:bodyPr>
+                    </wps:wsp>
+                  </a:graphicData>
+                </a:graphic>
+              </wp:anchor>
+            </w:drawing>
+          </mc:Choice>
+          <mc:Fallback>
+            <w:pict>
+              <v:rect w14:anchorId="49DEB380" id="Прямоугольник 1" o:spid="_x0000_s1026" style="position:absolute;margin-left:193.7pt;margin-top:22.65pt;width:88.15pt;height:35.1pt;z-index:251659264;visibility:visible;mso-wrap-style:square;mso-wrap-distance-left:9pt;mso-wrap-distance-top:0;mso-wrap-distance-right:9pt;mso-wrap-distance-bottom:0;mso-position-horizontal:absolute;mso-position-horizontal-relative:text;mso-position-vertical:absolute;mso-position-vertical-relative:text;v-text-anchor:middle" o:gfxdata="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" fillcolor="white [3212]" stroked="f" strokeweight="1pt"/>
+            </w:pict>
+          </mc:Fallback>
+        </mc:AlternateContent>
+      </w:r>
+      <w:bookmarkEnd w:id="0"/>
       <w:r>
         <w:rPr>
           <w:b/>
@@ -3233,43 +1907,21 @@
     </w:p>
     <w:p>
       <w:pPr>
-        <w:pStyle w:val="1"/>
-        <w:spacing w:before="0" w:beforeAutospacing="0" w:after="0" w:afterAutospacing="0" w:line="360" w:lineRule="auto"/>
-        <w:rPr>
-          <w:i w:val="0"/>
-          <w:iCs/>
-          <w:noProof/>
-          <w:lang w:val="uz-Cyrl-UZ"/>
+        <w:pStyle w:val="Shakl"/>
+        <w:rPr>
+          <w:i/>
         </w:rPr>
       </w:pPr>
-      <w:bookmarkStart w:id="0" w:name="_Toc214563793"/>
-      <w:r>
-        <w:rPr>
-          <w:i w:val="0"/>
-          <w:iCs/>
-          <w:noProof/>
-          <w:lang w:val="uz-Cyrl-UZ"/>
-        </w:rPr>
+      <w:bookmarkStart w:id="1" w:name="_Toc214567420"/>
+      <w:r>
         <w:lastRenderedPageBreak/>
         <w:t>1-</w:t>
       </w:r>
       <w:r>
-        <w:rPr>
-          <w:i w:val="0"/>
-          <w:iCs/>
-          <w:noProof/>
-          <w:lang w:val="uz-Cyrl-UZ"/>
-        </w:rPr>
         <w:t>shakl</w:t>
       </w:r>
-      <w:bookmarkEnd w:id="0"/>
-      <w:r>
-        <w:rPr>
-          <w:i w:val="0"/>
-          <w:iCs/>
-          <w:noProof/>
-          <w:lang w:val="uz-Cyrl-UZ"/>
-        </w:rPr>
+      <w:bookmarkEnd w:id="1"/>
+      <w:r>
         <w:t xml:space="preserve"> </w:t>
       </w:r>
     </w:p>
@@ -9253,36 +7905,20 @@
     </w:p>
     <w:p>
       <w:pPr>
-        <w:pStyle w:val="1"/>
-        <w:spacing w:before="0" w:beforeAutospacing="0" w:after="0" w:afterAutospacing="0" w:line="360" w:lineRule="auto"/>
-        <w:rPr>
-          <w:i w:val="0"/>
-          <w:iCs/>
-          <w:noProof/>
-          <w:lang w:val="uz-Cyrl-UZ"/>
+        <w:pStyle w:val="Shakl"/>
+        <w:rPr>
+          <w:i/>
         </w:rPr>
       </w:pPr>
-      <w:bookmarkStart w:id="1" w:name="_Toc214563794"/>
-      <w:r>
-        <w:rPr>
-          <w:i w:val="0"/>
-          <w:iCs/>
-          <w:noProof/>
-          <w:lang w:val="uz-Cyrl-UZ"/>
-        </w:rPr>
+      <w:bookmarkStart w:id="2" w:name="_Toc214567421"/>
+      <w:r>
         <w:lastRenderedPageBreak/>
         <w:t>2-</w:t>
       </w:r>
       <w:r>
-        <w:rPr>
-          <w:i w:val="0"/>
-          <w:iCs/>
-          <w:noProof/>
-          <w:lang w:val="uz-Cyrl-UZ"/>
-        </w:rPr>
         <w:t>shakl</w:t>
       </w:r>
-      <w:bookmarkEnd w:id="1"/>
+      <w:bookmarkEnd w:id="2"/>
     </w:p>
     <w:p>
       <w:pPr>
@@ -15641,36 +14277,20 @@
     </w:p>
     <w:p>
       <w:pPr>
-        <w:pStyle w:val="1"/>
-        <w:spacing w:before="0" w:beforeAutospacing="0" w:after="0" w:afterAutospacing="0" w:line="360" w:lineRule="auto"/>
-        <w:rPr>
-          <w:i w:val="0"/>
-          <w:iCs/>
-          <w:noProof/>
-          <w:lang w:val="uz-Cyrl-UZ"/>
+        <w:pStyle w:val="Shakl"/>
+        <w:rPr>
+          <w:i/>
         </w:rPr>
       </w:pPr>
-      <w:bookmarkStart w:id="2" w:name="_Toc214563795"/>
-      <w:r>
-        <w:rPr>
-          <w:i w:val="0"/>
-          <w:iCs/>
-          <w:noProof/>
-          <w:lang w:val="uz-Cyrl-UZ"/>
-        </w:rPr>
+      <w:bookmarkStart w:id="3" w:name="_Toc214567422"/>
+      <w:r>
         <w:lastRenderedPageBreak/>
         <w:t>3-</w:t>
       </w:r>
       <w:r>
-        <w:rPr>
-          <w:i w:val="0"/>
-          <w:iCs/>
-          <w:noProof/>
-          <w:lang w:val="uz-Cyrl-UZ"/>
-        </w:rPr>
         <w:t>shakl</w:t>
       </w:r>
-      <w:bookmarkEnd w:id="2"/>
+      <w:bookmarkEnd w:id="3"/>
     </w:p>
     <w:p>
       <w:pPr>
@@ -15819,7 +14439,7 @@
           <w:lang w:val="uz-Cyrl-UZ"/>
         </w:rPr>
       </w:pPr>
-      <w:bookmarkStart w:id="3" w:name="_Hlk214362007"/>
+      <w:bookmarkStart w:id="4" w:name="_Hlk214362007"/>
       <w:r>
         <w:rPr>
           <w:i/>
@@ -16554,7 +15174,7 @@
           <w:lang w:val="en-US"/>
         </w:rPr>
       </w:pPr>
-      <w:bookmarkStart w:id="4" w:name="_Hlk214361912"/>
+      <w:bookmarkStart w:id="5" w:name="_Hlk214361912"/>
       <w:r>
         <w:rPr>
           <w:noProof/>
@@ -16640,7 +15260,7 @@
         <w:t>62</w:t>
       </w:r>
     </w:p>
-    <w:bookmarkEnd w:id="4"/>
+    <w:bookmarkEnd w:id="5"/>
     <w:p>
       <w:pPr>
         <w:spacing w:line="360" w:lineRule="auto"/>
@@ -16776,46 +15396,26 @@
         <w:t xml:space="preserve"> </w:t>
       </w:r>
     </w:p>
-    <w:bookmarkEnd w:id="3"/>
+    <w:bookmarkEnd w:id="4"/>
     <w:p>
       <w:pPr>
-        <w:pStyle w:val="1"/>
-        <w:spacing w:before="0" w:beforeAutospacing="0" w:after="0" w:afterAutospacing="0" w:line="360" w:lineRule="auto"/>
-        <w:rPr>
-          <w:i w:val="0"/>
-          <w:iCs/>
-          <w:noProof/>
-          <w:lang w:val="uz-Cyrl-UZ"/>
+        <w:pStyle w:val="Shakl"/>
+        <w:rPr>
+          <w:i/>
         </w:rPr>
       </w:pPr>
       <w:r>
-        <w:rPr>
-          <w:noProof/>
-          <w:lang w:val="uz-Cyrl-UZ"/>
-        </w:rPr>
         <w:br w:type="page"/>
       </w:r>
-      <w:bookmarkStart w:id="5" w:name="_Toc214563796"/>
-      <w:r>
-        <w:rPr>
-          <w:i w:val="0"/>
-          <w:iCs/>
-          <w:noProof/>
-          <w:lang w:val="uz-Cyrl-UZ"/>
-        </w:rPr>
+      <w:bookmarkStart w:id="6" w:name="_Toc214567423"/>
+      <w:r>
         <w:lastRenderedPageBreak/>
         <w:t>4-</w:t>
       </w:r>
       <w:r>
-        <w:rPr>
-          <w:i w:val="0"/>
-          <w:iCs/>
-          <w:noProof/>
-          <w:lang w:val="uz-Cyrl-UZ"/>
-        </w:rPr>
         <w:t>shakl</w:t>
       </w:r>
-      <w:bookmarkEnd w:id="5"/>
+      <w:bookmarkEnd w:id="6"/>
     </w:p>
     <w:p>
       <w:pPr>
@@ -17109,7 +15709,6 @@
           <w:lang w:val="en-US"/>
         </w:rPr>
       </w:pPr>
-      <w:bookmarkStart w:id="6" w:name="_Toc214563797"/>
       <w:r>
         <w:rPr>
           <w:b/>
@@ -17163,7 +15762,6 @@
         </w:rPr>
         <w:t>muammo</w:t>
       </w:r>
-      <w:bookmarkEnd w:id="6"/>
       <w:proofErr w:type="spellEnd"/>
     </w:p>
     <w:p>
@@ -23006,22 +21604,7 @@
           <w:szCs w:val="28"/>
           <w:lang w:val="uz-Cyrl-UZ"/>
         </w:rPr>
-        <w:t xml:space="preserve">Ijrochi tashkilotda loyihani ishlab chiqish uchun zarur bo‘lgan ilmiy salohiyat, laboratoriyalar, asboblar, materiallar, qurilmalar, jihozlar, shuningdek olinadigan natijalarning (mahsulotlar, texnologiyalar) qisqacha tavsiflari va texnik-iqtisodiy ko‘rsatkichlari ko‘rsatilishi kerak (ularni O‘zbekistonda chiqarilgan yoki xorijiy analoglari bilan solishtirishni hisobga olgan holda). Zarur hollarda mahsulotning ichki va tashqi bozorlarda sotilishiga oid ma’lumotlarni </w:t>
-      </w:r>
-      <w:bookmarkStart w:id="7" w:name="_GoBack"/>
-      <w:bookmarkEnd w:id="7"/>
-      <w:r>
-        <w:rPr>
-          <w:b/>
-          <w:bCs/>
-          <w:i/>
-          <w:iCs/>
-          <w:color w:val="FF0000"/>
-          <w:sz w:val="28"/>
-          <w:szCs w:val="28"/>
-          <w:lang w:val="uz-Cyrl-UZ"/>
-        </w:rPr>
-        <w:t>asoslash hamda ushbu yo‘nalishda O‘zbekiston va xorijda olib borilayotgan tadqiqotlarning qisqacha tavsifi beriladi.</w:t>
+        <w:t>Ijrochi tashkilotda loyihani ishlab chiqish uchun zarur bo‘lgan ilmiy salohiyat, laboratoriyalar, asboblar, materiallar, qurilmalar, jihozlar, shuningdek olinadigan natijalarning (mahsulotlar, texnologiyalar) qisqacha tavsiflari va texnik-iqtisodiy ko‘rsatkichlari ko‘rsatilishi kerak (ularni O‘zbekistonda chiqarilgan yoki xorijiy analoglari bilan solishtirishni hisobga olgan holda). Zarur hollarda mahsulotning ichki va tashqi bozorlarda sotilishiga oid ma’lumotlarni asoslash hamda ushbu yo‘nalishda O‘zbekiston va xorijda olib borilayotgan tadqiqotlarning qisqacha tavsifi beriladi.</w:t>
       </w:r>
     </w:p>
     <w:p>
@@ -27935,18 +26518,20 @@
     </w:p>
     <w:p>
       <w:pPr>
-        <w:pStyle w:val="1"/>
-        <w:spacing w:before="0" w:beforeAutospacing="0" w:after="0" w:afterAutospacing="0" w:line="360" w:lineRule="auto"/>
+        <w:spacing w:line="360" w:lineRule="auto"/>
         <w:ind w:firstLine="709"/>
         <w:jc w:val="both"/>
+        <w:rPr>
+          <w:i/>
+          <w:iCs/>
+        </w:rPr>
       </w:pPr>
-      <w:bookmarkStart w:id="8" w:name="_Toc214563798"/>
-      <w:proofErr w:type="spellStart"/>
-      <w:r>
-        <w:rPr>
-          <w:rStyle w:val="af3"/>
-          <w:b/>
-          <w:bCs/>
+      <w:proofErr w:type="spellStart"/>
+      <w:r>
+        <w:rPr>
+          <w:rStyle w:val="af3"/>
+          <w:i/>
+          <w:iCs/>
         </w:rPr>
         <w:t>Tadqiqotning</w:t>
       </w:r>
@@ -27954,17 +26539,17 @@
       <w:r>
         <w:rPr>
           <w:rStyle w:val="af3"/>
-          <w:b/>
-          <w:bCs/>
-        </w:rPr>
-        <w:t xml:space="preserve"> </w:t>
-      </w:r>
-      <w:proofErr w:type="spellStart"/>
-      <w:r>
-        <w:rPr>
-          <w:rStyle w:val="af3"/>
-          <w:b/>
-          <w:bCs/>
+          <w:i/>
+          <w:iCs/>
+        </w:rPr>
+        <w:t xml:space="preserve"> </w:t>
+      </w:r>
+      <w:proofErr w:type="spellStart"/>
+      <w:r>
+        <w:rPr>
+          <w:rStyle w:val="af3"/>
+          <w:i/>
+          <w:iCs/>
         </w:rPr>
         <w:t>kutilayotgan</w:t>
       </w:r>
@@ -27972,17 +26557,17 @@
       <w:r>
         <w:rPr>
           <w:rStyle w:val="af3"/>
-          <w:b/>
-          <w:bCs/>
-        </w:rPr>
-        <w:t xml:space="preserve"> </w:t>
-      </w:r>
-      <w:proofErr w:type="spellStart"/>
-      <w:r>
-        <w:rPr>
-          <w:rStyle w:val="af3"/>
-          <w:b/>
-          <w:bCs/>
+          <w:i/>
+          <w:iCs/>
+        </w:rPr>
+        <w:t xml:space="preserve"> </w:t>
+      </w:r>
+      <w:proofErr w:type="spellStart"/>
+      <w:r>
+        <w:rPr>
+          <w:rStyle w:val="af3"/>
+          <w:i/>
+          <w:iCs/>
         </w:rPr>
         <w:t>natijalarini</w:t>
       </w:r>
@@ -27990,17 +26575,17 @@
       <w:r>
         <w:rPr>
           <w:rStyle w:val="af3"/>
-          <w:b/>
-          <w:bCs/>
-        </w:rPr>
-        <w:t xml:space="preserve"> </w:t>
-      </w:r>
-      <w:proofErr w:type="spellStart"/>
-      <w:r>
-        <w:rPr>
-          <w:rStyle w:val="af3"/>
-          <w:b/>
-          <w:bCs/>
+          <w:i/>
+          <w:iCs/>
+        </w:rPr>
+        <w:t xml:space="preserve"> </w:t>
+      </w:r>
+      <w:proofErr w:type="spellStart"/>
+      <w:r>
+        <w:rPr>
+          <w:rStyle w:val="af3"/>
+          <w:i/>
+          <w:iCs/>
         </w:rPr>
         <w:t>jahon</w:t>
       </w:r>
@@ -28008,17 +26593,17 @@
       <w:r>
         <w:rPr>
           <w:rStyle w:val="af3"/>
-          <w:b/>
-          <w:bCs/>
-        </w:rPr>
-        <w:t xml:space="preserve"> </w:t>
-      </w:r>
-      <w:proofErr w:type="spellStart"/>
-      <w:r>
-        <w:rPr>
-          <w:rStyle w:val="af3"/>
-          <w:b/>
-          <w:bCs/>
+          <w:i/>
+          <w:iCs/>
+        </w:rPr>
+        <w:t xml:space="preserve"> </w:t>
+      </w:r>
+      <w:proofErr w:type="spellStart"/>
+      <w:r>
+        <w:rPr>
+          <w:rStyle w:val="af3"/>
+          <w:i/>
+          <w:iCs/>
         </w:rPr>
         <w:t>miqyosidagi</w:t>
       </w:r>
@@ -28026,17 +26611,17 @@
       <w:r>
         <w:rPr>
           <w:rStyle w:val="af3"/>
-          <w:b/>
-          <w:bCs/>
-        </w:rPr>
-        <w:t xml:space="preserve"> </w:t>
-      </w:r>
-      <w:proofErr w:type="spellStart"/>
-      <w:r>
-        <w:rPr>
-          <w:rStyle w:val="af3"/>
-          <w:b/>
-          <w:bCs/>
+          <w:i/>
+          <w:iCs/>
+        </w:rPr>
+        <w:t xml:space="preserve"> </w:t>
+      </w:r>
+      <w:proofErr w:type="spellStart"/>
+      <w:r>
+        <w:rPr>
+          <w:rStyle w:val="af3"/>
+          <w:i/>
+          <w:iCs/>
         </w:rPr>
         <w:t>ilmiy</w:t>
       </w:r>
@@ -28044,17 +26629,17 @@
       <w:r>
         <w:rPr>
           <w:rStyle w:val="af3"/>
-          <w:b/>
-          <w:bCs/>
-        </w:rPr>
-        <w:t xml:space="preserve"> </w:t>
-      </w:r>
-      <w:proofErr w:type="spellStart"/>
-      <w:r>
-        <w:rPr>
-          <w:rStyle w:val="af3"/>
-          <w:b/>
-          <w:bCs/>
+          <w:i/>
+          <w:iCs/>
+        </w:rPr>
+        <w:t xml:space="preserve"> </w:t>
+      </w:r>
+      <w:proofErr w:type="spellStart"/>
+      <w:r>
+        <w:rPr>
+          <w:rStyle w:val="af3"/>
+          <w:i/>
+          <w:iCs/>
         </w:rPr>
         <w:t>yutuqlar</w:t>
       </w:r>
@@ -28062,17 +26647,17 @@
       <w:r>
         <w:rPr>
           <w:rStyle w:val="af3"/>
-          <w:b/>
-          <w:bCs/>
-        </w:rPr>
-        <w:t xml:space="preserve"> </w:t>
-      </w:r>
-      <w:proofErr w:type="spellStart"/>
-      <w:r>
-        <w:rPr>
-          <w:rStyle w:val="af3"/>
-          <w:b/>
-          <w:bCs/>
+          <w:i/>
+          <w:iCs/>
+        </w:rPr>
+        <w:t xml:space="preserve"> </w:t>
+      </w:r>
+      <w:proofErr w:type="spellStart"/>
+      <w:r>
+        <w:rPr>
+          <w:rStyle w:val="af3"/>
+          <w:i/>
+          <w:iCs/>
         </w:rPr>
         <w:t>bilan</w:t>
       </w:r>
@@ -28080,17 +26665,17 @@
       <w:r>
         <w:rPr>
           <w:rStyle w:val="af3"/>
-          <w:b/>
-          <w:bCs/>
-        </w:rPr>
-        <w:t xml:space="preserve"> </w:t>
-      </w:r>
-      <w:proofErr w:type="spellStart"/>
-      <w:r>
-        <w:rPr>
-          <w:rStyle w:val="af3"/>
-          <w:b/>
-          <w:bCs/>
+          <w:i/>
+          <w:iCs/>
+        </w:rPr>
+        <w:t xml:space="preserve"> </w:t>
+      </w:r>
+      <w:proofErr w:type="spellStart"/>
+      <w:r>
+        <w:rPr>
+          <w:rStyle w:val="af3"/>
+          <w:i/>
+          <w:iCs/>
         </w:rPr>
         <w:t>taqqoslash</w:t>
       </w:r>
@@ -28098,17 +26683,17 @@
       <w:r>
         <w:rPr>
           <w:rStyle w:val="af3"/>
-          <w:b/>
-          <w:bCs/>
-        </w:rPr>
-        <w:t xml:space="preserve"> </w:t>
-      </w:r>
-      <w:proofErr w:type="spellStart"/>
-      <w:r>
-        <w:rPr>
-          <w:rStyle w:val="af3"/>
-          <w:b/>
-          <w:bCs/>
+          <w:i/>
+          <w:iCs/>
+        </w:rPr>
+        <w:t xml:space="preserve"> </w:t>
+      </w:r>
+      <w:proofErr w:type="spellStart"/>
+      <w:r>
+        <w:rPr>
+          <w:rStyle w:val="af3"/>
+          <w:i/>
+          <w:iCs/>
         </w:rPr>
         <w:t>va</w:t>
       </w:r>
@@ -28116,17 +26701,17 @@
       <w:r>
         <w:rPr>
           <w:rStyle w:val="af3"/>
-          <w:b/>
-          <w:bCs/>
-        </w:rPr>
-        <w:t xml:space="preserve"> </w:t>
-      </w:r>
-      <w:proofErr w:type="spellStart"/>
-      <w:r>
-        <w:rPr>
-          <w:rStyle w:val="af3"/>
-          <w:b/>
-          <w:bCs/>
+          <w:i/>
+          <w:iCs/>
+        </w:rPr>
+        <w:t xml:space="preserve"> </w:t>
+      </w:r>
+      <w:proofErr w:type="spellStart"/>
+      <w:r>
+        <w:rPr>
+          <w:rStyle w:val="af3"/>
+          <w:i/>
+          <w:iCs/>
         </w:rPr>
         <w:t>loyihani</w:t>
       </w:r>
@@ -28134,17 +26719,17 @@
       <w:r>
         <w:rPr>
           <w:rStyle w:val="af3"/>
-          <w:b/>
-          <w:bCs/>
-        </w:rPr>
-        <w:t xml:space="preserve"> </w:t>
-      </w:r>
-      <w:proofErr w:type="spellStart"/>
-      <w:r>
-        <w:rPr>
-          <w:rStyle w:val="af3"/>
-          <w:b/>
-          <w:bCs/>
+          <w:i/>
+          <w:iCs/>
+        </w:rPr>
+        <w:t xml:space="preserve"> </w:t>
+      </w:r>
+      <w:proofErr w:type="spellStart"/>
+      <w:r>
+        <w:rPr>
+          <w:rStyle w:val="af3"/>
+          <w:i/>
+          <w:iCs/>
         </w:rPr>
         <w:t>ishlab</w:t>
       </w:r>
@@ -28152,17 +26737,17 @@
       <w:r>
         <w:rPr>
           <w:rStyle w:val="af3"/>
-          <w:b/>
-          <w:bCs/>
-        </w:rPr>
-        <w:t xml:space="preserve"> </w:t>
-      </w:r>
-      <w:proofErr w:type="spellStart"/>
-      <w:r>
-        <w:rPr>
-          <w:rStyle w:val="af3"/>
-          <w:b/>
-          <w:bCs/>
+          <w:i/>
+          <w:iCs/>
+        </w:rPr>
+        <w:t xml:space="preserve"> </w:t>
+      </w:r>
+      <w:proofErr w:type="spellStart"/>
+      <w:r>
+        <w:rPr>
+          <w:rStyle w:val="af3"/>
+          <w:i/>
+          <w:iCs/>
         </w:rPr>
         <w:t>chiqishning</w:t>
       </w:r>
@@ -28170,17 +26755,17 @@
       <w:r>
         <w:rPr>
           <w:rStyle w:val="af3"/>
-          <w:b/>
-          <w:bCs/>
-        </w:rPr>
-        <w:t xml:space="preserve"> </w:t>
-      </w:r>
-      <w:proofErr w:type="spellStart"/>
-      <w:r>
-        <w:rPr>
-          <w:rStyle w:val="af3"/>
-          <w:b/>
-          <w:bCs/>
+          <w:i/>
+          <w:iCs/>
+        </w:rPr>
+        <w:t xml:space="preserve"> </w:t>
+      </w:r>
+      <w:proofErr w:type="spellStart"/>
+      <w:r>
+        <w:rPr>
+          <w:rStyle w:val="af3"/>
+          <w:i/>
+          <w:iCs/>
         </w:rPr>
         <w:t>dolzarbligini</w:t>
       </w:r>
@@ -28188,52 +26773,39 @@
       <w:r>
         <w:rPr>
           <w:rStyle w:val="af3"/>
-          <w:b/>
-          <w:bCs/>
-        </w:rPr>
-        <w:t xml:space="preserve"> </w:t>
-      </w:r>
-      <w:proofErr w:type="spellStart"/>
-      <w:r>
-        <w:rPr>
-          <w:rStyle w:val="af3"/>
-          <w:b/>
-          <w:bCs/>
+          <w:i/>
+          <w:iCs/>
+        </w:rPr>
+        <w:t xml:space="preserve"> </w:t>
+      </w:r>
+      <w:proofErr w:type="spellStart"/>
+      <w:r>
+        <w:rPr>
+          <w:rStyle w:val="af3"/>
+          <w:i/>
+          <w:iCs/>
         </w:rPr>
         <w:t>asoslash</w:t>
       </w:r>
-      <w:bookmarkEnd w:id="8"/>
       <w:proofErr w:type="spellEnd"/>
     </w:p>
     <w:p>
       <w:pPr>
-        <w:pStyle w:val="2"/>
-        <w:spacing w:before="0" w:line="360" w:lineRule="auto"/>
+        <w:spacing w:line="360" w:lineRule="auto"/>
         <w:ind w:firstLine="709"/>
         <w:jc w:val="both"/>
         <w:rPr>
-          <w:rFonts w:ascii="Times New Roman" w:hAnsi="Times New Roman" w:cs="Times New Roman"/>
-          <w:color w:val="auto"/>
-          <w:sz w:val="28"/>
-          <w:szCs w:val="28"/>
-          <w:lang w:val="uz-Cyrl-UZ"/>
+          <w:rFonts w:eastAsia="Times New Roman"/>
+          <w:lang w:val="uz-Cyrl-UZ" w:eastAsia="ru-RU"/>
         </w:rPr>
       </w:pPr>
-      <w:bookmarkStart w:id="9" w:name="_Toc214563799"/>
-      <w:r>
-        <w:rPr>
-          <w:rStyle w:val="af3"/>
-          <w:rFonts w:ascii="Times New Roman" w:hAnsi="Times New Roman" w:cs="Times New Roman"/>
-          <w:b w:val="0"/>
-          <w:bCs w:val="0"/>
-          <w:color w:val="auto"/>
-          <w:sz w:val="28"/>
-          <w:szCs w:val="28"/>
-          <w:lang w:val="uz-Cyrl-UZ"/>
+      <w:r>
+        <w:rPr>
+          <w:rFonts w:eastAsia="Times New Roman"/>
+          <w:lang w:val="uz-Cyrl-UZ" w:eastAsia="ru-RU"/>
         </w:rPr>
         <w:t>Jahon miqyosidagi ilmiy yutuqlar</w:t>
       </w:r>
-      <w:bookmarkEnd w:id="9"/>
     </w:p>
     <w:p>
       <w:pPr>
@@ -28634,7 +27206,6 @@
           <w:lang w:val="en-US"/>
         </w:rPr>
       </w:pPr>
-      <w:bookmarkStart w:id="10" w:name="_Toc214563800"/>
       <w:r>
         <w:rPr>
           <w:rStyle w:val="af3"/>
@@ -28773,7 +27344,6 @@
         </w:rPr>
         <w:t>:</w:t>
       </w:r>
-      <w:bookmarkEnd w:id="10"/>
     </w:p>
     <w:p>
       <w:pPr>
@@ -29950,7 +28520,6 @@
           <w:lang w:val="en-US"/>
         </w:rPr>
       </w:pPr>
-      <w:bookmarkStart w:id="11" w:name="_Toc214563801"/>
       <w:proofErr w:type="spellStart"/>
       <w:r>
         <w:rPr>
@@ -30041,7 +28610,6 @@
         </w:rPr>
         <w:t>chiziqlari</w:t>
       </w:r>
-      <w:bookmarkEnd w:id="11"/>
       <w:proofErr w:type="spellEnd"/>
     </w:p>
     <w:p>
@@ -31353,7 +29921,6 @@
           <w:lang w:val="en-US"/>
         </w:rPr>
       </w:pPr>
-      <w:bookmarkStart w:id="12" w:name="_Toc214563802"/>
       <w:proofErr w:type="spellStart"/>
       <w:r>
         <w:rPr>
@@ -31637,7 +30204,6 @@
         </w:rPr>
         <w:t>i</w:t>
       </w:r>
-      <w:bookmarkEnd w:id="12"/>
       <w:proofErr w:type="spellEnd"/>
     </w:p>
     <w:p>
@@ -31891,7 +30457,6 @@
           <w:lang w:val="en-US"/>
         </w:rPr>
       </w:pPr>
-      <w:bookmarkStart w:id="13" w:name="_Toc214563803"/>
       <w:r>
         <w:rPr>
           <w:rStyle w:val="af3"/>
@@ -31971,7 +30536,6 @@
         </w:rPr>
         <w:t>jarayoni</w:t>
       </w:r>
-      <w:bookmarkEnd w:id="13"/>
       <w:proofErr w:type="spellEnd"/>
     </w:p>
     <w:p>
@@ -33506,7 +32070,6 @@
           <w:lang w:val="en-US"/>
         </w:rPr>
       </w:pPr>
-      <w:bookmarkStart w:id="14" w:name="_Toc214563804"/>
       <w:r>
         <w:rPr>
           <w:rStyle w:val="af3"/>
@@ -33566,7 +32129,6 @@
         </w:rPr>
         <w:t>generatsiyasi</w:t>
       </w:r>
-      <w:bookmarkEnd w:id="14"/>
       <w:proofErr w:type="spellEnd"/>
     </w:p>
     <w:p>
@@ -34119,7 +32681,6 @@
           <w:lang w:val="en-US"/>
         </w:rPr>
       </w:pPr>
-      <w:bookmarkStart w:id="15" w:name="_Toc214563805"/>
       <w:r>
         <w:rPr>
           <w:rStyle w:val="af3"/>
@@ -34159,7 +32720,6 @@
         </w:rPr>
         <w:t>moslashuvchanlik</w:t>
       </w:r>
-      <w:bookmarkEnd w:id="15"/>
       <w:proofErr w:type="spellEnd"/>
     </w:p>
     <w:p>
@@ -34652,7 +33212,6 @@
           <w:szCs w:val="28"/>
         </w:rPr>
       </w:pPr>
-      <w:bookmarkStart w:id="16" w:name="_Toc214563806"/>
       <w:r>
         <w:rPr>
           <w:rStyle w:val="af3"/>
@@ -34718,7 +33277,6 @@
         </w:rPr>
         <w:t>mosligi</w:t>
       </w:r>
-      <w:bookmarkEnd w:id="16"/>
       <w:proofErr w:type="spellEnd"/>
     </w:p>
     <w:p>
@@ -35326,7 +33884,6 @@
           <w:lang w:val="en-US"/>
         </w:rPr>
       </w:pPr>
-      <w:bookmarkStart w:id="17" w:name="_Toc214563807"/>
       <w:r>
         <w:rPr>
           <w:rStyle w:val="af3"/>
@@ -35444,7 +34001,6 @@
         </w:rPr>
         <w:t>yaratish</w:t>
       </w:r>
-      <w:bookmarkEnd w:id="17"/>
       <w:proofErr w:type="spellEnd"/>
     </w:p>
     <w:p>
@@ -36183,7 +34739,6 @@
           <w:lang w:val="en-US"/>
         </w:rPr>
       </w:pPr>
-      <w:bookmarkStart w:id="18" w:name="_Toc214563808"/>
       <w:proofErr w:type="spellStart"/>
       <w:r>
         <w:rPr>
@@ -36239,7 +34794,6 @@
         </w:rPr>
         <w:t>asoslash</w:t>
       </w:r>
-      <w:bookmarkEnd w:id="18"/>
       <w:proofErr w:type="spellEnd"/>
     </w:p>
     <w:p>
@@ -36256,7 +34810,6 @@
           <w:lang w:val="en-US"/>
         </w:rPr>
       </w:pPr>
-      <w:bookmarkStart w:id="19" w:name="_Toc214563809"/>
       <w:r>
         <w:rPr>
           <w:rStyle w:val="af3"/>
@@ -36383,7 +34936,6 @@
         </w:rPr>
         <w:t>ehtiyoj</w:t>
       </w:r>
-      <w:bookmarkEnd w:id="19"/>
       <w:proofErr w:type="spellEnd"/>
     </w:p>
     <w:p>
@@ -37325,7 +35877,6 @@
           <w:lang w:val="en-US"/>
         </w:rPr>
       </w:pPr>
-      <w:bookmarkStart w:id="20" w:name="_Toc214563810"/>
       <w:r>
         <w:rPr>
           <w:rStyle w:val="af3"/>
@@ -37603,7 +36154,6 @@
         </w:rPr>
         <w:t>yo‘qligi</w:t>
       </w:r>
-      <w:bookmarkEnd w:id="20"/>
       <w:proofErr w:type="spellEnd"/>
     </w:p>
     <w:p>
@@ -38321,7 +36871,6 @@
           <w:lang w:val="en-US"/>
         </w:rPr>
       </w:pPr>
-      <w:bookmarkStart w:id="21" w:name="_Toc214563811"/>
       <w:r>
         <w:rPr>
           <w:rStyle w:val="af3"/>
@@ -38517,7 +37066,6 @@
         </w:rPr>
         <w:t>dolzarbligi</w:t>
       </w:r>
-      <w:bookmarkEnd w:id="21"/>
       <w:proofErr w:type="spellEnd"/>
     </w:p>
     <w:p>
@@ -39198,7 +37746,6 @@
           <w:lang w:val="en-US"/>
         </w:rPr>
       </w:pPr>
-      <w:bookmarkStart w:id="22" w:name="_Toc214563812"/>
       <w:r>
         <w:rPr>
           <w:rStyle w:val="af3"/>
@@ -39352,7 +37899,6 @@
         </w:rPr>
         <w:t xml:space="preserve"> samara</w:t>
       </w:r>
-      <w:bookmarkEnd w:id="22"/>
     </w:p>
     <w:p>
       <w:pPr>
@@ -41296,7 +39842,6 @@
           <w:lang w:val="en-US"/>
         </w:rPr>
       </w:pPr>
-      <w:bookmarkStart w:id="23" w:name="_Toc214563813"/>
       <w:r>
         <w:rPr>
           <w:sz w:val="28"/>
@@ -41458,7 +40003,6 @@
         </w:rPr>
         <w:t>natijalar</w:t>
       </w:r>
-      <w:bookmarkEnd w:id="23"/>
       <w:proofErr w:type="spellEnd"/>
     </w:p>
     <w:p>
@@ -49924,6 +48468,7 @@
         <w:lastRenderedPageBreak/>
         <w:t xml:space="preserve">3. </w:t>
       </w:r>
+      <w:proofErr w:type="spellStart"/>
       <w:r>
         <w:rPr>
           <w:rStyle w:val="af3"/>
@@ -49935,7 +48480,21 @@
           <w:szCs w:val="28"/>
           <w:lang w:val="en-US"/>
         </w:rPr>
-        <w:t xml:space="preserve">Diskret </w:t>
+        <w:t>Diskret</w:t>
+      </w:r>
+      <w:proofErr w:type="spellEnd"/>
+      <w:r>
+        <w:rPr>
+          <w:rStyle w:val="af3"/>
+          <w:b w:val="0"/>
+          <w:bCs w:val="0"/>
+          <w:i/>
+          <w:iCs/>
+          <w:sz w:val="28"/>
+          <w:szCs w:val="28"/>
+          <w:lang w:val="en-US"/>
+        </w:rPr>
+        <w:t xml:space="preserve"> </w:t>
       </w:r>
       <w:proofErr w:type="spellStart"/>
       <w:r>
@@ -50481,6 +49040,7 @@
         </w:rPr>
         <w:t xml:space="preserve">. </w:t>
       </w:r>
+      <w:proofErr w:type="spellStart"/>
       <w:r>
         <w:rPr>
           <w:rStyle w:val="af3"/>
@@ -50492,7 +49052,21 @@
           <w:szCs w:val="28"/>
           <w:lang w:val="en-US"/>
         </w:rPr>
-        <w:t xml:space="preserve">Sindirish </w:t>
+        <w:t>Sindirish</w:t>
+      </w:r>
+      <w:proofErr w:type="spellEnd"/>
+      <w:r>
+        <w:rPr>
+          <w:rStyle w:val="af3"/>
+          <w:b w:val="0"/>
+          <w:bCs w:val="0"/>
+          <w:i/>
+          <w:iCs/>
+          <w:sz w:val="28"/>
+          <w:szCs w:val="28"/>
+          <w:lang w:val="en-US"/>
+        </w:rPr>
+        <w:t xml:space="preserve"> </w:t>
       </w:r>
       <w:proofErr w:type="spellStart"/>
       <w:r>
@@ -54574,7 +53148,6 @@
           <w:lang w:val="en-US"/>
         </w:rPr>
       </w:pPr>
-      <w:bookmarkStart w:id="24" w:name="_Toc214563814"/>
       <w:r>
         <w:rPr>
           <w:sz w:val="28"/>
@@ -54800,7 +53373,6 @@
         </w:rPr>
         <w:t>natijalari</w:t>
       </w:r>
-      <w:bookmarkEnd w:id="24"/>
       <w:proofErr w:type="spellEnd"/>
     </w:p>
     <w:p>
@@ -55261,6 +53833,7 @@
           <w:color w:val="FF0000"/>
           <w:sz w:val="28"/>
           <w:szCs w:val="28"/>
+          <w:lang w:val="en-US"/>
         </w:rPr>
       </w:pPr>
       <w:proofErr w:type="spellStart"/>
@@ -55329,6 +53902,7 @@
             <w:color w:val="FF0000"/>
             <w:sz w:val="28"/>
             <w:szCs w:val="28"/>
+            <w:lang w:val="en-US"/>
           </w:rPr>
           <w:t>https://doi.org/10.1007/978-3-031-53488-1_36</w:t>
         </w:r>
@@ -55644,6 +54218,7 @@
           <w:color w:val="FF0000"/>
           <w:sz w:val="28"/>
           <w:szCs w:val="28"/>
+          <w:lang w:val="en-US"/>
         </w:rPr>
       </w:pPr>
       <w:proofErr w:type="spellStart"/>
@@ -55853,6 +54428,7 @@
             <w:color w:val="FF0000"/>
             <w:sz w:val="28"/>
             <w:szCs w:val="28"/>
+            <w:lang w:val="en-US"/>
           </w:rPr>
           <w:t>https://doi.org/10.1007/s13198-024-02253-7</w:t>
         </w:r>
@@ -55862,6 +54438,7 @@
           <w:color w:val="FF0000"/>
           <w:sz w:val="28"/>
           <w:szCs w:val="28"/>
+          <w:lang w:val="en-US"/>
         </w:rPr>
         <w:t xml:space="preserve"> – </w:t>
       </w:r>
@@ -55871,6 +54448,7 @@
           <w:color w:val="FF0000"/>
           <w:sz w:val="28"/>
           <w:szCs w:val="28"/>
+          <w:lang w:val="en-US"/>
         </w:rPr>
         <w:t>ilmiy</w:t>
       </w:r>
@@ -55880,15 +54458,17 @@
           <w:color w:val="FF0000"/>
           <w:sz w:val="28"/>
           <w:szCs w:val="28"/>
-        </w:rPr>
-        <w:t xml:space="preserve"> </w:t>
-      </w:r>
-      <w:proofErr w:type="spellStart"/>
-      <w:r>
-        <w:rPr>
-          <w:color w:val="FF0000"/>
-          <w:sz w:val="28"/>
-          <w:szCs w:val="28"/>
+          <w:lang w:val="en-US"/>
+        </w:rPr>
+        <w:t xml:space="preserve"> </w:t>
+      </w:r>
+      <w:proofErr w:type="spellStart"/>
+      <w:r>
+        <w:rPr>
+          <w:color w:val="FF0000"/>
+          <w:sz w:val="28"/>
+          <w:szCs w:val="28"/>
+          <w:lang w:val="en-US"/>
         </w:rPr>
         <w:t>maqola</w:t>
       </w:r>
@@ -55898,26 +54478,9 @@
           <w:color w:val="FF0000"/>
           <w:sz w:val="28"/>
           <w:szCs w:val="28"/>
-        </w:rPr>
-        <w:t xml:space="preserve"> (</w:t>
-      </w:r>
-      <w:proofErr w:type="spellStart"/>
-      <w:r>
-        <w:rPr>
-          <w:color w:val="FF0000"/>
-          <w:sz w:val="28"/>
-          <w:szCs w:val="28"/>
-        </w:rPr>
-        <w:t>Scopus</w:t>
-      </w:r>
-      <w:proofErr w:type="spellEnd"/>
-      <w:r>
-        <w:rPr>
-          <w:color w:val="FF0000"/>
-          <w:sz w:val="28"/>
-          <w:szCs w:val="28"/>
-        </w:rPr>
-        <w:t>, Q3).</w:t>
+          <w:lang w:val="en-US"/>
+        </w:rPr>
+        <w:t xml:space="preserve"> (Scopus, Q3).</w:t>
       </w:r>
     </w:p>
     <w:p>
@@ -56164,6 +54727,7 @@
           <w:color w:val="FF0000"/>
           <w:sz w:val="28"/>
           <w:szCs w:val="28"/>
+          <w:lang w:val="en-US"/>
         </w:rPr>
       </w:pPr>
       <w:proofErr w:type="spellStart"/>
@@ -56313,6 +54877,7 @@
             <w:color w:val="FF0000"/>
             <w:sz w:val="28"/>
             <w:szCs w:val="28"/>
+            <w:lang w:val="en-US"/>
           </w:rPr>
           <w:t>https://doi.org/10.1007/978-3-031-51521-7_16</w:t>
         </w:r>
@@ -56322,6 +54887,7 @@
           <w:color w:val="FF0000"/>
           <w:sz w:val="28"/>
           <w:szCs w:val="28"/>
+          <w:lang w:val="en-US"/>
         </w:rPr>
         <w:t xml:space="preserve"> – </w:t>
       </w:r>
@@ -56331,6 +54897,7 @@
           <w:color w:val="FF0000"/>
           <w:sz w:val="28"/>
           <w:szCs w:val="28"/>
+          <w:lang w:val="en-US"/>
         </w:rPr>
         <w:t>ilmiy</w:t>
       </w:r>
@@ -56340,15 +54907,17 @@
           <w:color w:val="FF0000"/>
           <w:sz w:val="28"/>
           <w:szCs w:val="28"/>
-        </w:rPr>
-        <w:t xml:space="preserve"> </w:t>
-      </w:r>
-      <w:proofErr w:type="spellStart"/>
-      <w:r>
-        <w:rPr>
-          <w:color w:val="FF0000"/>
-          <w:sz w:val="28"/>
-          <w:szCs w:val="28"/>
+          <w:lang w:val="en-US"/>
+        </w:rPr>
+        <w:t xml:space="preserve"> </w:t>
+      </w:r>
+      <w:proofErr w:type="spellStart"/>
+      <w:r>
+        <w:rPr>
+          <w:color w:val="FF0000"/>
+          <w:sz w:val="28"/>
+          <w:szCs w:val="28"/>
+          <w:lang w:val="en-US"/>
         </w:rPr>
         <w:t>maqola</w:t>
       </w:r>
@@ -56358,26 +54927,9 @@
           <w:color w:val="FF0000"/>
           <w:sz w:val="28"/>
           <w:szCs w:val="28"/>
-        </w:rPr>
-        <w:t xml:space="preserve"> (</w:t>
-      </w:r>
-      <w:proofErr w:type="spellStart"/>
-      <w:r>
-        <w:rPr>
-          <w:color w:val="FF0000"/>
-          <w:sz w:val="28"/>
-          <w:szCs w:val="28"/>
-        </w:rPr>
-        <w:t>Scopus</w:t>
-      </w:r>
-      <w:proofErr w:type="spellEnd"/>
-      <w:r>
-        <w:rPr>
-          <w:color w:val="FF0000"/>
-          <w:sz w:val="28"/>
-          <w:szCs w:val="28"/>
-        </w:rPr>
-        <w:t>).</w:t>
+          <w:lang w:val="en-US"/>
+        </w:rPr>
+        <w:t xml:space="preserve"> (Scopus).</w:t>
       </w:r>
     </w:p>
     <w:p>
@@ -56605,6 +55157,7 @@
           <w:color w:val="FF0000"/>
           <w:sz w:val="28"/>
           <w:szCs w:val="28"/>
+          <w:lang w:val="en-US"/>
         </w:rPr>
       </w:pPr>
       <w:proofErr w:type="spellStart"/>
@@ -56811,26 +55364,9 @@
           <w:color w:val="FF0000"/>
           <w:sz w:val="28"/>
           <w:szCs w:val="28"/>
-        </w:rPr>
-        <w:t xml:space="preserve">ISSN 2181-9750, </w:t>
-      </w:r>
-      <w:proofErr w:type="spellStart"/>
-      <w:r>
-        <w:rPr>
-          <w:color w:val="FF0000"/>
-          <w:sz w:val="28"/>
-          <w:szCs w:val="28"/>
-        </w:rPr>
-        <w:t>March</w:t>
-      </w:r>
-      <w:proofErr w:type="spellEnd"/>
-      <w:r>
-        <w:rPr>
-          <w:color w:val="FF0000"/>
-          <w:sz w:val="28"/>
-          <w:szCs w:val="28"/>
-        </w:rPr>
-        <w:t xml:space="preserve">, 2024-3. </w:t>
+          <w:lang w:val="en-US"/>
+        </w:rPr>
+        <w:t xml:space="preserve">ISSN 2181-9750, March, 2024-3. </w:t>
       </w:r>
       <w:hyperlink r:id="rId21" w:history="1">
         <w:r>
@@ -56839,6 +55375,7 @@
             <w:color w:val="FF0000"/>
             <w:sz w:val="28"/>
             <w:szCs w:val="28"/>
+            <w:lang w:val="en-US"/>
           </w:rPr>
           <w:t>http://khorezmscience.uz</w:t>
         </w:r>
@@ -56848,33 +55385,17 @@
           <w:color w:val="FF0000"/>
           <w:sz w:val="28"/>
           <w:szCs w:val="28"/>
-        </w:rPr>
-        <w:t xml:space="preserve">, </w:t>
-      </w:r>
-      <w:proofErr w:type="spellStart"/>
-      <w:r>
-        <w:rPr>
-          <w:color w:val="FF0000"/>
-          <w:sz w:val="28"/>
-          <w:szCs w:val="28"/>
-        </w:rPr>
-        <w:t>pp</w:t>
-      </w:r>
-      <w:proofErr w:type="spellEnd"/>
-      <w:r>
-        <w:rPr>
-          <w:color w:val="FF0000"/>
-          <w:sz w:val="28"/>
-          <w:szCs w:val="28"/>
-        </w:rPr>
-        <w:t xml:space="preserve">. 87–94 – </w:t>
-      </w:r>
-      <w:proofErr w:type="spellStart"/>
-      <w:r>
-        <w:rPr>
-          <w:color w:val="FF0000"/>
-          <w:sz w:val="28"/>
-          <w:szCs w:val="28"/>
+          <w:lang w:val="en-US"/>
+        </w:rPr>
+        <w:t xml:space="preserve">, pp. 87–94 – </w:t>
+      </w:r>
+      <w:proofErr w:type="spellStart"/>
+      <w:r>
+        <w:rPr>
+          <w:color w:val="FF0000"/>
+          <w:sz w:val="28"/>
+          <w:szCs w:val="28"/>
+          <w:lang w:val="en-US"/>
         </w:rPr>
         <w:t>ilmiy</w:t>
       </w:r>
@@ -56884,15 +55405,17 @@
           <w:color w:val="FF0000"/>
           <w:sz w:val="28"/>
           <w:szCs w:val="28"/>
-        </w:rPr>
-        <w:t xml:space="preserve"> </w:t>
-      </w:r>
-      <w:proofErr w:type="spellStart"/>
-      <w:r>
-        <w:rPr>
-          <w:color w:val="FF0000"/>
-          <w:sz w:val="28"/>
-          <w:szCs w:val="28"/>
+          <w:lang w:val="en-US"/>
+        </w:rPr>
+        <w:t xml:space="preserve"> </w:t>
+      </w:r>
+      <w:proofErr w:type="spellStart"/>
+      <w:r>
+        <w:rPr>
+          <w:color w:val="FF0000"/>
+          <w:sz w:val="28"/>
+          <w:szCs w:val="28"/>
+          <w:lang w:val="en-US"/>
         </w:rPr>
         <w:t>maqola</w:t>
       </w:r>
@@ -56902,6 +55425,7 @@
           <w:color w:val="FF0000"/>
           <w:sz w:val="28"/>
           <w:szCs w:val="28"/>
+          <w:lang w:val="en-US"/>
         </w:rPr>
         <w:t xml:space="preserve"> (OAK).</w:t>
       </w:r>
@@ -56916,6 +55440,7 @@
           <w:color w:val="FF0000"/>
           <w:sz w:val="28"/>
           <w:szCs w:val="28"/>
+          <w:lang w:val="en-US"/>
         </w:rPr>
       </w:pPr>
       <w:proofErr w:type="spellStart"/>
@@ -57088,48 +55613,22 @@
         </w:rPr>
         <w:t xml:space="preserve"> </w:t>
       </w:r>
-      <w:proofErr w:type="spellStart"/>
-      <w:r>
-        <w:rPr>
-          <w:color w:val="FF0000"/>
-          <w:sz w:val="28"/>
-          <w:szCs w:val="28"/>
-        </w:rPr>
-        <w:t>February</w:t>
-      </w:r>
-      <w:proofErr w:type="spellEnd"/>
-      <w:r>
-        <w:rPr>
-          <w:color w:val="FF0000"/>
-          <w:sz w:val="28"/>
-          <w:szCs w:val="28"/>
-        </w:rPr>
-        <w:t xml:space="preserve">, 2024-2. ISSN 2181-9750, </w:t>
-      </w:r>
-      <w:proofErr w:type="spellStart"/>
-      <w:r>
-        <w:rPr>
-          <w:color w:val="FF0000"/>
-          <w:sz w:val="28"/>
-          <w:szCs w:val="28"/>
-        </w:rPr>
-        <w:t>pp</w:t>
-      </w:r>
-      <w:proofErr w:type="spellEnd"/>
-      <w:r>
-        <w:rPr>
-          <w:color w:val="FF0000"/>
-          <w:sz w:val="28"/>
-          <w:szCs w:val="28"/>
-        </w:rPr>
-        <w:t xml:space="preserve">. 87–92 – </w:t>
-      </w:r>
-      <w:proofErr w:type="spellStart"/>
-      <w:r>
-        <w:rPr>
-          <w:color w:val="FF0000"/>
-          <w:sz w:val="28"/>
-          <w:szCs w:val="28"/>
+      <w:r>
+        <w:rPr>
+          <w:color w:val="FF0000"/>
+          <w:sz w:val="28"/>
+          <w:szCs w:val="28"/>
+          <w:lang w:val="en-US"/>
+        </w:rPr>
+        <w:t xml:space="preserve">February, 2024-2. ISSN 2181-9750, pp. 87–92 – </w:t>
+      </w:r>
+      <w:proofErr w:type="spellStart"/>
+      <w:r>
+        <w:rPr>
+          <w:color w:val="FF0000"/>
+          <w:sz w:val="28"/>
+          <w:szCs w:val="28"/>
+          <w:lang w:val="en-US"/>
         </w:rPr>
         <w:t>ilmiy</w:t>
       </w:r>
@@ -57139,15 +55638,17 @@
           <w:color w:val="FF0000"/>
           <w:sz w:val="28"/>
           <w:szCs w:val="28"/>
-        </w:rPr>
-        <w:t xml:space="preserve"> </w:t>
-      </w:r>
-      <w:proofErr w:type="spellStart"/>
-      <w:r>
-        <w:rPr>
-          <w:color w:val="FF0000"/>
-          <w:sz w:val="28"/>
-          <w:szCs w:val="28"/>
+          <w:lang w:val="en-US"/>
+        </w:rPr>
+        <w:t xml:space="preserve"> </w:t>
+      </w:r>
+      <w:proofErr w:type="spellStart"/>
+      <w:r>
+        <w:rPr>
+          <w:color w:val="FF0000"/>
+          <w:sz w:val="28"/>
+          <w:szCs w:val="28"/>
+          <w:lang w:val="en-US"/>
         </w:rPr>
         <w:t>maqola</w:t>
       </w:r>
@@ -57157,6 +55658,7 @@
           <w:color w:val="FF0000"/>
           <w:sz w:val="28"/>
           <w:szCs w:val="28"/>
+          <w:lang w:val="en-US"/>
         </w:rPr>
         <w:t xml:space="preserve"> (OAK).</w:t>
       </w:r>
@@ -57171,6 +55673,7 @@
           <w:color w:val="FF0000"/>
           <w:sz w:val="28"/>
           <w:szCs w:val="28"/>
+          <w:lang w:val="en-US"/>
         </w:rPr>
       </w:pPr>
       <w:proofErr w:type="spellStart"/>
@@ -57179,6 +55682,7 @@
           <w:color w:val="FF0000"/>
           <w:sz w:val="28"/>
           <w:szCs w:val="28"/>
+          <w:lang w:val="en-US"/>
         </w:rPr>
         <w:t>Xudoyqulov</w:t>
       </w:r>
@@ -57188,6 +55692,7 @@
           <w:color w:val="FF0000"/>
           <w:sz w:val="28"/>
           <w:szCs w:val="28"/>
+          <w:lang w:val="en-US"/>
         </w:rPr>
         <w:t xml:space="preserve"> Z.T., </w:t>
       </w:r>
@@ -57197,6 +55702,7 @@
           <w:color w:val="FF0000"/>
           <w:sz w:val="28"/>
           <w:szCs w:val="28"/>
+          <w:lang w:val="en-US"/>
         </w:rPr>
         <w:t>Rakhmatullayev</w:t>
       </w:r>
@@ -57206,6 +55712,7 @@
           <w:color w:val="FF0000"/>
           <w:sz w:val="28"/>
           <w:szCs w:val="28"/>
+          <w:lang w:val="en-US"/>
         </w:rPr>
         <w:t xml:space="preserve"> I.R. “</w:t>
       </w:r>
@@ -57215,6 +55722,7 @@
           <w:color w:val="FF0000"/>
           <w:sz w:val="28"/>
           <w:szCs w:val="28"/>
+          <w:lang w:val="en-US"/>
         </w:rPr>
         <w:t>Yengil</w:t>
       </w:r>
@@ -57224,15 +55732,17 @@
           <w:color w:val="FF0000"/>
           <w:sz w:val="28"/>
           <w:szCs w:val="28"/>
-        </w:rPr>
-        <w:t xml:space="preserve"> </w:t>
-      </w:r>
-      <w:proofErr w:type="spellStart"/>
-      <w:r>
-        <w:rPr>
-          <w:color w:val="FF0000"/>
-          <w:sz w:val="28"/>
-          <w:szCs w:val="28"/>
+          <w:lang w:val="en-US"/>
+        </w:rPr>
+        <w:t xml:space="preserve"> </w:t>
+      </w:r>
+      <w:proofErr w:type="spellStart"/>
+      <w:r>
+        <w:rPr>
+          <w:color w:val="FF0000"/>
+          <w:sz w:val="28"/>
+          <w:szCs w:val="28"/>
+          <w:lang w:val="en-US"/>
         </w:rPr>
         <w:t>vaznli</w:t>
       </w:r>
@@ -57242,15 +55752,17 @@
           <w:color w:val="FF0000"/>
           <w:sz w:val="28"/>
           <w:szCs w:val="28"/>
-        </w:rPr>
-        <w:t xml:space="preserve"> </w:t>
-      </w:r>
-      <w:proofErr w:type="spellStart"/>
-      <w:r>
-        <w:rPr>
-          <w:color w:val="FF0000"/>
-          <w:sz w:val="28"/>
-          <w:szCs w:val="28"/>
+          <w:lang w:val="en-US"/>
+        </w:rPr>
+        <w:t xml:space="preserve"> </w:t>
+      </w:r>
+      <w:proofErr w:type="spellStart"/>
+      <w:r>
+        <w:rPr>
+          <w:color w:val="FF0000"/>
+          <w:sz w:val="28"/>
+          <w:szCs w:val="28"/>
+          <w:lang w:val="en-US"/>
         </w:rPr>
         <w:t>kriptografik</w:t>
       </w:r>
@@ -57260,15 +55772,17 @@
           <w:color w:val="FF0000"/>
           <w:sz w:val="28"/>
           <w:szCs w:val="28"/>
-        </w:rPr>
-        <w:t xml:space="preserve"> </w:t>
-      </w:r>
-      <w:proofErr w:type="spellStart"/>
-      <w:r>
-        <w:rPr>
-          <w:color w:val="FF0000"/>
-          <w:sz w:val="28"/>
-          <w:szCs w:val="28"/>
+          <w:lang w:val="en-US"/>
+        </w:rPr>
+        <w:t xml:space="preserve"> </w:t>
+      </w:r>
+      <w:proofErr w:type="spellStart"/>
+      <w:r>
+        <w:rPr>
+          <w:color w:val="FF0000"/>
+          <w:sz w:val="28"/>
+          <w:szCs w:val="28"/>
+          <w:lang w:val="en-US"/>
         </w:rPr>
         <w:t>algoritmlarda</w:t>
       </w:r>
@@ -57278,15 +55792,17 @@
           <w:color w:val="FF0000"/>
           <w:sz w:val="28"/>
           <w:szCs w:val="28"/>
-        </w:rPr>
-        <w:t xml:space="preserve"> </w:t>
-      </w:r>
-      <w:proofErr w:type="spellStart"/>
-      <w:r>
-        <w:rPr>
-          <w:color w:val="FF0000"/>
-          <w:sz w:val="28"/>
-          <w:szCs w:val="28"/>
+          <w:lang w:val="en-US"/>
+        </w:rPr>
+        <w:t xml:space="preserve"> </w:t>
+      </w:r>
+      <w:proofErr w:type="spellStart"/>
+      <w:r>
+        <w:rPr>
+          <w:color w:val="FF0000"/>
+          <w:sz w:val="28"/>
+          <w:szCs w:val="28"/>
+          <w:lang w:val="en-US"/>
         </w:rPr>
         <w:t>foydalanilgan</w:t>
       </w:r>
@@ -57296,15 +55812,17 @@
           <w:color w:val="FF0000"/>
           <w:sz w:val="28"/>
           <w:szCs w:val="28"/>
-        </w:rPr>
-        <w:t xml:space="preserve"> </w:t>
-      </w:r>
-      <w:proofErr w:type="spellStart"/>
-      <w:r>
-        <w:rPr>
-          <w:color w:val="FF0000"/>
-          <w:sz w:val="28"/>
-          <w:szCs w:val="28"/>
+          <w:lang w:val="en-US"/>
+        </w:rPr>
+        <w:t xml:space="preserve"> </w:t>
+      </w:r>
+      <w:proofErr w:type="spellStart"/>
+      <w:r>
+        <w:rPr>
+          <w:color w:val="FF0000"/>
+          <w:sz w:val="28"/>
+          <w:szCs w:val="28"/>
+          <w:lang w:val="en-US"/>
         </w:rPr>
         <w:t>chiziqsiz</w:t>
       </w:r>
@@ -57314,15 +55832,17 @@
           <w:color w:val="FF0000"/>
           <w:sz w:val="28"/>
           <w:szCs w:val="28"/>
-        </w:rPr>
-        <w:t xml:space="preserve"> </w:t>
-      </w:r>
-      <w:proofErr w:type="spellStart"/>
-      <w:r>
-        <w:rPr>
-          <w:color w:val="FF0000"/>
-          <w:sz w:val="28"/>
-          <w:szCs w:val="28"/>
+          <w:lang w:val="en-US"/>
+        </w:rPr>
+        <w:t xml:space="preserve"> </w:t>
+      </w:r>
+      <w:proofErr w:type="spellStart"/>
+      <w:r>
+        <w:rPr>
+          <w:color w:val="FF0000"/>
+          <w:sz w:val="28"/>
+          <w:szCs w:val="28"/>
+          <w:lang w:val="en-US"/>
         </w:rPr>
         <w:t>akslantirishlash</w:t>
       </w:r>
@@ -57332,15 +55852,17 @@
           <w:color w:val="FF0000"/>
           <w:sz w:val="28"/>
           <w:szCs w:val="28"/>
-        </w:rPr>
-        <w:t xml:space="preserve"> </w:t>
-      </w:r>
-      <w:proofErr w:type="spellStart"/>
-      <w:r>
-        <w:rPr>
-          <w:color w:val="FF0000"/>
-          <w:sz w:val="28"/>
-          <w:szCs w:val="28"/>
+          <w:lang w:val="en-US"/>
+        </w:rPr>
+        <w:t xml:space="preserve"> </w:t>
+      </w:r>
+      <w:proofErr w:type="spellStart"/>
+      <w:r>
+        <w:rPr>
+          <w:color w:val="FF0000"/>
+          <w:sz w:val="28"/>
+          <w:szCs w:val="28"/>
+          <w:lang w:val="en-US"/>
         </w:rPr>
         <w:t>tahlili</w:t>
       </w:r>
@@ -57350,6 +55872,7 @@
           <w:color w:val="FF0000"/>
           <w:sz w:val="28"/>
           <w:szCs w:val="28"/>
+          <w:lang w:val="en-US"/>
         </w:rPr>
         <w:t xml:space="preserve">.” </w:t>
       </w:r>
@@ -57360,6 +55883,7 @@
           <w:color w:val="FF0000"/>
           <w:sz w:val="28"/>
           <w:szCs w:val="28"/>
+          <w:lang w:val="en-US"/>
         </w:rPr>
         <w:t>Raqamli</w:t>
       </w:r>
@@ -57370,6 +55894,7 @@
           <w:color w:val="FF0000"/>
           <w:sz w:val="28"/>
           <w:szCs w:val="28"/>
+          <w:lang w:val="en-US"/>
         </w:rPr>
         <w:t xml:space="preserve"> </w:t>
       </w:r>
@@ -57380,6 +55905,7 @@
           <w:color w:val="FF0000"/>
           <w:sz w:val="28"/>
           <w:szCs w:val="28"/>
+          <w:lang w:val="en-US"/>
         </w:rPr>
         <w:t>texnologiyalarning</w:t>
       </w:r>
@@ -57390,6 +55916,7 @@
           <w:color w:val="FF0000"/>
           <w:sz w:val="28"/>
           <w:szCs w:val="28"/>
+          <w:lang w:val="en-US"/>
         </w:rPr>
         <w:t xml:space="preserve"> </w:t>
       </w:r>
@@ -57400,6 +55927,7 @@
           <w:color w:val="FF0000"/>
           <w:sz w:val="28"/>
           <w:szCs w:val="28"/>
+          <w:lang w:val="en-US"/>
         </w:rPr>
         <w:t>nazariy</w:t>
       </w:r>
@@ -57410,6 +55938,7 @@
           <w:color w:val="FF0000"/>
           <w:sz w:val="28"/>
           <w:szCs w:val="28"/>
+          <w:lang w:val="en-US"/>
         </w:rPr>
         <w:t xml:space="preserve"> </w:t>
       </w:r>
@@ -57420,6 +55949,7 @@
           <w:color w:val="FF0000"/>
           <w:sz w:val="28"/>
           <w:szCs w:val="28"/>
+          <w:lang w:val="en-US"/>
         </w:rPr>
         <w:t>va</w:t>
       </w:r>
@@ -57430,6 +55960,7 @@
           <w:color w:val="FF0000"/>
           <w:sz w:val="28"/>
           <w:szCs w:val="28"/>
+          <w:lang w:val="en-US"/>
         </w:rPr>
         <w:t xml:space="preserve"> </w:t>
       </w:r>
@@ -57440,6 +55971,7 @@
           <w:color w:val="FF0000"/>
           <w:sz w:val="28"/>
           <w:szCs w:val="28"/>
+          <w:lang w:val="en-US"/>
         </w:rPr>
         <w:t>amaliy</w:t>
       </w:r>
@@ -57450,6 +55982,7 @@
           <w:color w:val="FF0000"/>
           <w:sz w:val="28"/>
           <w:szCs w:val="28"/>
+          <w:lang w:val="en-US"/>
         </w:rPr>
         <w:t xml:space="preserve"> </w:t>
       </w:r>
@@ -57460,6 +55993,7 @@
           <w:color w:val="FF0000"/>
           <w:sz w:val="28"/>
           <w:szCs w:val="28"/>
+          <w:lang w:val="en-US"/>
         </w:rPr>
         <w:t>masalalari</w:t>
       </w:r>
@@ -57469,15 +56003,17 @@
           <w:color w:val="FF0000"/>
           <w:sz w:val="28"/>
           <w:szCs w:val="28"/>
-        </w:rPr>
-        <w:t xml:space="preserve"> </w:t>
-      </w:r>
-      <w:proofErr w:type="spellStart"/>
-      <w:r>
-        <w:rPr>
-          <w:color w:val="FF0000"/>
-          <w:sz w:val="28"/>
-          <w:szCs w:val="28"/>
+          <w:lang w:val="en-US"/>
+        </w:rPr>
+        <w:t xml:space="preserve"> </w:t>
+      </w:r>
+      <w:proofErr w:type="spellStart"/>
+      <w:r>
+        <w:rPr>
+          <w:color w:val="FF0000"/>
+          <w:sz w:val="28"/>
+          <w:szCs w:val="28"/>
+          <w:lang w:val="en-US"/>
         </w:rPr>
         <w:t>xalqaro</w:t>
       </w:r>
@@ -57487,15 +56023,17 @@
           <w:color w:val="FF0000"/>
           <w:sz w:val="28"/>
           <w:szCs w:val="28"/>
-        </w:rPr>
-        <w:t xml:space="preserve"> </w:t>
-      </w:r>
-      <w:proofErr w:type="spellStart"/>
-      <w:r>
-        <w:rPr>
-          <w:color w:val="FF0000"/>
-          <w:sz w:val="28"/>
-          <w:szCs w:val="28"/>
+          <w:lang w:val="en-US"/>
+        </w:rPr>
+        <w:t xml:space="preserve"> </w:t>
+      </w:r>
+      <w:proofErr w:type="spellStart"/>
+      <w:r>
+        <w:rPr>
+          <w:color w:val="FF0000"/>
+          <w:sz w:val="28"/>
+          <w:szCs w:val="28"/>
+          <w:lang w:val="en-US"/>
         </w:rPr>
         <w:t>jurnali</w:t>
       </w:r>
@@ -57505,6 +56043,7 @@
           <w:color w:val="FF0000"/>
           <w:sz w:val="28"/>
           <w:szCs w:val="28"/>
+          <w:lang w:val="en-US"/>
         </w:rPr>
         <w:t>. 2024. №2(8). B. 51–58.</w:t>
       </w:r>
@@ -57519,6 +56058,7 @@
           <w:color w:val="FF0000"/>
           <w:sz w:val="28"/>
           <w:szCs w:val="28"/>
+          <w:lang w:val="en-US"/>
         </w:rPr>
       </w:pPr>
       <w:proofErr w:type="spellStart"/>
@@ -57527,6 +56067,7 @@
           <w:color w:val="FF0000"/>
           <w:sz w:val="28"/>
           <w:szCs w:val="28"/>
+          <w:lang w:val="en-US"/>
         </w:rPr>
         <w:t>Allanov</w:t>
       </w:r>
@@ -57536,6 +56077,7 @@
           <w:color w:val="FF0000"/>
           <w:sz w:val="28"/>
           <w:szCs w:val="28"/>
+          <w:lang w:val="en-US"/>
         </w:rPr>
         <w:t xml:space="preserve"> O. “</w:t>
       </w:r>
@@ -57545,6 +56087,7 @@
           <w:color w:val="FF0000"/>
           <w:sz w:val="28"/>
           <w:szCs w:val="28"/>
+          <w:lang w:val="en-US"/>
         </w:rPr>
         <w:t>Kriptografik</w:t>
       </w:r>
@@ -57554,15 +56097,17 @@
           <w:color w:val="FF0000"/>
           <w:sz w:val="28"/>
           <w:szCs w:val="28"/>
-        </w:rPr>
-        <w:t xml:space="preserve"> </w:t>
-      </w:r>
-      <w:proofErr w:type="spellStart"/>
-      <w:r>
-        <w:rPr>
-          <w:color w:val="FF0000"/>
-          <w:sz w:val="28"/>
-          <w:szCs w:val="28"/>
+          <w:lang w:val="en-US"/>
+        </w:rPr>
+        <w:t xml:space="preserve"> </w:t>
+      </w:r>
+      <w:proofErr w:type="spellStart"/>
+      <w:r>
+        <w:rPr>
+          <w:color w:val="FF0000"/>
+          <w:sz w:val="28"/>
+          <w:szCs w:val="28"/>
+          <w:lang w:val="en-US"/>
         </w:rPr>
         <w:t>xesh</w:t>
       </w:r>
@@ -57572,15 +56117,17 @@
           <w:color w:val="FF0000"/>
           <w:sz w:val="28"/>
           <w:szCs w:val="28"/>
-        </w:rPr>
-        <w:t xml:space="preserve"> </w:t>
-      </w:r>
-      <w:proofErr w:type="spellStart"/>
-      <w:r>
-        <w:rPr>
-          <w:color w:val="FF0000"/>
-          <w:sz w:val="28"/>
-          <w:szCs w:val="28"/>
+          <w:lang w:val="en-US"/>
+        </w:rPr>
+        <w:t xml:space="preserve"> </w:t>
+      </w:r>
+      <w:proofErr w:type="spellStart"/>
+      <w:r>
+        <w:rPr>
+          <w:color w:val="FF0000"/>
+          <w:sz w:val="28"/>
+          <w:szCs w:val="28"/>
+          <w:lang w:val="en-US"/>
         </w:rPr>
         <w:t>funksiyalarning</w:t>
       </w:r>
@@ -57590,15 +56137,17 @@
           <w:color w:val="FF0000"/>
           <w:sz w:val="28"/>
           <w:szCs w:val="28"/>
-        </w:rPr>
-        <w:t xml:space="preserve"> </w:t>
-      </w:r>
-      <w:proofErr w:type="spellStart"/>
-      <w:r>
-        <w:rPr>
-          <w:color w:val="FF0000"/>
-          <w:sz w:val="28"/>
-          <w:szCs w:val="28"/>
+          <w:lang w:val="en-US"/>
+        </w:rPr>
+        <w:t xml:space="preserve"> </w:t>
+      </w:r>
+      <w:proofErr w:type="spellStart"/>
+      <w:r>
+        <w:rPr>
+          <w:color w:val="FF0000"/>
+          <w:sz w:val="28"/>
+          <w:szCs w:val="28"/>
+          <w:lang w:val="en-US"/>
         </w:rPr>
         <w:t>axborot</w:t>
       </w:r>
@@ -57608,15 +56157,17 @@
           <w:color w:val="FF0000"/>
           <w:sz w:val="28"/>
           <w:szCs w:val="28"/>
-        </w:rPr>
-        <w:t xml:space="preserve"> </w:t>
-      </w:r>
-      <w:proofErr w:type="spellStart"/>
-      <w:r>
-        <w:rPr>
-          <w:color w:val="FF0000"/>
-          <w:sz w:val="28"/>
-          <w:szCs w:val="28"/>
+          <w:lang w:val="en-US"/>
+        </w:rPr>
+        <w:t xml:space="preserve"> </w:t>
+      </w:r>
+      <w:proofErr w:type="spellStart"/>
+      <w:r>
+        <w:rPr>
+          <w:color w:val="FF0000"/>
+          <w:sz w:val="28"/>
+          <w:szCs w:val="28"/>
+          <w:lang w:val="en-US"/>
         </w:rPr>
         <w:t>xavfsizligini</w:t>
       </w:r>
@@ -57626,15 +56177,17 @@
           <w:color w:val="FF0000"/>
           <w:sz w:val="28"/>
           <w:szCs w:val="28"/>
-        </w:rPr>
-        <w:t xml:space="preserve"> </w:t>
-      </w:r>
-      <w:proofErr w:type="spellStart"/>
-      <w:r>
-        <w:rPr>
-          <w:color w:val="FF0000"/>
-          <w:sz w:val="28"/>
-          <w:szCs w:val="28"/>
+          <w:lang w:val="en-US"/>
+        </w:rPr>
+        <w:t xml:space="preserve"> </w:t>
+      </w:r>
+      <w:proofErr w:type="spellStart"/>
+      <w:r>
+        <w:rPr>
+          <w:color w:val="FF0000"/>
+          <w:sz w:val="28"/>
+          <w:szCs w:val="28"/>
+          <w:lang w:val="en-US"/>
         </w:rPr>
         <w:t>ta’minlashdagi</w:t>
       </w:r>
@@ -57644,51 +56197,48 @@
           <w:color w:val="FF0000"/>
           <w:sz w:val="28"/>
           <w:szCs w:val="28"/>
-        </w:rPr>
-        <w:t xml:space="preserve"> </w:t>
-      </w:r>
-      <w:proofErr w:type="spellStart"/>
-      <w:r>
-        <w:rPr>
-          <w:color w:val="FF0000"/>
-          <w:sz w:val="28"/>
-          <w:szCs w:val="28"/>
-        </w:rPr>
-        <w:t>o‘rni</w:t>
-      </w:r>
-      <w:proofErr w:type="spellEnd"/>
-      <w:r>
-        <w:rPr>
-          <w:color w:val="FF0000"/>
-          <w:sz w:val="28"/>
-          <w:szCs w:val="28"/>
-        </w:rPr>
-        <w:t xml:space="preserve">.” </w:t>
-      </w:r>
-      <w:proofErr w:type="spellStart"/>
-      <w:r>
-        <w:rPr>
-          <w:color w:val="FF0000"/>
-          <w:sz w:val="28"/>
-          <w:szCs w:val="28"/>
-        </w:rPr>
-        <w:t>Respublika</w:t>
-      </w:r>
-      <w:proofErr w:type="spellEnd"/>
-      <w:r>
-        <w:rPr>
-          <w:color w:val="FF0000"/>
-          <w:sz w:val="28"/>
-          <w:szCs w:val="28"/>
-        </w:rPr>
-        <w:t xml:space="preserve"> </w:t>
-      </w:r>
-      <w:proofErr w:type="spellStart"/>
-      <w:r>
-        <w:rPr>
-          <w:color w:val="FF0000"/>
-          <w:sz w:val="28"/>
-          <w:szCs w:val="28"/>
+          <w:lang w:val="en-US"/>
+        </w:rPr>
+        <w:t xml:space="preserve"> </w:t>
+      </w:r>
+      <w:proofErr w:type="spellStart"/>
+      <w:proofErr w:type="gramStart"/>
+      <w:r>
+        <w:rPr>
+          <w:color w:val="FF0000"/>
+          <w:sz w:val="28"/>
+          <w:szCs w:val="28"/>
+          <w:lang w:val="en-US"/>
+        </w:rPr>
+        <w:t>o‘</w:t>
+      </w:r>
+      <w:proofErr w:type="gramEnd"/>
+      <w:r>
+        <w:rPr>
+          <w:color w:val="FF0000"/>
+          <w:sz w:val="28"/>
+          <w:szCs w:val="28"/>
+          <w:lang w:val="en-US"/>
+        </w:rPr>
+        <w:t>rni</w:t>
+      </w:r>
+      <w:proofErr w:type="spellEnd"/>
+      <w:r>
+        <w:rPr>
+          <w:color w:val="FF0000"/>
+          <w:sz w:val="28"/>
+          <w:szCs w:val="28"/>
+          <w:lang w:val="en-US"/>
+        </w:rPr>
+        <w:t xml:space="preserve">.” Respublika </w:t>
+      </w:r>
+      <w:proofErr w:type="spellStart"/>
+      <w:r>
+        <w:rPr>
+          <w:color w:val="FF0000"/>
+          <w:sz w:val="28"/>
+          <w:szCs w:val="28"/>
+          <w:lang w:val="en-US"/>
         </w:rPr>
         <w:t>ilmiy-texnik</w:t>
       </w:r>
@@ -57698,15 +56248,17 @@
           <w:color w:val="FF0000"/>
           <w:sz w:val="28"/>
           <w:szCs w:val="28"/>
-        </w:rPr>
-        <w:t xml:space="preserve"> </w:t>
-      </w:r>
-      <w:proofErr w:type="spellStart"/>
-      <w:r>
-        <w:rPr>
-          <w:color w:val="FF0000"/>
-          <w:sz w:val="28"/>
-          <w:szCs w:val="28"/>
+          <w:lang w:val="en-US"/>
+        </w:rPr>
+        <w:t xml:space="preserve"> </w:t>
+      </w:r>
+      <w:proofErr w:type="spellStart"/>
+      <w:r>
+        <w:rPr>
+          <w:color w:val="FF0000"/>
+          <w:sz w:val="28"/>
+          <w:szCs w:val="28"/>
+          <w:lang w:val="en-US"/>
         </w:rPr>
         <w:t>anjumani</w:t>
       </w:r>
@@ -57716,6 +56268,7 @@
           <w:color w:val="FF0000"/>
           <w:sz w:val="28"/>
           <w:szCs w:val="28"/>
+          <w:lang w:val="en-US"/>
         </w:rPr>
         <w:t>, “</w:t>
       </w:r>
@@ -57725,6 +56278,7 @@
           <w:color w:val="FF0000"/>
           <w:sz w:val="28"/>
           <w:szCs w:val="28"/>
+          <w:lang w:val="en-US"/>
         </w:rPr>
         <w:t>Iqtisodiyotning</w:t>
       </w:r>
@@ -57734,33 +56288,17 @@
           <w:color w:val="FF0000"/>
           <w:sz w:val="28"/>
           <w:szCs w:val="28"/>
-        </w:rPr>
-        <w:t xml:space="preserve"> </w:t>
-      </w:r>
-      <w:proofErr w:type="spellStart"/>
-      <w:r>
-        <w:rPr>
-          <w:color w:val="FF0000"/>
-          <w:sz w:val="28"/>
-          <w:szCs w:val="28"/>
-        </w:rPr>
-        <w:t>real</w:t>
-      </w:r>
-      <w:proofErr w:type="spellEnd"/>
-      <w:r>
-        <w:rPr>
-          <w:color w:val="FF0000"/>
-          <w:sz w:val="28"/>
-          <w:szCs w:val="28"/>
-        </w:rPr>
-        <w:t xml:space="preserve"> </w:t>
-      </w:r>
-      <w:proofErr w:type="spellStart"/>
-      <w:r>
-        <w:rPr>
-          <w:color w:val="FF0000"/>
-          <w:sz w:val="28"/>
-          <w:szCs w:val="28"/>
+          <w:lang w:val="en-US"/>
+        </w:rPr>
+        <w:t xml:space="preserve"> real </w:t>
+      </w:r>
+      <w:proofErr w:type="spellStart"/>
+      <w:r>
+        <w:rPr>
+          <w:color w:val="FF0000"/>
+          <w:sz w:val="28"/>
+          <w:szCs w:val="28"/>
+          <w:lang w:val="en-US"/>
         </w:rPr>
         <w:t>tarmoqlarini</w:t>
       </w:r>
@@ -57770,15 +56308,17 @@
           <w:color w:val="FF0000"/>
           <w:sz w:val="28"/>
           <w:szCs w:val="28"/>
-        </w:rPr>
-        <w:t xml:space="preserve"> </w:t>
-      </w:r>
-      <w:proofErr w:type="spellStart"/>
-      <w:r>
-        <w:rPr>
-          <w:color w:val="FF0000"/>
-          <w:sz w:val="28"/>
-          <w:szCs w:val="28"/>
+          <w:lang w:val="en-US"/>
+        </w:rPr>
+        <w:t xml:space="preserve"> </w:t>
+      </w:r>
+      <w:proofErr w:type="spellStart"/>
+      <w:r>
+        <w:rPr>
+          <w:color w:val="FF0000"/>
+          <w:sz w:val="28"/>
+          <w:szCs w:val="28"/>
+          <w:lang w:val="en-US"/>
         </w:rPr>
         <w:t>innovatsion</w:t>
       </w:r>
@@ -57788,15 +56328,17 @@
           <w:color w:val="FF0000"/>
           <w:sz w:val="28"/>
           <w:szCs w:val="28"/>
-        </w:rPr>
-        <w:t xml:space="preserve"> </w:t>
-      </w:r>
-      <w:proofErr w:type="spellStart"/>
-      <w:r>
-        <w:rPr>
-          <w:color w:val="FF0000"/>
-          <w:sz w:val="28"/>
-          <w:szCs w:val="28"/>
+          <w:lang w:val="en-US"/>
+        </w:rPr>
+        <w:t xml:space="preserve"> </w:t>
+      </w:r>
+      <w:proofErr w:type="spellStart"/>
+      <w:r>
+        <w:rPr>
+          <w:color w:val="FF0000"/>
+          <w:sz w:val="28"/>
+          <w:szCs w:val="28"/>
+          <w:lang w:val="en-US"/>
         </w:rPr>
         <w:t>rivojlanishida</w:t>
       </w:r>
@@ -57806,15 +56348,17 @@
           <w:color w:val="FF0000"/>
           <w:sz w:val="28"/>
           <w:szCs w:val="28"/>
-        </w:rPr>
-        <w:t xml:space="preserve"> </w:t>
-      </w:r>
-      <w:proofErr w:type="spellStart"/>
-      <w:r>
-        <w:rPr>
-          <w:color w:val="FF0000"/>
-          <w:sz w:val="28"/>
-          <w:szCs w:val="28"/>
+          <w:lang w:val="en-US"/>
+        </w:rPr>
+        <w:t xml:space="preserve"> </w:t>
+      </w:r>
+      <w:proofErr w:type="spellStart"/>
+      <w:r>
+        <w:rPr>
+          <w:color w:val="FF0000"/>
+          <w:sz w:val="28"/>
+          <w:szCs w:val="28"/>
+          <w:lang w:val="en-US"/>
         </w:rPr>
         <w:t>axborot</w:t>
       </w:r>
@@ -57824,6 +56368,7 @@
           <w:color w:val="FF0000"/>
           <w:sz w:val="28"/>
           <w:szCs w:val="28"/>
+          <w:lang w:val="en-US"/>
         </w:rPr>
         <w:t>–</w:t>
       </w:r>
@@ -57833,6 +56378,7 @@
           <w:color w:val="FF0000"/>
           <w:sz w:val="28"/>
           <w:szCs w:val="28"/>
+          <w:lang w:val="en-US"/>
         </w:rPr>
         <w:t>kommunikatsiya</w:t>
       </w:r>
@@ -57842,15 +56388,17 @@
           <w:color w:val="FF0000"/>
           <w:sz w:val="28"/>
           <w:szCs w:val="28"/>
-        </w:rPr>
-        <w:t xml:space="preserve"> </w:t>
-      </w:r>
-      <w:proofErr w:type="spellStart"/>
-      <w:r>
-        <w:rPr>
-          <w:color w:val="FF0000"/>
-          <w:sz w:val="28"/>
-          <w:szCs w:val="28"/>
+          <w:lang w:val="en-US"/>
+        </w:rPr>
+        <w:t xml:space="preserve"> </w:t>
+      </w:r>
+      <w:proofErr w:type="spellStart"/>
+      <w:r>
+        <w:rPr>
+          <w:color w:val="FF0000"/>
+          <w:sz w:val="28"/>
+          <w:szCs w:val="28"/>
+          <w:lang w:val="en-US"/>
         </w:rPr>
         <w:t>texnologiyalarining</w:t>
       </w:r>
@@ -57860,15 +56408,17 @@
           <w:color w:val="FF0000"/>
           <w:sz w:val="28"/>
           <w:szCs w:val="28"/>
-        </w:rPr>
-        <w:t xml:space="preserve"> </w:t>
-      </w:r>
-      <w:proofErr w:type="spellStart"/>
-      <w:r>
-        <w:rPr>
-          <w:color w:val="FF0000"/>
-          <w:sz w:val="28"/>
-          <w:szCs w:val="28"/>
+          <w:lang w:val="en-US"/>
+        </w:rPr>
+        <w:t xml:space="preserve"> </w:t>
+      </w:r>
+      <w:proofErr w:type="spellStart"/>
+      <w:r>
+        <w:rPr>
+          <w:color w:val="FF0000"/>
+          <w:sz w:val="28"/>
+          <w:szCs w:val="28"/>
+          <w:lang w:val="en-US"/>
         </w:rPr>
         <w:t>ahamiyati</w:t>
       </w:r>
@@ -57878,6 +56428,7 @@
           <w:color w:val="FF0000"/>
           <w:sz w:val="28"/>
           <w:szCs w:val="28"/>
+          <w:lang w:val="en-US"/>
         </w:rPr>
         <w:t xml:space="preserve">”, 6–7 </w:t>
       </w:r>
@@ -57887,6 +56438,7 @@
           <w:color w:val="FF0000"/>
           <w:sz w:val="28"/>
           <w:szCs w:val="28"/>
+          <w:lang w:val="en-US"/>
         </w:rPr>
         <w:t>aprel</w:t>
       </w:r>
@@ -57896,6 +56448,7 @@
           <w:color w:val="FF0000"/>
           <w:sz w:val="28"/>
           <w:szCs w:val="28"/>
+          <w:lang w:val="en-US"/>
         </w:rPr>
         <w:t xml:space="preserve"> 2017 </w:t>
       </w:r>
@@ -57905,6 +56458,7 @@
           <w:color w:val="FF0000"/>
           <w:sz w:val="28"/>
           <w:szCs w:val="28"/>
+          <w:lang w:val="en-US"/>
         </w:rPr>
         <w:t>yil</w:t>
       </w:r>
@@ -57914,26 +56468,9 @@
           <w:color w:val="FF0000"/>
           <w:sz w:val="28"/>
           <w:szCs w:val="28"/>
-        </w:rPr>
-        <w:t xml:space="preserve">, </w:t>
-      </w:r>
-      <w:proofErr w:type="spellStart"/>
-      <w:r>
-        <w:rPr>
-          <w:color w:val="FF0000"/>
-          <w:sz w:val="28"/>
-          <w:szCs w:val="28"/>
-        </w:rPr>
-        <w:t>Toshkent</w:t>
-      </w:r>
-      <w:proofErr w:type="spellEnd"/>
-      <w:r>
-        <w:rPr>
-          <w:color w:val="FF0000"/>
-          <w:sz w:val="28"/>
-          <w:szCs w:val="28"/>
-        </w:rPr>
-        <w:t xml:space="preserve"> 2017. B. 116–118.</w:t>
+          <w:lang w:val="en-US"/>
+        </w:rPr>
+        <w:t>, Toshkent 2017. B. 116–118.</w:t>
       </w:r>
     </w:p>
     <w:p>
@@ -57946,6 +56483,7 @@
           <w:color w:val="FF0000"/>
           <w:sz w:val="28"/>
           <w:szCs w:val="28"/>
+          <w:lang w:val="en-US"/>
         </w:rPr>
       </w:pPr>
       <w:proofErr w:type="spellStart"/>
@@ -57954,6 +56492,7 @@
           <w:color w:val="FF0000"/>
           <w:sz w:val="28"/>
           <w:szCs w:val="28"/>
+          <w:lang w:val="en-US"/>
         </w:rPr>
         <w:t>Xudoyqulov</w:t>
       </w:r>
@@ -57963,6 +56502,7 @@
           <w:color w:val="FF0000"/>
           <w:sz w:val="28"/>
           <w:szCs w:val="28"/>
+          <w:lang w:val="en-US"/>
         </w:rPr>
         <w:t xml:space="preserve"> Z. T., </w:t>
       </w:r>
@@ -57972,6 +56512,7 @@
           <w:color w:val="FF0000"/>
           <w:sz w:val="28"/>
           <w:szCs w:val="28"/>
+          <w:lang w:val="en-US"/>
         </w:rPr>
         <w:t>Allanov</w:t>
       </w:r>
@@ -57981,6 +56522,7 @@
           <w:color w:val="FF0000"/>
           <w:sz w:val="28"/>
           <w:szCs w:val="28"/>
+          <w:lang w:val="en-US"/>
         </w:rPr>
         <w:t xml:space="preserve"> O., </w:t>
       </w:r>
@@ -57990,6 +56532,7 @@
           <w:color w:val="FF0000"/>
           <w:sz w:val="28"/>
           <w:szCs w:val="28"/>
+          <w:lang w:val="en-US"/>
         </w:rPr>
         <w:t>Xolimtayeva</w:t>
       </w:r>
@@ -57999,6 +56542,7 @@
           <w:color w:val="FF0000"/>
           <w:sz w:val="28"/>
           <w:szCs w:val="28"/>
+          <w:lang w:val="en-US"/>
         </w:rPr>
         <w:t xml:space="preserve"> I. U. “</w:t>
       </w:r>
@@ -58008,6 +56552,7 @@
           <w:color w:val="FF0000"/>
           <w:sz w:val="28"/>
           <w:szCs w:val="28"/>
+          <w:lang w:val="en-US"/>
         </w:rPr>
         <w:t>Zamonaviy</w:t>
       </w:r>
@@ -58017,15 +56562,17 @@
           <w:color w:val="FF0000"/>
           <w:sz w:val="28"/>
           <w:szCs w:val="28"/>
-        </w:rPr>
-        <w:t xml:space="preserve"> </w:t>
-      </w:r>
-      <w:proofErr w:type="spellStart"/>
-      <w:r>
-        <w:rPr>
-          <w:color w:val="FF0000"/>
-          <w:sz w:val="28"/>
-          <w:szCs w:val="28"/>
+          <w:lang w:val="en-US"/>
+        </w:rPr>
+        <w:t xml:space="preserve"> </w:t>
+      </w:r>
+      <w:proofErr w:type="spellStart"/>
+      <w:r>
+        <w:rPr>
+          <w:color w:val="FF0000"/>
+          <w:sz w:val="28"/>
+          <w:szCs w:val="28"/>
+          <w:lang w:val="en-US"/>
         </w:rPr>
         <w:t>xesh</w:t>
       </w:r>
@@ -58035,15 +56582,17 @@
           <w:color w:val="FF0000"/>
           <w:sz w:val="28"/>
           <w:szCs w:val="28"/>
-        </w:rPr>
-        <w:t xml:space="preserve"> </w:t>
-      </w:r>
-      <w:proofErr w:type="spellStart"/>
-      <w:r>
-        <w:rPr>
-          <w:color w:val="FF0000"/>
-          <w:sz w:val="28"/>
-          <w:szCs w:val="28"/>
+          <w:lang w:val="en-US"/>
+        </w:rPr>
+        <w:t xml:space="preserve"> </w:t>
+      </w:r>
+      <w:proofErr w:type="spellStart"/>
+      <w:r>
+        <w:rPr>
+          <w:color w:val="FF0000"/>
+          <w:sz w:val="28"/>
+          <w:szCs w:val="28"/>
+          <w:lang w:val="en-US"/>
         </w:rPr>
         <w:t>funksiyalarning</w:t>
       </w:r>
@@ -58053,15 +56602,17 @@
           <w:color w:val="FF0000"/>
           <w:sz w:val="28"/>
           <w:szCs w:val="28"/>
-        </w:rPr>
-        <w:t xml:space="preserve"> </w:t>
-      </w:r>
-      <w:proofErr w:type="spellStart"/>
-      <w:r>
-        <w:rPr>
-          <w:color w:val="FF0000"/>
-          <w:sz w:val="28"/>
-          <w:szCs w:val="28"/>
+          <w:lang w:val="en-US"/>
+        </w:rPr>
+        <w:t xml:space="preserve"> </w:t>
+      </w:r>
+      <w:proofErr w:type="spellStart"/>
+      <w:r>
+        <w:rPr>
+          <w:color w:val="FF0000"/>
+          <w:sz w:val="28"/>
+          <w:szCs w:val="28"/>
+          <w:lang w:val="en-US"/>
         </w:rPr>
         <w:t>xavfsizlik</w:t>
       </w:r>
@@ -58071,15 +56622,17 @@
           <w:color w:val="FF0000"/>
           <w:sz w:val="28"/>
           <w:szCs w:val="28"/>
-        </w:rPr>
-        <w:t xml:space="preserve"> </w:t>
-      </w:r>
-      <w:proofErr w:type="spellStart"/>
-      <w:r>
-        <w:rPr>
-          <w:color w:val="FF0000"/>
-          <w:sz w:val="28"/>
-          <w:szCs w:val="28"/>
+          <w:lang w:val="en-US"/>
+        </w:rPr>
+        <w:t xml:space="preserve"> </w:t>
+      </w:r>
+      <w:proofErr w:type="spellStart"/>
+      <w:r>
+        <w:rPr>
+          <w:color w:val="FF0000"/>
+          <w:sz w:val="28"/>
+          <w:szCs w:val="28"/>
+          <w:lang w:val="en-US"/>
         </w:rPr>
         <w:t>va</w:t>
       </w:r>
@@ -58089,15 +56642,17 @@
           <w:color w:val="FF0000"/>
           <w:sz w:val="28"/>
           <w:szCs w:val="28"/>
-        </w:rPr>
-        <w:t xml:space="preserve"> </w:t>
-      </w:r>
-      <w:proofErr w:type="spellStart"/>
-      <w:r>
-        <w:rPr>
-          <w:color w:val="FF0000"/>
-          <w:sz w:val="28"/>
-          <w:szCs w:val="28"/>
+          <w:lang w:val="en-US"/>
+        </w:rPr>
+        <w:t xml:space="preserve"> </w:t>
+      </w:r>
+      <w:proofErr w:type="spellStart"/>
+      <w:r>
+        <w:rPr>
+          <w:color w:val="FF0000"/>
+          <w:sz w:val="28"/>
+          <w:szCs w:val="28"/>
+          <w:lang w:val="en-US"/>
         </w:rPr>
         <w:t>tezlik</w:t>
       </w:r>
@@ -58107,15 +56662,17 @@
           <w:color w:val="FF0000"/>
           <w:sz w:val="28"/>
           <w:szCs w:val="28"/>
-        </w:rPr>
-        <w:t xml:space="preserve"> </w:t>
-      </w:r>
-      <w:proofErr w:type="spellStart"/>
-      <w:r>
-        <w:rPr>
-          <w:color w:val="FF0000"/>
-          <w:sz w:val="28"/>
-          <w:szCs w:val="28"/>
+          <w:lang w:val="en-US"/>
+        </w:rPr>
+        <w:t xml:space="preserve"> </w:t>
+      </w:r>
+      <w:proofErr w:type="spellStart"/>
+      <w:r>
+        <w:rPr>
+          <w:color w:val="FF0000"/>
+          <w:sz w:val="28"/>
+          <w:szCs w:val="28"/>
+          <w:lang w:val="en-US"/>
         </w:rPr>
         <w:t>xususiyatlari</w:t>
       </w:r>
@@ -58125,15 +56682,17 @@
           <w:color w:val="FF0000"/>
           <w:sz w:val="28"/>
           <w:szCs w:val="28"/>
-        </w:rPr>
-        <w:t xml:space="preserve"> </w:t>
-      </w:r>
-      <w:proofErr w:type="spellStart"/>
-      <w:r>
-        <w:rPr>
-          <w:color w:val="FF0000"/>
-          <w:sz w:val="28"/>
-          <w:szCs w:val="28"/>
+          <w:lang w:val="en-US"/>
+        </w:rPr>
+        <w:t xml:space="preserve"> </w:t>
+      </w:r>
+      <w:proofErr w:type="spellStart"/>
+      <w:r>
+        <w:rPr>
+          <w:color w:val="FF0000"/>
+          <w:sz w:val="28"/>
+          <w:szCs w:val="28"/>
+          <w:lang w:val="en-US"/>
         </w:rPr>
         <w:t>asosidagi</w:t>
       </w:r>
@@ -58143,15 +56702,17 @@
           <w:color w:val="FF0000"/>
           <w:sz w:val="28"/>
           <w:szCs w:val="28"/>
-        </w:rPr>
-        <w:t xml:space="preserve"> </w:t>
-      </w:r>
-      <w:proofErr w:type="spellStart"/>
-      <w:r>
-        <w:rPr>
-          <w:color w:val="FF0000"/>
-          <w:sz w:val="28"/>
-          <w:szCs w:val="28"/>
+          <w:lang w:val="en-US"/>
+        </w:rPr>
+        <w:t xml:space="preserve"> </w:t>
+      </w:r>
+      <w:proofErr w:type="spellStart"/>
+      <w:r>
+        <w:rPr>
+          <w:color w:val="FF0000"/>
+          <w:sz w:val="28"/>
+          <w:szCs w:val="28"/>
+          <w:lang w:val="en-US"/>
         </w:rPr>
         <w:t>tahlili</w:t>
       </w:r>
@@ -58161,6 +56722,7 @@
           <w:color w:val="FF0000"/>
           <w:sz w:val="28"/>
           <w:szCs w:val="28"/>
+          <w:lang w:val="en-US"/>
         </w:rPr>
         <w:t xml:space="preserve">.” </w:t>
       </w:r>
@@ -58171,6 +56733,7 @@
           <w:color w:val="FF0000"/>
           <w:sz w:val="28"/>
           <w:szCs w:val="28"/>
+          <w:lang w:val="en-US"/>
         </w:rPr>
         <w:t>Axborotkommunikatsiyalar</w:t>
       </w:r>
@@ -58181,6 +56744,7 @@
           <w:color w:val="FF0000"/>
           <w:sz w:val="28"/>
           <w:szCs w:val="28"/>
+          <w:lang w:val="en-US"/>
         </w:rPr>
         <w:t xml:space="preserve">: </w:t>
       </w:r>
@@ -58191,6 +56755,7 @@
           <w:color w:val="FF0000"/>
           <w:sz w:val="28"/>
           <w:szCs w:val="28"/>
+          <w:lang w:val="en-US"/>
         </w:rPr>
         <w:t>Tarmoqlar</w:t>
       </w:r>
@@ -58201,6 +56766,7 @@
           <w:color w:val="FF0000"/>
           <w:sz w:val="28"/>
           <w:szCs w:val="28"/>
+          <w:lang w:val="en-US"/>
         </w:rPr>
         <w:t xml:space="preserve">, </w:t>
       </w:r>
@@ -58211,6 +56777,7 @@
           <w:color w:val="FF0000"/>
           <w:sz w:val="28"/>
           <w:szCs w:val="28"/>
+          <w:lang w:val="en-US"/>
         </w:rPr>
         <w:t>Texnologiyalar</w:t>
       </w:r>
@@ -58221,6 +56788,7 @@
           <w:color w:val="FF0000"/>
           <w:sz w:val="28"/>
           <w:szCs w:val="28"/>
+          <w:lang w:val="en-US"/>
         </w:rPr>
         <w:t xml:space="preserve">, </w:t>
       </w:r>
@@ -58231,6 +56799,7 @@
           <w:color w:val="FF0000"/>
           <w:sz w:val="28"/>
           <w:szCs w:val="28"/>
+          <w:lang w:val="en-US"/>
         </w:rPr>
         <w:t>Yechimlar</w:t>
       </w:r>
@@ -58240,15 +56809,17 @@
           <w:color w:val="FF0000"/>
           <w:sz w:val="28"/>
           <w:szCs w:val="28"/>
-        </w:rPr>
-        <w:t xml:space="preserve"> </w:t>
-      </w:r>
-      <w:proofErr w:type="spellStart"/>
-      <w:r>
-        <w:rPr>
-          <w:color w:val="FF0000"/>
-          <w:sz w:val="28"/>
-          <w:szCs w:val="28"/>
+          <w:lang w:val="en-US"/>
+        </w:rPr>
+        <w:t xml:space="preserve"> </w:t>
+      </w:r>
+      <w:proofErr w:type="spellStart"/>
+      <w:r>
+        <w:rPr>
+          <w:color w:val="FF0000"/>
+          <w:sz w:val="28"/>
+          <w:szCs w:val="28"/>
+          <w:lang w:val="en-US"/>
         </w:rPr>
         <w:t>ilmiy-texnik</w:t>
       </w:r>
@@ -58258,15 +56829,17 @@
           <w:color w:val="FF0000"/>
           <w:sz w:val="28"/>
           <w:szCs w:val="28"/>
-        </w:rPr>
-        <w:t xml:space="preserve"> </w:t>
-      </w:r>
-      <w:proofErr w:type="spellStart"/>
-      <w:r>
-        <w:rPr>
-          <w:color w:val="FF0000"/>
-          <w:sz w:val="28"/>
-          <w:szCs w:val="28"/>
+          <w:lang w:val="en-US"/>
+        </w:rPr>
+        <w:t xml:space="preserve"> </w:t>
+      </w:r>
+      <w:proofErr w:type="spellStart"/>
+      <w:r>
+        <w:rPr>
+          <w:color w:val="FF0000"/>
+          <w:sz w:val="28"/>
+          <w:szCs w:val="28"/>
+          <w:lang w:val="en-US"/>
         </w:rPr>
         <w:t>jurnal</w:t>
       </w:r>
@@ -58276,6 +56849,7 @@
           <w:color w:val="FF0000"/>
           <w:sz w:val="28"/>
           <w:szCs w:val="28"/>
+          <w:lang w:val="en-US"/>
         </w:rPr>
         <w:t>, 4(48)/2018. B. 45–53.</w:t>
       </w:r>
@@ -58299,6 +56873,7 @@
           <w:color w:val="FF0000"/>
           <w:sz w:val="28"/>
           <w:szCs w:val="28"/>
+          <w:lang w:val="en-US"/>
         </w:rPr>
         <w:t>Ilxom</w:t>
       </w:r>
@@ -58308,15 +56883,17 @@
           <w:color w:val="FF0000"/>
           <w:sz w:val="28"/>
           <w:szCs w:val="28"/>
-        </w:rPr>
-        <w:t xml:space="preserve"> </w:t>
-      </w:r>
-      <w:proofErr w:type="spellStart"/>
-      <w:r>
-        <w:rPr>
-          <w:color w:val="FF0000"/>
-          <w:sz w:val="28"/>
-          <w:szCs w:val="28"/>
+          <w:lang w:val="en-US"/>
+        </w:rPr>
+        <w:t xml:space="preserve"> </w:t>
+      </w:r>
+      <w:proofErr w:type="spellStart"/>
+      <w:r>
+        <w:rPr>
+          <w:color w:val="FF0000"/>
+          <w:sz w:val="28"/>
+          <w:szCs w:val="28"/>
+          <w:lang w:val="en-US"/>
         </w:rPr>
         <w:t>Boyquziyev</w:t>
       </w:r>
@@ -58326,6 +56903,7 @@
           <w:color w:val="FF0000"/>
           <w:sz w:val="28"/>
           <w:szCs w:val="28"/>
+          <w:lang w:val="en-US"/>
         </w:rPr>
         <w:t xml:space="preserve">, </w:t>
       </w:r>
@@ -58335,6 +56913,7 @@
           <w:color w:val="FF0000"/>
           <w:sz w:val="28"/>
           <w:szCs w:val="28"/>
+          <w:lang w:val="en-US"/>
         </w:rPr>
         <w:t>Ilhom</w:t>
       </w:r>
@@ -58344,15 +56923,17 @@
           <w:color w:val="FF0000"/>
           <w:sz w:val="28"/>
           <w:szCs w:val="28"/>
-        </w:rPr>
-        <w:t xml:space="preserve"> </w:t>
-      </w:r>
-      <w:proofErr w:type="spellStart"/>
-      <w:r>
-        <w:rPr>
-          <w:color w:val="FF0000"/>
-          <w:sz w:val="28"/>
-          <w:szCs w:val="28"/>
+          <w:lang w:val="en-US"/>
+        </w:rPr>
+        <w:t xml:space="preserve"> </w:t>
+      </w:r>
+      <w:proofErr w:type="spellStart"/>
+      <w:r>
+        <w:rPr>
+          <w:color w:val="FF0000"/>
+          <w:sz w:val="28"/>
+          <w:szCs w:val="28"/>
+          <w:lang w:val="en-US"/>
         </w:rPr>
         <w:t>Rahmatullayev</w:t>
       </w:r>
@@ -58362,6 +56943,7 @@
           <w:color w:val="FF0000"/>
           <w:sz w:val="28"/>
           <w:szCs w:val="28"/>
+          <w:lang w:val="en-US"/>
         </w:rPr>
         <w:t xml:space="preserve">, &amp; </w:t>
       </w:r>
@@ -58371,6 +56953,7 @@
           <w:color w:val="FF0000"/>
           <w:sz w:val="28"/>
           <w:szCs w:val="28"/>
+          <w:lang w:val="en-US"/>
         </w:rPr>
         <w:t>Ogiloy</w:t>
       </w:r>
@@ -58380,15 +56963,17 @@
           <w:color w:val="FF0000"/>
           <w:sz w:val="28"/>
           <w:szCs w:val="28"/>
-        </w:rPr>
-        <w:t xml:space="preserve"> </w:t>
-      </w:r>
-      <w:proofErr w:type="spellStart"/>
-      <w:r>
-        <w:rPr>
-          <w:color w:val="FF0000"/>
-          <w:sz w:val="28"/>
-          <w:szCs w:val="28"/>
+          <w:lang w:val="en-US"/>
+        </w:rPr>
+        <w:t xml:space="preserve"> </w:t>
+      </w:r>
+      <w:proofErr w:type="spellStart"/>
+      <w:r>
+        <w:rPr>
+          <w:color w:val="FF0000"/>
+          <w:sz w:val="28"/>
+          <w:szCs w:val="28"/>
+          <w:lang w:val="en-US"/>
         </w:rPr>
         <w:t>Axadova</w:t>
       </w:r>
@@ -58398,6 +56983,7 @@
           <w:color w:val="FF0000"/>
           <w:sz w:val="28"/>
           <w:szCs w:val="28"/>
+          <w:lang w:val="en-US"/>
         </w:rPr>
         <w:t xml:space="preserve">. </w:t>
       </w:r>
@@ -60036,50 +58622,23 @@
     </w:p>
     <w:p>
       <w:pPr>
-        <w:pStyle w:val="1"/>
-        <w:spacing w:before="0" w:beforeAutospacing="0" w:after="0" w:afterAutospacing="0" w:line="360" w:lineRule="auto"/>
-        <w:rPr>
-          <w:i w:val="0"/>
-          <w:iCs/>
-          <w:noProof/>
+        <w:pStyle w:val="Shakl"/>
+        <w:rPr>
+          <w:i/>
         </w:rPr>
       </w:pPr>
       <w:r>
-        <w:rPr>
-          <w:noProof/>
-          <w:lang w:val="uz-Cyrl-UZ"/>
-        </w:rPr>
         <w:br w:type="page"/>
       </w:r>
-      <w:bookmarkStart w:id="25" w:name="_Toc214563815"/>
-      <w:r>
-        <w:rPr>
-          <w:i w:val="0"/>
-          <w:iCs/>
-          <w:noProof/>
-          <w:lang w:val="uz-Cyrl-UZ"/>
-        </w:rPr>
+      <w:bookmarkStart w:id="7" w:name="_Toc214567424"/>
+      <w:r>
         <w:lastRenderedPageBreak/>
         <w:t>5-</w:t>
       </w:r>
       <w:r>
-        <w:rPr>
-          <w:i w:val="0"/>
-          <w:iCs/>
-          <w:noProof/>
-          <w:lang w:val="uz-Cyrl-UZ"/>
-        </w:rPr>
-        <w:t>sh</w:t>
-      </w:r>
-      <w:r>
-        <w:rPr>
-          <w:i w:val="0"/>
-          <w:iCs/>
-          <w:noProof/>
-        </w:rPr>
-        <w:t>akl</w:t>
-      </w:r>
-      <w:bookmarkEnd w:id="25"/>
+        <w:t>shakl</w:t>
+      </w:r>
+      <w:bookmarkEnd w:id="7"/>
     </w:p>
     <w:p>
       <w:pPr>
@@ -60176,7 +58735,6 @@
                 <w:szCs w:val="22"/>
               </w:rPr>
             </w:pPr>
-            <w:bookmarkStart w:id="26" w:name="_Toc214563816"/>
             <w:proofErr w:type="spellStart"/>
             <w:r>
               <w:rPr>
@@ -60231,7 +58789,6 @@
               </w:rPr>
               <w:t>)</w:t>
             </w:r>
-            <w:bookmarkEnd w:id="26"/>
           </w:p>
         </w:tc>
       </w:tr>
@@ -61376,6 +59933,7 @@
         <w:docPartUnique/>
       </w:docPartObj>
     </w:sdtPr>
+    <w:sdtEndPr/>
     <w:sdtContent>
       <w:p>
         <w:pPr>
@@ -61416,6 +59974,7 @@
         <w:docPartUnique/>
       </w:docPartObj>
     </w:sdtPr>
+    <w:sdtEndPr/>
     <w:sdtContent>
       <w:p>
         <w:pPr>
@@ -67471,6 +66030,50 @@
       <w:lang w:val="ru-RU" w:eastAsia="zh-CN"/>
     </w:rPr>
   </w:style>
+  <w:style w:type="paragraph" w:customStyle="1" w:styleId="Shakl">
+    <w:name w:val="Shakl"/>
+    <w:basedOn w:val="1"/>
+    <w:link w:val="Shakl0"/>
+    <w:qFormat/>
+    <w:rsid w:val="00083213"/>
+    <w:pPr>
+      <w:spacing w:before="0" w:beforeAutospacing="0" w:after="0" w:afterAutospacing="0" w:line="360" w:lineRule="auto"/>
+    </w:pPr>
+    <w:rPr>
+      <w:i w:val="0"/>
+      <w:iCs/>
+      <w:noProof/>
+      <w:lang w:val="uz-Cyrl-UZ"/>
+    </w:rPr>
+  </w:style>
+  <w:style w:type="character" w:customStyle="1" w:styleId="Shakl0">
+    <w:name w:val="Shakl Знак"/>
+    <w:basedOn w:val="10"/>
+    <w:link w:val="Shakl"/>
+    <w:rsid w:val="00083213"/>
+    <w:rPr>
+      <w:b/>
+      <w:bCs/>
+      <w:i w:val="0"/>
+      <w:iCs/>
+      <w:noProof/>
+      <w:kern w:val="36"/>
+      <w:sz w:val="28"/>
+      <w:szCs w:val="48"/>
+      <w:lang w:val="ru-RU" w:eastAsia="ru-RU"/>
+    </w:rPr>
+  </w:style>
+  <w:style w:type="paragraph" w:styleId="7">
+    <w:name w:val="toc 7"/>
+    <w:basedOn w:val="a"/>
+    <w:next w:val="a"/>
+    <w:autoRedefine/>
+    <w:rsid w:val="00625A22"/>
+    <w:pPr>
+      <w:spacing w:after="100"/>
+      <w:ind w:left="1680"/>
+    </w:pPr>
+  </w:style>
 </w:styles>
 </file>
 
@@ -67740,7 +66343,7 @@
 </file>
 
 <file path=customXml/itemProps1.xml><?xml version="1.0" encoding="utf-8"?>
-<ds:datastoreItem xmlns:ds="http://schemas.openxmlformats.org/officeDocument/2006/customXml" ds:itemID="{0E9C5CE1-6869-4319-934A-1746F15D60F7}">
+<ds:datastoreItem xmlns:ds="http://schemas.openxmlformats.org/officeDocument/2006/customXml" ds:itemID="{BD228984-7E2D-4AF8-B522-CE727FC82639}">
   <ds:schemaRefs>
     <ds:schemaRef ds:uri="http://schemas.openxmlformats.org/officeDocument/2006/bibliography"/>
   </ds:schemaRefs>
